--- a/kumoh-pilot/Kumoh_Pilot_Proposal.docx
+++ b/kumoh-pilot/Kumoh_Pilot_Proposal.docx
@@ -1,16 +1,19 @@
 
 <file path=word/document.xml><?xml version="1.0" encoding="utf-8"?>
-<w:document xmlns:wpc="http://schemas.microsoft.com/office/word/2010/wordprocessingCanvas" xmlns:mc="http://schemas.openxmlformats.org/markup-compatibility/2006" xmlns:o="urn:schemas-microsoft-com:office:office" xmlns:r="http://schemas.openxmlformats.org/officeDocument/2006/relationships" xmlns:m="http://schemas.openxmlformats.org/officeDocument/2006/math" xmlns:v="urn:schemas-microsoft-com:vml" xmlns:wp14="http://schemas.microsoft.com/office/word/2010/wordprocessingDrawing" xmlns:wp="http://schemas.openxmlformats.org/drawingml/2006/wordprocessingDrawing" xmlns:w10="urn:schemas-microsoft-com:office:word" xmlns:w="http://schemas.openxmlformats.org/wordprocessingml/2006/main" xmlns:w14="http://schemas.microsoft.com/office/word/2010/wordml" xmlns:w15="http://schemas.microsoft.com/office/word/2012/wordml" xmlns:wpg="http://schemas.microsoft.com/office/word/2010/wordprocessingGroup" xmlns:wpi="http://schemas.microsoft.com/office/word/2010/wordprocessingInk" xmlns:wne="http://schemas.microsoft.com/office/word/2006/wordml" xmlns:wps="http://schemas.microsoft.com/office/word/2010/wordprocessingShape" xmlns:cx="http://schemas.microsoft.com/office/drawing/2014/chartex" xmlns:cx1="http://schemas.microsoft.com/office/drawing/2015/9/8/chartex" xmlns:cx2="http://schemas.microsoft.com/office/drawing/2015/10/21/chartex" xmlns:cx3="http://schemas.microsoft.com/office/drawing/2016/5/9/chartex" xmlns:cx4="http://schemas.microsoft.com/office/drawing/2016/5/10/chartex" xmlns:cx5="http://schemas.microsoft.com/office/drawing/2016/5/11/chartex" xmlns:cx6="http://schemas.microsoft.com/office/drawing/2016/5/12/chartex" xmlns:cx7="http://schemas.microsoft.com/office/drawing/2016/5/13/chartex" xmlns:cx8="http://schemas.microsoft.com/office/drawing/2016/5/14/chartex" xmlns:aink="http://schemas.microsoft.com/office/drawing/2016/ink" xmlns:am3d="http://schemas.microsoft.com/office/drawing/2017/model3d" xmlns:w16cex="http://schemas.microsoft.com/office/word/2018/wordml/cex" xmlns:w16cid="http://schemas.microsoft.com/office/word/2016/wordml/cid" xmlns:w16="http://schemas.microsoft.com/office/word/2018/wordml" xmlns:w16sdtdh="http://schemas.microsoft.com/office/word/2020/wordml/sdtdatahash" xmlns:w16se="http://schemas.microsoft.com/office/word/2015/wordml/symex" mc:Ignorable="w14 w15 wp14">
+<w:document xmlns:wpc="http://schemas.microsoft.com/office/word/2010/wordprocessingCanvas" xmlns:cx="http://schemas.microsoft.com/office/drawing/2014/chartex" xmlns:cx1="http://schemas.microsoft.com/office/drawing/2015/9/8/chartex" xmlns:cx2="http://schemas.microsoft.com/office/drawing/2015/10/21/chartex" xmlns:cx3="http://schemas.microsoft.com/office/drawing/2016/5/9/chartex" xmlns:cx4="http://schemas.microsoft.com/office/drawing/2016/5/10/chartex" xmlns:cx5="http://schemas.microsoft.com/office/drawing/2016/5/11/chartex" xmlns:cx6="http://schemas.microsoft.com/office/drawing/2016/5/12/chartex" xmlns:cx7="http://schemas.microsoft.com/office/drawing/2016/5/13/chartex" xmlns:cx8="http://schemas.microsoft.com/office/drawing/2016/5/14/chartex" xmlns:mc="http://schemas.openxmlformats.org/markup-compatibility/2006" xmlns:aink="http://schemas.microsoft.com/office/drawing/2016/ink" xmlns:am3d="http://schemas.microsoft.com/office/drawing/2017/model3d" xmlns:o="urn:schemas-microsoft-com:office:office" xmlns:oel="http://schemas.microsoft.com/office/2019/extlst" xmlns:r="http://schemas.openxmlformats.org/officeDocument/2006/relationships" xmlns:m="http://schemas.openxmlformats.org/officeDocument/2006/math" xmlns:v="urn:schemas-microsoft-com:vml" xmlns:wp14="http://schemas.microsoft.com/office/word/2010/wordprocessingDrawing" xmlns:wp="http://schemas.openxmlformats.org/drawingml/2006/wordprocessingDrawing" xmlns:w10="urn:schemas-microsoft-com:office:word" xmlns:w="http://schemas.openxmlformats.org/wordprocessingml/2006/main" xmlns:w14="http://schemas.microsoft.com/office/word/2010/wordml" xmlns:w15="http://schemas.microsoft.com/office/word/2012/wordml" xmlns:w16cex="http://schemas.microsoft.com/office/word/2018/wordml/cex" xmlns:w16cid="http://schemas.microsoft.com/office/word/2016/wordml/cid" xmlns:w16="http://schemas.microsoft.com/office/word/2018/wordml" xmlns:w16du="http://schemas.microsoft.com/office/word/2023/wordml/word16du" xmlns:w16sdtdh="http://schemas.microsoft.com/office/word/2020/wordml/sdtdatahash" xmlns:w16sdtfl="http://schemas.microsoft.com/office/word/2024/wordml/sdtformatlock" xmlns:w16se="http://schemas.microsoft.com/office/word/2015/wordml/symex" xmlns:wpg="http://schemas.microsoft.com/office/word/2010/wordprocessingGroup" xmlns:wpi="http://schemas.microsoft.com/office/word/2010/wordprocessingInk" xmlns:wne="http://schemas.microsoft.com/office/word/2006/wordml" xmlns:wps="http://schemas.microsoft.com/office/word/2010/wordprocessingShape" mc:Ignorable="w14 w15 w16se w16cid w16 w16cex w16sdtdh w16sdtfl w16du wp14">
   <w:body>
     <w:p>
       <w:pPr>
         <w:spacing w:after="80"/>
       </w:pPr>
       <w:r>
+        <w:rPr>
+          <w:noProof/>
+        </w:rPr>
         <w:drawing>
-          <wp:inline distT="0" distB="0" distL="0" distR="0">
+          <wp:inline distT="0" distB="0" distL="0" distR="0" wp14:anchorId="79708956" wp14:editId="6D5198C8">
             <wp:extent cx="2047875" cy="466725"/>
-            <wp:effectExtent t="0" r="0" b="0" l="0"/>
+            <wp:effectExtent l="0" t="0" r="0" b="0"/>
             <wp:docPr id="1" name="logo" descr="Lingo Booth logo" title="Lingo Booth"/>
             <wp:cNvGraphicFramePr>
               <a:graphicFrameLocks xmlns:a="http://schemas.openxmlformats.org/drawingml/2006/main" noChangeAspect="1"/>
@@ -19,13 +22,13 @@
               <a:graphicData uri="http://schemas.openxmlformats.org/drawingml/2006/picture">
                 <pic:pic xmlns:pic="http://schemas.openxmlformats.org/drawingml/2006/picture">
                   <pic:nvPicPr>
-                    <pic:cNvPr id="0" name="" descr=""/>
+                    <pic:cNvPr id="0" name=""/>
                     <pic:cNvPicPr>
                       <a:picLocks noChangeAspect="1" noChangeArrowheads="1"/>
                     </pic:cNvPicPr>
                   </pic:nvPicPr>
                   <pic:blipFill>
-                    <a:blip r:embed="rId8" cstate="none"/>
+                    <a:blip r:embed="rId7"/>
                     <a:srcRect/>
                     <a:stretch>
                       <a:fillRect/>
@@ -49,7 +52,7 @@
     </w:p>
     <w:p>
       <w:pPr>
-        <w:shd w:fill="12402A" w:val="clear"/>
+        <w:shd w:val="clear" w:color="auto" w:fill="12402A"/>
         <w:spacing w:after="160"/>
       </w:pPr>
       <w:r>
@@ -58,7 +61,7 @@
           <w:sz w:val="20"/>
           <w:szCs w:val="20"/>
         </w:rPr>
-        <w:t xml:space="preserve">Partnership Pilot Proposal</w:t>
+        <w:t>Partnership Pilot Proposal</w:t>
       </w:r>
     </w:p>
     <w:p>
@@ -70,10 +73,22 @@
           <w:b/>
           <w:bCs/>
         </w:rPr>
-        <w:t xml:space="preserve">Prepared for:  </w:t>
-      </w:r>
-      <w:r>
-        <w:t xml:space="preserve">Kumoh National Institute of Technology, International Programs &amp; Language Education Center, Gumi, Republic of Korea</w:t>
+        <w:t>Prepared for</w:t>
+      </w:r>
+      <w:proofErr w:type="gramStart"/>
+      <w:r>
+        <w:rPr>
+          <w:b/>
+          <w:bCs/>
+        </w:rPr>
+        <w:t xml:space="preserve">:  </w:t>
+      </w:r>
+      <w:r>
+        <w:t>Kumoh</w:t>
+      </w:r>
+      <w:proofErr w:type="gramEnd"/>
+      <w:r>
+        <w:t xml:space="preserve"> National Institute of Technology, International Programs &amp; Language Education Center, Gumi, Republic of Korea</w:t>
       </w:r>
     </w:p>
     <w:p>
@@ -88,7 +103,15 @@
         <w:t xml:space="preserve">Prepared by:  </w:t>
       </w:r>
       <w:r>
-        <w:t xml:space="preserve">Dr Ikechi Saviour Igboanusi (PhD), Lingo Booth</w:t>
+        <w:t xml:space="preserve">Dr Ikechi Saviour </w:t>
+      </w:r>
+      <w:proofErr w:type="spellStart"/>
+      <w:r>
+        <w:t>Igboanusi</w:t>
+      </w:r>
+      <w:proofErr w:type="spellEnd"/>
+      <w:r>
+        <w:t xml:space="preserve"> (PhD), Lingo Booth</w:t>
       </w:r>
     </w:p>
     <w:p>
@@ -100,10 +123,22 @@
           <w:b/>
           <w:bCs/>
         </w:rPr>
-        <w:t xml:space="preserve">Date:  </w:t>
-      </w:r>
-      <w:r>
-        <w:t xml:space="preserve">June 2026</w:t>
+        <w:t>Date</w:t>
+      </w:r>
+      <w:proofErr w:type="gramStart"/>
+      <w:r>
+        <w:rPr>
+          <w:b/>
+          <w:bCs/>
+        </w:rPr>
+        <w:t xml:space="preserve">:  </w:t>
+      </w:r>
+      <w:r>
+        <w:t>June</w:t>
+      </w:r>
+      <w:proofErr w:type="gramEnd"/>
+      <w:r>
+        <w:t xml:space="preserve"> 2026</w:t>
       </w:r>
     </w:p>
     <w:p>
@@ -111,7 +146,7 @@
         <w:pStyle w:val="Heading1"/>
       </w:pPr>
       <w:r>
-        <w:t xml:space="preserve">1. Summary</w:t>
+        <w:t>1. Summary</w:t>
       </w:r>
     </w:p>
     <w:p>
@@ -119,7 +154,26 @@
         <w:spacing w:after="120"/>
       </w:pPr>
       <w:r>
-        <w:t xml:space="preserve">Lingo Booth proposes a fall pilot with Kumoh National Institute of Technology, built around two distinct tracks. Track A, the Korean evening classes for international graduate students, is our priority and the anchor of the pilot; it gives those students daily guided practice in their own language between the twice-weekly sessions. Track B, the Korean Language Program, runs in parallel for the full-time language students across the fall intake, while we map our content onto the program's established curriculum. Lingo Booth (web and mobile) gives every learner guided lessons, conversation practice, and self-study tools, and gives coordinators a clear view of who is engaging and progressing. We are seeking Kumoh as a founding institutional partner and offer founding-partner pricing in exchange for feedback that shapes the product.</w:t>
+        <w:t>Lingo Booth proposes a fall pilot with Kumoh National Institute of Technology, built around two distinct tracks. Track A, the Korean evening classes for international graduate students, is our priority and the anchor of the pilot; it gives those students daily guided practice in their own language between the twice-weekly sessions. Track B, the Korean Language Program, runs in parallel for the full-time language students across the fall intake, while we map our content onto the program's established curricu</w:t>
+      </w:r>
+      <w:r>
+        <w:t xml:space="preserve">lum. Lingo Booth (web and mobile) gives every learner guided </w:t>
+      </w:r>
+      <w:proofErr w:type="gramStart"/>
+      <w:r>
+        <w:t>lessons</w:t>
+      </w:r>
+      <w:proofErr w:type="gramEnd"/>
+      <w:r>
+        <w:t xml:space="preserve">, conversation practice, and self-study tools, and gives coordinators a clear view of who is engaging and progressing. We are seeking Kumoh as a founding institutional partner and offer </w:t>
+      </w:r>
+      <w:proofErr w:type="gramStart"/>
+      <w:r>
+        <w:t>founding-partner</w:t>
+      </w:r>
+      <w:proofErr w:type="gramEnd"/>
+      <w:r>
+        <w:t xml:space="preserve"> pricing in exchange for feedback that shapes the product.</w:t>
       </w:r>
     </w:p>
     <w:p>
@@ -127,7 +181,7 @@
         <w:pStyle w:val="Heading1"/>
       </w:pPr>
       <w:r>
-        <w:t xml:space="preserve">2. The two tracks</w:t>
+        <w:t>2. The two tracks</w:t>
       </w:r>
     </w:p>
     <w:p>
@@ -135,7 +189,7 @@
         <w:spacing w:after="120"/>
       </w:pPr>
       <w:r>
-        <w:t xml:space="preserve">The pilot runs both tracks this fall, but the evening classes are deliberately the priority and the anchor. We lead there because that is where the platform adds the most value with the least friction:</w:t>
+        <w:t>The pilot runs both tracks this fall, but the evening classes are deliberately the priority and the anchor. We lead there because that is where the platform adds the most value with the least friction:</w:t>
       </w:r>
     </w:p>
     <w:p>
@@ -155,7 +209,7 @@
         <w:t xml:space="preserve">The need is sharpest. </w:t>
       </w:r>
       <w:r>
-        <w:t xml:space="preserve">With only about two evening sessions a week, contact time is limited; a self-study companion extends it without adding teaching hours.</w:t>
+        <w:t>With only about two evening sessions a week, contact time is limited; a self-study companion extends it without adding teaching hours.</w:t>
       </w:r>
     </w:p>
     <w:p>
@@ -175,7 +229,7 @@
         <w:t xml:space="preserve">The fit is strongest. </w:t>
       </w:r>
       <w:r>
-        <w:t xml:space="preserve">These students arrive speaking many languages, and Lingo Booth can teach Korean from each student's own language rather than only through English.</w:t>
+        <w:t>These students arrive speaking many languages, and Lingo Booth can teach Korean from each student's own language rather than only through English.</w:t>
       </w:r>
     </w:p>
     <w:p>
@@ -195,7 +249,7 @@
         <w:t xml:space="preserve">Low integration friction. </w:t>
       </w:r>
       <w:r>
-        <w:t xml:space="preserve">The evening classes are a flexible support service, so the platform complements them without conflicting with a fixed syllabus.</w:t>
+        <w:t>The evening classes are a flexible support service, so the platform complements them without conflicting with a fixed syllabus.</w:t>
       </w:r>
     </w:p>
     <w:p>
@@ -215,7 +269,7 @@
         <w:t xml:space="preserve">A realistic first win. </w:t>
       </w:r>
       <w:r>
-        <w:t xml:space="preserve">Expectations there are appropriately calibrated, so success is achievable and credible.</w:t>
+        <w:t>Expectations there are appropriately calibrated, so success is achievable and credible.</w:t>
       </w:r>
     </w:p>
     <w:p>
@@ -223,7 +277,7 @@
         <w:spacing w:after="120"/>
       </w:pPr>
       <w:r>
-        <w:t xml:space="preserve">The Language Program is included from the start because its students are motivated, full-time learners who will use the platform daily and generate strong evidence, provided we set expectations around the curriculum-mapping work described in Section 7.</w:t>
+        <w:t>The Language Program is included from the start because its students are motivated, full-time learners who will use the platform daily and generate strong evidence, provided we set expectations around the curriculum-mapping work described in Section 7.</w:t>
       </w:r>
     </w:p>
     <w:p>
@@ -231,7 +285,7 @@
         <w:pStyle w:val="Heading1"/>
       </w:pPr>
       <w:r>
-        <w:t xml:space="preserve">3. Why Lingo Booth fits</w:t>
+        <w:t>3. Why Lingo Booth fits</w:t>
       </w:r>
     </w:p>
     <w:p>
@@ -243,15 +297,32 @@
         </w:numPr>
         <w:spacing w:after="60"/>
       </w:pPr>
+      <w:proofErr w:type="gramStart"/>
       <w:r>
         <w:rPr>
           <w:b/>
           <w:bCs/>
         </w:rPr>
-        <w:t xml:space="preserve">Extends limited class time. </w:t>
-      </w:r>
-      <w:r>
-        <w:t xml:space="preserve">Students keep practicing 24/7 on web or phone between sessions. It supports instructors, and does not replace them.</w:t>
+        <w:t>Extends</w:t>
+      </w:r>
+      <w:proofErr w:type="gramEnd"/>
+      <w:r>
+        <w:rPr>
+          <w:b/>
+          <w:bCs/>
+        </w:rPr>
+        <w:t xml:space="preserve"> limited class time. </w:t>
+      </w:r>
+      <w:r>
+        <w:t xml:space="preserve">Students keep practicing 24/7 on web or phone between sessions. It supports </w:t>
+      </w:r>
+      <w:proofErr w:type="gramStart"/>
+      <w:r>
+        <w:t>instructors, and</w:t>
+      </w:r>
+      <w:proofErr w:type="gramEnd"/>
+      <w:r>
+        <w:t xml:space="preserve"> does not replace them.</w:t>
       </w:r>
     </w:p>
     <w:p>
@@ -263,15 +334,24 @@
         </w:numPr>
         <w:spacing w:after="60"/>
       </w:pPr>
+      <w:proofErr w:type="gramStart"/>
       <w:r>
         <w:rPr>
           <w:b/>
           <w:bCs/>
         </w:rPr>
-        <w:t xml:space="preserve">Meets each student in their first language. </w:t>
-      </w:r>
-      <w:r>
-        <w:t xml:space="preserve">Korean is one of 20 supported languages, taught from the learner's own language for a multilingual cohort.</w:t>
+        <w:t>Meets</w:t>
+      </w:r>
+      <w:proofErr w:type="gramEnd"/>
+      <w:r>
+        <w:rPr>
+          <w:b/>
+          <w:bCs/>
+        </w:rPr>
+        <w:t xml:space="preserve"> each student in their first language. </w:t>
+      </w:r>
+      <w:r>
+        <w:t>Korean is one of 20 supported languages, taught from the learner's own language for a multilingual cohort.</w:t>
       </w:r>
     </w:p>
     <w:p>
@@ -291,7 +371,7 @@
         <w:t xml:space="preserve">Visibility for coordinators. </w:t>
       </w:r>
       <w:r>
-        <w:t xml:space="preserve">Progress reports show who is engaged, who is struggling, and where to step in.</w:t>
+        <w:t>Progress reports show who is engaged, who is struggling, and where to step in.</w:t>
       </w:r>
     </w:p>
     <w:p>
@@ -311,7 +391,7 @@
         <w:t xml:space="preserve">Placement and recognition. </w:t>
       </w:r>
       <w:r>
-        <w:t xml:space="preserve">A built-in level test supports placement, and completion certificates recognize achievement.</w:t>
+        <w:t>A built-in level test supports placement, and completion certificates recognize achievement.</w:t>
       </w:r>
     </w:p>
     <w:p>
@@ -319,20 +399,25 @@
         <w:pStyle w:val="Heading1"/>
       </w:pPr>
       <w:r>
-        <w:t xml:space="preserve">4. Pilot scope</w:t>
+        <w:t>4. Pilot scope</w:t>
       </w:r>
     </w:p>
     <w:tbl>
       <w:tblPr>
-        <w:tblW w:type="dxa" w:w="9360"/>
+        <w:tblW w:w="9360" w:type="dxa"/>
         <w:tblBorders>
-          <w:top w:val="single" w:color="auto" w:sz="4"/>
-          <w:left w:val="single" w:color="auto" w:sz="4"/>
-          <w:bottom w:val="single" w:color="auto" w:sz="4"/>
-          <w:right w:val="single" w:color="auto" w:sz="4"/>
-          <w:insideH w:val="single" w:color="auto" w:sz="4"/>
-          <w:insideV w:val="single" w:color="auto" w:sz="4"/>
+          <w:top w:val="single" w:sz="4" w:space="0" w:color="auto"/>
+          <w:left w:val="single" w:sz="4" w:space="0" w:color="auto"/>
+          <w:bottom w:val="single" w:sz="4" w:space="0" w:color="auto"/>
+          <w:right w:val="single" w:sz="4" w:space="0" w:color="auto"/>
+          <w:insideH w:val="single" w:sz="4" w:space="0" w:color="auto"/>
+          <w:insideV w:val="single" w:sz="4" w:space="0" w:color="auto"/>
         </w:tblBorders>
+        <w:tblCellMar>
+          <w:left w:w="10" w:type="dxa"/>
+          <w:right w:w="10" w:type="dxa"/>
+        </w:tblCellMar>
+        <w:tblLook w:val="0000" w:firstRow="0" w:lastRow="0" w:firstColumn="0" w:lastColumn="0" w:noHBand="0" w:noVBand="0"/>
       </w:tblPr>
       <w:tblGrid>
         <w:gridCol w:w="1700"/>
@@ -340,27 +425,30 @@
         <w:gridCol w:w="3830"/>
       </w:tblGrid>
       <w:tr>
-        <w:tc>
-          <w:tcPr>
-            <w:tcW w:type="dxa" w:w="1700"/>
-            <w:tcBorders>
-              <w:top w:val="single" w:color="CCCCCC" w:sz="1"/>
-              <w:left w:val="single" w:color="CCCCCC" w:sz="1"/>
-              <w:bottom w:val="single" w:color="CCCCCC" w:sz="1"/>
-              <w:right w:val="single" w:color="CCCCCC" w:sz="1"/>
-            </w:tcBorders>
-            <w:shd w:fill="12402A" w:val="clear"/>
-            <w:tcMar>
-              <w:top w:type="dxa" w:w="80"/>
-              <w:left w:type="dxa" w:w="120"/>
-              <w:bottom w:type="dxa" w:w="80"/>
-              <w:right w:type="dxa" w:w="120"/>
-            </w:tcMar>
-          </w:tcPr>
-          <w:p>
-            <w:pPr>
-              <w:jc w:val="left"/>
-            </w:pPr>
+        <w:tblPrEx>
+          <w:tblCellMar>
+            <w:top w:w="0" w:type="dxa"/>
+            <w:bottom w:w="0" w:type="dxa"/>
+          </w:tblCellMar>
+        </w:tblPrEx>
+        <w:tc>
+          <w:tcPr>
+            <w:tcW w:w="1700" w:type="dxa"/>
+            <w:tcBorders>
+              <w:top w:val="single" w:sz="1" w:space="0" w:color="CCCCCC"/>
+              <w:left w:val="single" w:sz="1" w:space="0" w:color="CCCCCC"/>
+              <w:bottom w:val="single" w:sz="1" w:space="0" w:color="CCCCCC"/>
+              <w:right w:val="single" w:sz="1" w:space="0" w:color="CCCCCC"/>
+            </w:tcBorders>
+            <w:shd w:val="clear" w:color="auto" w:fill="12402A"/>
+            <w:tcMar>
+              <w:top w:w="80" w:type="dxa"/>
+              <w:left w:w="120" w:type="dxa"/>
+              <w:bottom w:w="80" w:type="dxa"/>
+              <w:right w:w="120" w:type="dxa"/>
+            </w:tcMar>
+          </w:tcPr>
+          <w:p>
             <w:r>
               <w:rPr>
                 <w:b/>
@@ -369,31 +457,29 @@
                 <w:sz w:val="20"/>
                 <w:szCs w:val="20"/>
               </w:rPr>
-              <w:t xml:space="preserve">Element</w:t>
-            </w:r>
-          </w:p>
-        </w:tc>
-        <w:tc>
-          <w:tcPr>
-            <w:tcW w:type="dxa" w:w="3830"/>
-            <w:tcBorders>
-              <w:top w:val="single" w:color="CCCCCC" w:sz="1"/>
-              <w:left w:val="single" w:color="CCCCCC" w:sz="1"/>
-              <w:bottom w:val="single" w:color="CCCCCC" w:sz="1"/>
-              <w:right w:val="single" w:color="CCCCCC" w:sz="1"/>
-            </w:tcBorders>
-            <w:shd w:fill="12402A" w:val="clear"/>
-            <w:tcMar>
-              <w:top w:type="dxa" w:w="80"/>
-              <w:left w:type="dxa" w:w="120"/>
-              <w:bottom w:type="dxa" w:w="80"/>
-              <w:right w:type="dxa" w:w="120"/>
-            </w:tcMar>
-          </w:tcPr>
-          <w:p>
-            <w:pPr>
-              <w:jc w:val="left"/>
-            </w:pPr>
+              <w:lastRenderedPageBreak/>
+              <w:t>Element</w:t>
+            </w:r>
+          </w:p>
+        </w:tc>
+        <w:tc>
+          <w:tcPr>
+            <w:tcW w:w="3830" w:type="dxa"/>
+            <w:tcBorders>
+              <w:top w:val="single" w:sz="1" w:space="0" w:color="CCCCCC"/>
+              <w:left w:val="single" w:sz="1" w:space="0" w:color="CCCCCC"/>
+              <w:bottom w:val="single" w:sz="1" w:space="0" w:color="CCCCCC"/>
+              <w:right w:val="single" w:sz="1" w:space="0" w:color="CCCCCC"/>
+            </w:tcBorders>
+            <w:shd w:val="clear" w:color="auto" w:fill="12402A"/>
+            <w:tcMar>
+              <w:top w:w="80" w:type="dxa"/>
+              <w:left w:w="120" w:type="dxa"/>
+              <w:bottom w:w="80" w:type="dxa"/>
+              <w:right w:w="120" w:type="dxa"/>
+            </w:tcMar>
+          </w:tcPr>
+          <w:p>
             <w:r>
               <w:rPr>
                 <w:b/>
@@ -402,31 +488,28 @@
                 <w:sz w:val="20"/>
                 <w:szCs w:val="20"/>
               </w:rPr>
-              <w:t xml:space="preserve">Track A: Evening classes (priority)</w:t>
-            </w:r>
-          </w:p>
-        </w:tc>
-        <w:tc>
-          <w:tcPr>
-            <w:tcW w:type="dxa" w:w="3830"/>
-            <w:tcBorders>
-              <w:top w:val="single" w:color="CCCCCC" w:sz="1"/>
-              <w:left w:val="single" w:color="CCCCCC" w:sz="1"/>
-              <w:bottom w:val="single" w:color="CCCCCC" w:sz="1"/>
-              <w:right w:val="single" w:color="CCCCCC" w:sz="1"/>
-            </w:tcBorders>
-            <w:shd w:fill="12402A" w:val="clear"/>
-            <w:tcMar>
-              <w:top w:type="dxa" w:w="80"/>
-              <w:left w:type="dxa" w:w="120"/>
-              <w:bottom w:type="dxa" w:w="80"/>
-              <w:right w:type="dxa" w:w="120"/>
-            </w:tcMar>
-          </w:tcPr>
-          <w:p>
-            <w:pPr>
-              <w:jc w:val="left"/>
-            </w:pPr>
+              <w:t>Track A: Evening classes (priority)</w:t>
+            </w:r>
+          </w:p>
+        </w:tc>
+        <w:tc>
+          <w:tcPr>
+            <w:tcW w:w="3830" w:type="dxa"/>
+            <w:tcBorders>
+              <w:top w:val="single" w:sz="1" w:space="0" w:color="CCCCCC"/>
+              <w:left w:val="single" w:sz="1" w:space="0" w:color="CCCCCC"/>
+              <w:bottom w:val="single" w:sz="1" w:space="0" w:color="CCCCCC"/>
+              <w:right w:val="single" w:sz="1" w:space="0" w:color="CCCCCC"/>
+            </w:tcBorders>
+            <w:shd w:val="clear" w:color="auto" w:fill="12402A"/>
+            <w:tcMar>
+              <w:top w:w="80" w:type="dxa"/>
+              <w:left w:w="120" w:type="dxa"/>
+              <w:bottom w:w="80" w:type="dxa"/>
+              <w:right w:w="120" w:type="dxa"/>
+            </w:tcMar>
+          </w:tcPr>
+          <w:p>
             <w:r>
               <w:rPr>
                 <w:b/>
@@ -435,33 +518,36 @@
                 <w:sz w:val="20"/>
                 <w:szCs w:val="20"/>
               </w:rPr>
-              <w:t xml:space="preserve">Track B: Korean Language Program</w:t>
+              <w:t>Track B: Korean Language Program</w:t>
             </w:r>
           </w:p>
         </w:tc>
       </w:tr>
       <w:tr>
-        <w:tc>
-          <w:tcPr>
-            <w:tcW w:type="dxa" w:w="1700"/>
-            <w:tcBorders>
-              <w:top w:val="single" w:color="CCCCCC" w:sz="1"/>
-              <w:left w:val="single" w:color="CCCCCC" w:sz="1"/>
-              <w:bottom w:val="single" w:color="CCCCCC" w:sz="1"/>
-              <w:right w:val="single" w:color="CCCCCC" w:sz="1"/>
-            </w:tcBorders>
-            <w:shd w:fill="EAF3DC" w:val="clear"/>
-            <w:tcMar>
-              <w:top w:type="dxa" w:w="80"/>
-              <w:left w:type="dxa" w:w="120"/>
-              <w:bottom w:type="dxa" w:w="80"/>
-              <w:right w:type="dxa" w:w="120"/>
-            </w:tcMar>
-          </w:tcPr>
-          <w:p>
-            <w:pPr>
-              <w:jc w:val="left"/>
-            </w:pPr>
+        <w:tblPrEx>
+          <w:tblCellMar>
+            <w:top w:w="0" w:type="dxa"/>
+            <w:bottom w:w="0" w:type="dxa"/>
+          </w:tblCellMar>
+        </w:tblPrEx>
+        <w:tc>
+          <w:tcPr>
+            <w:tcW w:w="1700" w:type="dxa"/>
+            <w:tcBorders>
+              <w:top w:val="single" w:sz="1" w:space="0" w:color="CCCCCC"/>
+              <w:left w:val="single" w:sz="1" w:space="0" w:color="CCCCCC"/>
+              <w:bottom w:val="single" w:sz="1" w:space="0" w:color="CCCCCC"/>
+              <w:right w:val="single" w:sz="1" w:space="0" w:color="CCCCCC"/>
+            </w:tcBorders>
+            <w:shd w:val="clear" w:color="auto" w:fill="EAF3DC"/>
+            <w:tcMar>
+              <w:top w:w="80" w:type="dxa"/>
+              <w:left w:w="120" w:type="dxa"/>
+              <w:bottom w:w="80" w:type="dxa"/>
+              <w:right w:w="120" w:type="dxa"/>
+            </w:tcMar>
+          </w:tcPr>
+          <w:p>
             <w:r>
               <w:rPr>
                 <w:b/>
@@ -470,97 +556,90 @@
                 <w:sz w:val="20"/>
                 <w:szCs w:val="20"/>
               </w:rPr>
-              <w:t xml:space="preserve">Audience</w:t>
-            </w:r>
-          </w:p>
-        </w:tc>
-        <w:tc>
-          <w:tcPr>
-            <w:tcW w:type="dxa" w:w="3830"/>
-            <w:tcBorders>
-              <w:top w:val="single" w:color="CCCCCC" w:sz="1"/>
-              <w:left w:val="single" w:color="CCCCCC" w:sz="1"/>
-              <w:bottom w:val="single" w:color="CCCCCC" w:sz="1"/>
-              <w:right w:val="single" w:color="CCCCCC" w:sz="1"/>
-            </w:tcBorders>
-            <w:tcMar>
-              <w:top w:type="dxa" w:w="80"/>
-              <w:left w:type="dxa" w:w="120"/>
-              <w:bottom w:type="dxa" w:w="80"/>
-              <w:right w:type="dxa" w:w="120"/>
-            </w:tcMar>
-          </w:tcPr>
-          <w:p>
-            <w:pPr>
-              <w:jc w:val="left"/>
-            </w:pPr>
-            <w:r>
-              <w:rPr>
-                <w:b w:val="false"/>
-                <w:bCs w:val="false"/>
+              <w:t>Audience</w:t>
+            </w:r>
+          </w:p>
+        </w:tc>
+        <w:tc>
+          <w:tcPr>
+            <w:tcW w:w="3830" w:type="dxa"/>
+            <w:tcBorders>
+              <w:top w:val="single" w:sz="1" w:space="0" w:color="CCCCCC"/>
+              <w:left w:val="single" w:sz="1" w:space="0" w:color="CCCCCC"/>
+              <w:bottom w:val="single" w:sz="1" w:space="0" w:color="CCCCCC"/>
+              <w:right w:val="single" w:sz="1" w:space="0" w:color="CCCCCC"/>
+            </w:tcBorders>
+            <w:tcMar>
+              <w:top w:w="80" w:type="dxa"/>
+              <w:left w:w="120" w:type="dxa"/>
+              <w:bottom w:w="80" w:type="dxa"/>
+              <w:right w:w="120" w:type="dxa"/>
+            </w:tcMar>
+          </w:tcPr>
+          <w:p>
+            <w:r>
+              <w:rPr>
                 <w:color w:val="000000"/>
                 <w:sz w:val="20"/>
                 <w:szCs w:val="20"/>
               </w:rPr>
-              <w:t xml:space="preserve">Korean evening classes for international graduate students (free sessions, about twice a week)</w:t>
-            </w:r>
-          </w:p>
-        </w:tc>
-        <w:tc>
-          <w:tcPr>
-            <w:tcW w:type="dxa" w:w="3830"/>
-            <w:tcBorders>
-              <w:top w:val="single" w:color="CCCCCC" w:sz="1"/>
-              <w:left w:val="single" w:color="CCCCCC" w:sz="1"/>
-              <w:bottom w:val="single" w:color="CCCCCC" w:sz="1"/>
-              <w:right w:val="single" w:color="CCCCCC" w:sz="1"/>
-            </w:tcBorders>
-            <w:tcMar>
-              <w:top w:type="dxa" w:w="80"/>
-              <w:left w:type="dxa" w:w="120"/>
-              <w:bottom w:type="dxa" w:w="80"/>
-              <w:right w:type="dxa" w:w="120"/>
-            </w:tcMar>
-          </w:tcPr>
-          <w:p>
-            <w:pPr>
-              <w:jc w:val="left"/>
-            </w:pPr>
-            <w:r>
-              <w:rPr>
-                <w:b w:val="false"/>
-                <w:bCs w:val="false"/>
+              <w:t>Korean evening classes for international graduate students (free sessions, about twice a week)</w:t>
+            </w:r>
+          </w:p>
+        </w:tc>
+        <w:tc>
+          <w:tcPr>
+            <w:tcW w:w="3830" w:type="dxa"/>
+            <w:tcBorders>
+              <w:top w:val="single" w:sz="1" w:space="0" w:color="CCCCCC"/>
+              <w:left w:val="single" w:sz="1" w:space="0" w:color="CCCCCC"/>
+              <w:bottom w:val="single" w:sz="1" w:space="0" w:color="CCCCCC"/>
+              <w:right w:val="single" w:sz="1" w:space="0" w:color="CCCCCC"/>
+            </w:tcBorders>
+            <w:tcMar>
+              <w:top w:w="80" w:type="dxa"/>
+              <w:left w:w="120" w:type="dxa"/>
+              <w:bottom w:w="80" w:type="dxa"/>
+              <w:right w:w="120" w:type="dxa"/>
+            </w:tcMar>
+          </w:tcPr>
+          <w:p>
+            <w:r>
+              <w:rPr>
                 <w:color w:val="000000"/>
                 <w:sz w:val="20"/>
                 <w:szCs w:val="20"/>
               </w:rPr>
-              <w:t xml:space="preserve">The Korean Language Program, full-time Korean language students</w:t>
+              <w:t>The Korean Language Program, full-time Korean language students</w:t>
             </w:r>
           </w:p>
         </w:tc>
       </w:tr>
       <w:tr>
-        <w:tc>
-          <w:tcPr>
-            <w:tcW w:type="dxa" w:w="1700"/>
-            <w:tcBorders>
-              <w:top w:val="single" w:color="CCCCCC" w:sz="1"/>
-              <w:left w:val="single" w:color="CCCCCC" w:sz="1"/>
-              <w:bottom w:val="single" w:color="CCCCCC" w:sz="1"/>
-              <w:right w:val="single" w:color="CCCCCC" w:sz="1"/>
-            </w:tcBorders>
-            <w:shd w:fill="EAF3DC" w:val="clear"/>
-            <w:tcMar>
-              <w:top w:type="dxa" w:w="80"/>
-              <w:left w:type="dxa" w:w="120"/>
-              <w:bottom w:type="dxa" w:w="80"/>
-              <w:right w:type="dxa" w:w="120"/>
-            </w:tcMar>
-          </w:tcPr>
-          <w:p>
-            <w:pPr>
-              <w:jc w:val="left"/>
-            </w:pPr>
+        <w:tblPrEx>
+          <w:tblCellMar>
+            <w:top w:w="0" w:type="dxa"/>
+            <w:bottom w:w="0" w:type="dxa"/>
+          </w:tblCellMar>
+        </w:tblPrEx>
+        <w:tc>
+          <w:tcPr>
+            <w:tcW w:w="1700" w:type="dxa"/>
+            <w:tcBorders>
+              <w:top w:val="single" w:sz="1" w:space="0" w:color="CCCCCC"/>
+              <w:left w:val="single" w:sz="1" w:space="0" w:color="CCCCCC"/>
+              <w:bottom w:val="single" w:sz="1" w:space="0" w:color="CCCCCC"/>
+              <w:right w:val="single" w:sz="1" w:space="0" w:color="CCCCCC"/>
+            </w:tcBorders>
+            <w:shd w:val="clear" w:color="auto" w:fill="EAF3DC"/>
+            <w:tcMar>
+              <w:top w:w="80" w:type="dxa"/>
+              <w:left w:w="120" w:type="dxa"/>
+              <w:bottom w:w="80" w:type="dxa"/>
+              <w:right w:w="120" w:type="dxa"/>
+            </w:tcMar>
+          </w:tcPr>
+          <w:p>
             <w:r>
               <w:rPr>
                 <w:b/>
@@ -569,97 +648,90 @@
                 <w:sz w:val="20"/>
                 <w:szCs w:val="20"/>
               </w:rPr>
-              <w:t xml:space="preserve">Students (pilot)</w:t>
-            </w:r>
-          </w:p>
-        </w:tc>
-        <w:tc>
-          <w:tcPr>
-            <w:tcW w:type="dxa" w:w="3830"/>
-            <w:tcBorders>
-              <w:top w:val="single" w:color="CCCCCC" w:sz="1"/>
-              <w:left w:val="single" w:color="CCCCCC" w:sz="1"/>
-              <w:bottom w:val="single" w:color="CCCCCC" w:sz="1"/>
-              <w:right w:val="single" w:color="CCCCCC" w:sz="1"/>
-            </w:tcBorders>
-            <w:tcMar>
-              <w:top w:type="dxa" w:w="80"/>
-              <w:left w:type="dxa" w:w="120"/>
-              <w:bottom w:type="dxa" w:w="80"/>
-              <w:right w:type="dxa" w:w="120"/>
-            </w:tcMar>
-          </w:tcPr>
-          <w:p>
-            <w:pPr>
-              <w:jc w:val="left"/>
-            </w:pPr>
-            <w:r>
-              <w:rPr>
-                <w:b w:val="false"/>
-                <w:bCs w:val="false"/>
+              <w:t>Students (pilot)</w:t>
+            </w:r>
+          </w:p>
+        </w:tc>
+        <w:tc>
+          <w:tcPr>
+            <w:tcW w:w="3830" w:type="dxa"/>
+            <w:tcBorders>
+              <w:top w:val="single" w:sz="1" w:space="0" w:color="CCCCCC"/>
+              <w:left w:val="single" w:sz="1" w:space="0" w:color="CCCCCC"/>
+              <w:bottom w:val="single" w:sz="1" w:space="0" w:color="CCCCCC"/>
+              <w:right w:val="single" w:sz="1" w:space="0" w:color="CCCCCC"/>
+            </w:tcBorders>
+            <w:tcMar>
+              <w:top w:w="80" w:type="dxa"/>
+              <w:left w:w="120" w:type="dxa"/>
+              <w:bottom w:w="80" w:type="dxa"/>
+              <w:right w:w="120" w:type="dxa"/>
+            </w:tcMar>
+          </w:tcPr>
+          <w:p>
+            <w:r>
+              <w:rPr>
                 <w:color w:val="000000"/>
                 <w:sz w:val="20"/>
                 <w:szCs w:val="20"/>
               </w:rPr>
-              <w:t xml:space="preserve">50</w:t>
-            </w:r>
-          </w:p>
-        </w:tc>
-        <w:tc>
-          <w:tcPr>
-            <w:tcW w:type="dxa" w:w="3830"/>
-            <w:tcBorders>
-              <w:top w:val="single" w:color="CCCCCC" w:sz="1"/>
-              <w:left w:val="single" w:color="CCCCCC" w:sz="1"/>
-              <w:bottom w:val="single" w:color="CCCCCC" w:sz="1"/>
-              <w:right w:val="single" w:color="CCCCCC" w:sz="1"/>
-            </w:tcBorders>
-            <w:tcMar>
-              <w:top w:type="dxa" w:w="80"/>
-              <w:left w:type="dxa" w:w="120"/>
-              <w:bottom w:type="dxa" w:w="80"/>
-              <w:right w:type="dxa" w:w="120"/>
-            </w:tcMar>
-          </w:tcPr>
-          <w:p>
-            <w:pPr>
-              <w:jc w:val="left"/>
-            </w:pPr>
-            <w:r>
-              <w:rPr>
-                <w:b w:val="false"/>
-                <w:bCs w:val="false"/>
+              <w:t>50</w:t>
+            </w:r>
+          </w:p>
+        </w:tc>
+        <w:tc>
+          <w:tcPr>
+            <w:tcW w:w="3830" w:type="dxa"/>
+            <w:tcBorders>
+              <w:top w:val="single" w:sz="1" w:space="0" w:color="CCCCCC"/>
+              <w:left w:val="single" w:sz="1" w:space="0" w:color="CCCCCC"/>
+              <w:bottom w:val="single" w:sz="1" w:space="0" w:color="CCCCCC"/>
+              <w:right w:val="single" w:sz="1" w:space="0" w:color="CCCCCC"/>
+            </w:tcBorders>
+            <w:tcMar>
+              <w:top w:w="80" w:type="dxa"/>
+              <w:left w:w="120" w:type="dxa"/>
+              <w:bottom w:w="80" w:type="dxa"/>
+              <w:right w:w="120" w:type="dxa"/>
+            </w:tcMar>
+          </w:tcPr>
+          <w:p>
+            <w:r>
+              <w:rPr>
                 <w:color w:val="000000"/>
                 <w:sz w:val="20"/>
                 <w:szCs w:val="20"/>
               </w:rPr>
-              <w:t xml:space="preserve">100</w:t>
+              <w:t>100</w:t>
             </w:r>
           </w:p>
         </w:tc>
       </w:tr>
       <w:tr>
-        <w:tc>
-          <w:tcPr>
-            <w:tcW w:type="dxa" w:w="1700"/>
-            <w:tcBorders>
-              <w:top w:val="single" w:color="CCCCCC" w:sz="1"/>
-              <w:left w:val="single" w:color="CCCCCC" w:sz="1"/>
-              <w:bottom w:val="single" w:color="CCCCCC" w:sz="1"/>
-              <w:right w:val="single" w:color="CCCCCC" w:sz="1"/>
-            </w:tcBorders>
-            <w:shd w:fill="EAF3DC" w:val="clear"/>
-            <w:tcMar>
-              <w:top w:type="dxa" w:w="80"/>
-              <w:left w:type="dxa" w:w="120"/>
-              <w:bottom w:type="dxa" w:w="80"/>
-              <w:right w:type="dxa" w:w="120"/>
-            </w:tcMar>
-          </w:tcPr>
-          <w:p>
-            <w:pPr>
-              <w:jc w:val="left"/>
-            </w:pPr>
+        <w:tblPrEx>
+          <w:tblCellMar>
+            <w:top w:w="0" w:type="dxa"/>
+            <w:bottom w:w="0" w:type="dxa"/>
+          </w:tblCellMar>
+        </w:tblPrEx>
+        <w:tc>
+          <w:tcPr>
+            <w:tcW w:w="1700" w:type="dxa"/>
+            <w:tcBorders>
+              <w:top w:val="single" w:sz="1" w:space="0" w:color="CCCCCC"/>
+              <w:left w:val="single" w:sz="1" w:space="0" w:color="CCCCCC"/>
+              <w:bottom w:val="single" w:sz="1" w:space="0" w:color="CCCCCC"/>
+              <w:right w:val="single" w:sz="1" w:space="0" w:color="CCCCCC"/>
+            </w:tcBorders>
+            <w:shd w:val="clear" w:color="auto" w:fill="EAF3DC"/>
+            <w:tcMar>
+              <w:top w:w="80" w:type="dxa"/>
+              <w:left w:w="120" w:type="dxa"/>
+              <w:bottom w:w="80" w:type="dxa"/>
+              <w:right w:w="120" w:type="dxa"/>
+            </w:tcMar>
+          </w:tcPr>
+          <w:p>
             <w:r>
               <w:rPr>
                 <w:b/>
@@ -668,97 +740,90 @@
                 <w:sz w:val="20"/>
                 <w:szCs w:val="20"/>
               </w:rPr>
-              <w:t xml:space="preserve">Duration</w:t>
-            </w:r>
-          </w:p>
-        </w:tc>
-        <w:tc>
-          <w:tcPr>
-            <w:tcW w:type="dxa" w:w="3830"/>
-            <w:tcBorders>
-              <w:top w:val="single" w:color="CCCCCC" w:sz="1"/>
-              <w:left w:val="single" w:color="CCCCCC" w:sz="1"/>
-              <w:bottom w:val="single" w:color="CCCCCC" w:sz="1"/>
-              <w:right w:val="single" w:color="CCCCCC" w:sz="1"/>
-            </w:tcBorders>
-            <w:tcMar>
-              <w:top w:type="dxa" w:w="80"/>
-              <w:left w:type="dxa" w:w="120"/>
-              <w:bottom w:type="dxa" w:w="80"/>
-              <w:right w:type="dxa" w:w="120"/>
-            </w:tcMar>
-          </w:tcPr>
-          <w:p>
-            <w:pPr>
-              <w:jc w:val="left"/>
-            </w:pPr>
-            <w:r>
-              <w:rPr>
-                <w:b w:val="false"/>
-                <w:bCs w:val="false"/>
+              <w:t>Duration</w:t>
+            </w:r>
+          </w:p>
+        </w:tc>
+        <w:tc>
+          <w:tcPr>
+            <w:tcW w:w="3830" w:type="dxa"/>
+            <w:tcBorders>
+              <w:top w:val="single" w:sz="1" w:space="0" w:color="CCCCCC"/>
+              <w:left w:val="single" w:sz="1" w:space="0" w:color="CCCCCC"/>
+              <w:bottom w:val="single" w:sz="1" w:space="0" w:color="CCCCCC"/>
+              <w:right w:val="single" w:sz="1" w:space="0" w:color="CCCCCC"/>
+            </w:tcBorders>
+            <w:tcMar>
+              <w:top w:w="80" w:type="dxa"/>
+              <w:left w:w="120" w:type="dxa"/>
+              <w:bottom w:w="80" w:type="dxa"/>
+              <w:right w:w="120" w:type="dxa"/>
+            </w:tcMar>
+          </w:tcPr>
+          <w:p>
+            <w:r>
+              <w:rPr>
                 <w:color w:val="000000"/>
                 <w:sz w:val="20"/>
                 <w:szCs w:val="20"/>
               </w:rPr>
-              <w:t xml:space="preserve">One semester, September-December (about 4 months)</w:t>
-            </w:r>
-          </w:p>
-        </w:tc>
-        <w:tc>
-          <w:tcPr>
-            <w:tcW w:type="dxa" w:w="3830"/>
-            <w:tcBorders>
-              <w:top w:val="single" w:color="CCCCCC" w:sz="1"/>
-              <w:left w:val="single" w:color="CCCCCC" w:sz="1"/>
-              <w:bottom w:val="single" w:color="CCCCCC" w:sz="1"/>
-              <w:right w:val="single" w:color="CCCCCC" w:sz="1"/>
-            </w:tcBorders>
-            <w:tcMar>
-              <w:top w:type="dxa" w:w="80"/>
-              <w:left w:type="dxa" w:w="120"/>
-              <w:bottom w:type="dxa" w:w="80"/>
-              <w:right w:type="dxa" w:w="120"/>
-            </w:tcMar>
-          </w:tcPr>
-          <w:p>
-            <w:pPr>
-              <w:jc w:val="left"/>
-            </w:pPr>
-            <w:r>
-              <w:rPr>
-                <w:b w:val="false"/>
-                <w:bCs w:val="false"/>
+              <w:t>One semester, September-December (about 4 months)</w:t>
+            </w:r>
+          </w:p>
+        </w:tc>
+        <w:tc>
+          <w:tcPr>
+            <w:tcW w:w="3830" w:type="dxa"/>
+            <w:tcBorders>
+              <w:top w:val="single" w:sz="1" w:space="0" w:color="CCCCCC"/>
+              <w:left w:val="single" w:sz="1" w:space="0" w:color="CCCCCC"/>
+              <w:bottom w:val="single" w:sz="1" w:space="0" w:color="CCCCCC"/>
+              <w:right w:val="single" w:sz="1" w:space="0" w:color="CCCCCC"/>
+            </w:tcBorders>
+            <w:tcMar>
+              <w:top w:w="80" w:type="dxa"/>
+              <w:left w:w="120" w:type="dxa"/>
+              <w:bottom w:w="80" w:type="dxa"/>
+              <w:right w:w="120" w:type="dxa"/>
+            </w:tcMar>
+          </w:tcPr>
+          <w:p>
+            <w:r>
+              <w:rPr>
                 <w:color w:val="000000"/>
                 <w:sz w:val="20"/>
                 <w:szCs w:val="20"/>
               </w:rPr>
-              <w:t xml:space="preserve">Fall intake: two semesters, Sep-Nov and Dec-Feb (about 6 months)</w:t>
+              <w:t>Fall intake: two semesters, Sep-Nov and Dec-Feb (about 6 months)</w:t>
             </w:r>
           </w:p>
         </w:tc>
       </w:tr>
       <w:tr>
-        <w:tc>
-          <w:tcPr>
-            <w:tcW w:type="dxa" w:w="1700"/>
-            <w:tcBorders>
-              <w:top w:val="single" w:color="CCCCCC" w:sz="1"/>
-              <w:left w:val="single" w:color="CCCCCC" w:sz="1"/>
-              <w:bottom w:val="single" w:color="CCCCCC" w:sz="1"/>
-              <w:right w:val="single" w:color="CCCCCC" w:sz="1"/>
-            </w:tcBorders>
-            <w:shd w:fill="EAF3DC" w:val="clear"/>
-            <w:tcMar>
-              <w:top w:type="dxa" w:w="80"/>
-              <w:left w:type="dxa" w:w="120"/>
-              <w:bottom w:type="dxa" w:w="80"/>
-              <w:right w:type="dxa" w:w="120"/>
-            </w:tcMar>
-          </w:tcPr>
-          <w:p>
-            <w:pPr>
-              <w:jc w:val="left"/>
-            </w:pPr>
+        <w:tblPrEx>
+          <w:tblCellMar>
+            <w:top w:w="0" w:type="dxa"/>
+            <w:bottom w:w="0" w:type="dxa"/>
+          </w:tblCellMar>
+        </w:tblPrEx>
+        <w:tc>
+          <w:tcPr>
+            <w:tcW w:w="1700" w:type="dxa"/>
+            <w:tcBorders>
+              <w:top w:val="single" w:sz="1" w:space="0" w:color="CCCCCC"/>
+              <w:left w:val="single" w:sz="1" w:space="0" w:color="CCCCCC"/>
+              <w:bottom w:val="single" w:sz="1" w:space="0" w:color="CCCCCC"/>
+              <w:right w:val="single" w:sz="1" w:space="0" w:color="CCCCCC"/>
+            </w:tcBorders>
+            <w:shd w:val="clear" w:color="auto" w:fill="EAF3DC"/>
+            <w:tcMar>
+              <w:top w:w="80" w:type="dxa"/>
+              <w:left w:w="120" w:type="dxa"/>
+              <w:bottom w:w="80" w:type="dxa"/>
+              <w:right w:w="120" w:type="dxa"/>
+            </w:tcMar>
+          </w:tcPr>
+          <w:p>
             <w:r>
               <w:rPr>
                 <w:b/>
@@ -767,97 +832,110 @@
                 <w:sz w:val="20"/>
                 <w:szCs w:val="20"/>
               </w:rPr>
-              <w:t xml:space="preserve">Seats (approx.)</w:t>
-            </w:r>
-          </w:p>
-        </w:tc>
-        <w:tc>
-          <w:tcPr>
-            <w:tcW w:type="dxa" w:w="3830"/>
-            <w:tcBorders>
-              <w:top w:val="single" w:color="CCCCCC" w:sz="1"/>
-              <w:left w:val="single" w:color="CCCCCC" w:sz="1"/>
-              <w:bottom w:val="single" w:color="CCCCCC" w:sz="1"/>
-              <w:right w:val="single" w:color="CCCCCC" w:sz="1"/>
-            </w:tcBorders>
-            <w:tcMar>
-              <w:top w:type="dxa" w:w="80"/>
-              <w:left w:type="dxa" w:w="120"/>
-              <w:bottom w:type="dxa" w:w="80"/>
-              <w:right w:type="dxa" w:w="120"/>
-            </w:tcMar>
-          </w:tcPr>
-          <w:p>
-            <w:pPr>
-              <w:jc w:val="left"/>
-            </w:pPr>
-            <w:r>
-              <w:rPr>
-                <w:b w:val="false"/>
-                <w:bCs w:val="false"/>
+              <w:t>Seats (approx.)</w:t>
+            </w:r>
+          </w:p>
+        </w:tc>
+        <w:tc>
+          <w:tcPr>
+            <w:tcW w:w="3830" w:type="dxa"/>
+            <w:tcBorders>
+              <w:top w:val="single" w:sz="1" w:space="0" w:color="CCCCCC"/>
+              <w:left w:val="single" w:sz="1" w:space="0" w:color="CCCCCC"/>
+              <w:bottom w:val="single" w:sz="1" w:space="0" w:color="CCCCCC"/>
+              <w:right w:val="single" w:sz="1" w:space="0" w:color="CCCCCC"/>
+            </w:tcBorders>
+            <w:tcMar>
+              <w:top w:w="80" w:type="dxa"/>
+              <w:left w:w="120" w:type="dxa"/>
+              <w:bottom w:w="80" w:type="dxa"/>
+              <w:right w:w="120" w:type="dxa"/>
+            </w:tcMar>
+          </w:tcPr>
+          <w:p>
+            <w:proofErr w:type="gramStart"/>
+            <w:r>
+              <w:rPr>
                 <w:color w:val="000000"/>
                 <w:sz w:val="20"/>
                 <w:szCs w:val="20"/>
               </w:rPr>
-              <w:t xml:space="preserve">200  (~4 per student)</w:t>
-            </w:r>
-          </w:p>
-        </w:tc>
-        <w:tc>
-          <w:tcPr>
-            <w:tcW w:type="dxa" w:w="3830"/>
-            <w:tcBorders>
-              <w:top w:val="single" w:color="CCCCCC" w:sz="1"/>
-              <w:left w:val="single" w:color="CCCCCC" w:sz="1"/>
-              <w:bottom w:val="single" w:color="CCCCCC" w:sz="1"/>
-              <w:right w:val="single" w:color="CCCCCC" w:sz="1"/>
-            </w:tcBorders>
-            <w:tcMar>
-              <w:top w:type="dxa" w:w="80"/>
-              <w:left w:type="dxa" w:w="120"/>
-              <w:bottom w:type="dxa" w:w="80"/>
-              <w:right w:type="dxa" w:w="120"/>
-            </w:tcMar>
-          </w:tcPr>
-          <w:p>
-            <w:pPr>
-              <w:jc w:val="left"/>
-            </w:pPr>
-            <w:r>
-              <w:rPr>
-                <w:b w:val="false"/>
-                <w:bCs w:val="false"/>
+              <w:t>200  (</w:t>
+            </w:r>
+            <w:proofErr w:type="gramEnd"/>
+            <w:r>
+              <w:rPr>
                 <w:color w:val="000000"/>
                 <w:sz w:val="20"/>
                 <w:szCs w:val="20"/>
               </w:rPr>
-              <w:t xml:space="preserve">600  (~6 per student; ~3 per ~13-week semester)</w:t>
+              <w:t>~4 per student)</w:t>
+            </w:r>
+          </w:p>
+        </w:tc>
+        <w:tc>
+          <w:tcPr>
+            <w:tcW w:w="3830" w:type="dxa"/>
+            <w:tcBorders>
+              <w:top w:val="single" w:sz="1" w:space="0" w:color="CCCCCC"/>
+              <w:left w:val="single" w:sz="1" w:space="0" w:color="CCCCCC"/>
+              <w:bottom w:val="single" w:sz="1" w:space="0" w:color="CCCCCC"/>
+              <w:right w:val="single" w:sz="1" w:space="0" w:color="CCCCCC"/>
+            </w:tcBorders>
+            <w:tcMar>
+              <w:top w:w="80" w:type="dxa"/>
+              <w:left w:w="120" w:type="dxa"/>
+              <w:bottom w:w="80" w:type="dxa"/>
+              <w:right w:w="120" w:type="dxa"/>
+            </w:tcMar>
+          </w:tcPr>
+          <w:p>
+            <w:proofErr w:type="gramStart"/>
+            <w:r>
+              <w:rPr>
+                <w:color w:val="000000"/>
+                <w:sz w:val="20"/>
+                <w:szCs w:val="20"/>
+              </w:rPr>
+              <w:t>600  (</w:t>
+            </w:r>
+            <w:proofErr w:type="gramEnd"/>
+            <w:r>
+              <w:rPr>
+                <w:color w:val="000000"/>
+                <w:sz w:val="20"/>
+                <w:szCs w:val="20"/>
+              </w:rPr>
+              <w:t>~6 per student; ~3 per ~13-week semester)</w:t>
             </w:r>
           </w:p>
         </w:tc>
       </w:tr>
       <w:tr>
-        <w:tc>
-          <w:tcPr>
-            <w:tcW w:type="dxa" w:w="1700"/>
-            <w:tcBorders>
-              <w:top w:val="single" w:color="CCCCCC" w:sz="1"/>
-              <w:left w:val="single" w:color="CCCCCC" w:sz="1"/>
-              <w:bottom w:val="single" w:color="CCCCCC" w:sz="1"/>
-              <w:right w:val="single" w:color="CCCCCC" w:sz="1"/>
-            </w:tcBorders>
-            <w:shd w:fill="EAF3DC" w:val="clear"/>
-            <w:tcMar>
-              <w:top w:type="dxa" w:w="80"/>
-              <w:left w:type="dxa" w:w="120"/>
-              <w:bottom w:type="dxa" w:w="80"/>
-              <w:right w:type="dxa" w:w="120"/>
-            </w:tcMar>
-          </w:tcPr>
-          <w:p>
-            <w:pPr>
-              <w:jc w:val="left"/>
-            </w:pPr>
+        <w:tblPrEx>
+          <w:tblCellMar>
+            <w:top w:w="0" w:type="dxa"/>
+            <w:bottom w:w="0" w:type="dxa"/>
+          </w:tblCellMar>
+        </w:tblPrEx>
+        <w:tc>
+          <w:tcPr>
+            <w:tcW w:w="1700" w:type="dxa"/>
+            <w:tcBorders>
+              <w:top w:val="single" w:sz="1" w:space="0" w:color="CCCCCC"/>
+              <w:left w:val="single" w:sz="1" w:space="0" w:color="CCCCCC"/>
+              <w:bottom w:val="single" w:sz="1" w:space="0" w:color="CCCCCC"/>
+              <w:right w:val="single" w:sz="1" w:space="0" w:color="CCCCCC"/>
+            </w:tcBorders>
+            <w:shd w:val="clear" w:color="auto" w:fill="EAF3DC"/>
+            <w:tcMar>
+              <w:top w:w="80" w:type="dxa"/>
+              <w:left w:w="120" w:type="dxa"/>
+              <w:bottom w:w="80" w:type="dxa"/>
+              <w:right w:w="120" w:type="dxa"/>
+            </w:tcMar>
+          </w:tcPr>
+          <w:p>
             <w:r>
               <w:rPr>
                 <w:b/>
@@ -866,71 +944,61 @@
                 <w:sz w:val="20"/>
                 <w:szCs w:val="20"/>
               </w:rPr>
-              <w:t xml:space="preserve">Role in the pilot</w:t>
-            </w:r>
-          </w:p>
-        </w:tc>
-        <w:tc>
-          <w:tcPr>
-            <w:tcW w:type="dxa" w:w="3830"/>
-            <w:tcBorders>
-              <w:top w:val="single" w:color="CCCCCC" w:sz="1"/>
-              <w:left w:val="single" w:color="CCCCCC" w:sz="1"/>
-              <w:bottom w:val="single" w:color="CCCCCC" w:sz="1"/>
-              <w:right w:val="single" w:color="CCCCCC" w:sz="1"/>
-            </w:tcBorders>
-            <w:tcMar>
-              <w:top w:type="dxa" w:w="80"/>
-              <w:left w:type="dxa" w:w="120"/>
-              <w:bottom w:type="dxa" w:w="80"/>
-              <w:right w:type="dxa" w:w="120"/>
-            </w:tcMar>
-          </w:tcPr>
-          <w:p>
-            <w:pPr>
-              <w:jc w:val="left"/>
-            </w:pPr>
-            <w:r>
-              <w:rPr>
-                <w:b w:val="false"/>
-                <w:bCs w:val="false"/>
+              <w:t>Role in the pilot</w:t>
+            </w:r>
+          </w:p>
+        </w:tc>
+        <w:tc>
+          <w:tcPr>
+            <w:tcW w:w="3830" w:type="dxa"/>
+            <w:tcBorders>
+              <w:top w:val="single" w:sz="1" w:space="0" w:color="CCCCCC"/>
+              <w:left w:val="single" w:sz="1" w:space="0" w:color="CCCCCC"/>
+              <w:bottom w:val="single" w:sz="1" w:space="0" w:color="CCCCCC"/>
+              <w:right w:val="single" w:sz="1" w:space="0" w:color="CCCCCC"/>
+            </w:tcBorders>
+            <w:tcMar>
+              <w:top w:w="80" w:type="dxa"/>
+              <w:left w:w="120" w:type="dxa"/>
+              <w:bottom w:w="80" w:type="dxa"/>
+              <w:right w:w="120" w:type="dxa"/>
+            </w:tcMar>
+          </w:tcPr>
+          <w:p>
+            <w:r>
+              <w:rPr>
                 <w:color w:val="000000"/>
                 <w:sz w:val="20"/>
                 <w:szCs w:val="20"/>
               </w:rPr>
-              <w:t xml:space="preserve">Priority / anchor track</w:t>
-            </w:r>
-          </w:p>
-        </w:tc>
-        <w:tc>
-          <w:tcPr>
-            <w:tcW w:type="dxa" w:w="3830"/>
-            <w:tcBorders>
-              <w:top w:val="single" w:color="CCCCCC" w:sz="1"/>
-              <w:left w:val="single" w:color="CCCCCC" w:sz="1"/>
-              <w:bottom w:val="single" w:color="CCCCCC" w:sz="1"/>
-              <w:right w:val="single" w:color="CCCCCC" w:sz="1"/>
-            </w:tcBorders>
-            <w:tcMar>
-              <w:top w:type="dxa" w:w="80"/>
-              <w:left w:type="dxa" w:w="120"/>
-              <w:bottom w:type="dxa" w:w="80"/>
-              <w:right w:type="dxa" w:w="120"/>
-            </w:tcMar>
-          </w:tcPr>
-          <w:p>
-            <w:pPr>
-              <w:jc w:val="left"/>
-            </w:pPr>
-            <w:r>
-              <w:rPr>
-                <w:b w:val="false"/>
-                <w:bCs w:val="false"/>
+              <w:t>Priority / anchor track</w:t>
+            </w:r>
+          </w:p>
+        </w:tc>
+        <w:tc>
+          <w:tcPr>
+            <w:tcW w:w="3830" w:type="dxa"/>
+            <w:tcBorders>
+              <w:top w:val="single" w:sz="1" w:space="0" w:color="CCCCCC"/>
+              <w:left w:val="single" w:sz="1" w:space="0" w:color="CCCCCC"/>
+              <w:bottom w:val="single" w:sz="1" w:space="0" w:color="CCCCCC"/>
+              <w:right w:val="single" w:sz="1" w:space="0" w:color="CCCCCC"/>
+            </w:tcBorders>
+            <w:tcMar>
+              <w:top w:w="80" w:type="dxa"/>
+              <w:left w:w="120" w:type="dxa"/>
+              <w:bottom w:w="80" w:type="dxa"/>
+              <w:right w:w="120" w:type="dxa"/>
+            </w:tcMar>
+          </w:tcPr>
+          <w:p>
+            <w:r>
+              <w:rPr>
                 <w:color w:val="000000"/>
                 <w:sz w:val="20"/>
                 <w:szCs w:val="20"/>
               </w:rPr>
-              <w:t xml:space="preserve">Parallel track (curriculum mapping in progress)</w:t>
+              <w:t>Parallel track (curriculum mapping in progress)</w:t>
             </w:r>
           </w:p>
         </w:tc>
@@ -938,13 +1006,13 @@
     </w:tbl>
     <w:p>
       <w:pPr>
-        <w:spacing w:after="120" w:before="140"/>
+        <w:spacing w:before="140" w:after="120"/>
       </w:pPr>
       <w:r>
         <w:t xml:space="preserve">Both tracks include the same features: </w:t>
       </w:r>
       <w:r>
-        <w:t xml:space="preserve">guided lessons, conversation practice, flashcards, quizzes, writing practice, a placement/level test, completion certificates, and instructor progress reports, with onboarding for coordinators and a named contact for the pilot.</w:t>
+        <w:t>guided lessons, conversation practice, flashcards, quizzes, writing practice, a placement/level test, completion certificates, and instructor progress reports, with onboarding for coordinators and a named contact for the pilot.</w:t>
       </w:r>
     </w:p>
     <w:p>
@@ -956,25 +1024,68 @@
           <w:b/>
           <w:bCs/>
         </w:rPr>
-        <w:t xml:space="preserve">How seats work:  </w:t>
-      </w:r>
-      <w:r>
-        <w:t xml:space="preserve">A seat is 30 days of full access for one learner, bought up front as a shared pool. A learner’s seat activates when they first use Lingo Booth and renews automatically from the pool, one seat at a time, for as long as they keep learning; roughly one seat per active month (about four across the evening semester, or three per ~13-week language-program semester). A learner only ever holds one seat at a time, and unused seats stay valid for a year. We size each track’s pool to cover its learners for the full period and monitor it so no one is interrupted; if a pool runs low, the Center simply tops it up.</w:t>
-      </w:r>
-    </w:p>
-    <w:p>
-      <w:pPr>
-        <w:spacing w:after="120"/>
-      </w:pPr>
+        <w:t>How seats work</w:t>
+      </w:r>
+      <w:proofErr w:type="gramStart"/>
       <w:r>
         <w:rPr>
           <w:b/>
           <w:bCs/>
         </w:rPr>
-        <w:t xml:space="preserve">A note on certificates:  </w:t>
-      </w:r>
-      <w:r>
-        <w:t xml:space="preserve">The completion certificates recognize that a learner finished a Lingo Booth course or practice track, a record of completion and participation on the platform. They are not accredited qualifications, formal academic credentials, or official language-proficiency certifications such as TOPIK, and any level shown reflects Lingo Booth’s own internal assessment. If certificates are to carry Kumoh’s name or logo, we will agree the wording and branding with the Center in writing.</w:t>
+        <w:t xml:space="preserve">:  </w:t>
+      </w:r>
+      <w:r>
+        <w:t>A</w:t>
+      </w:r>
+      <w:proofErr w:type="gramEnd"/>
+      <w:r>
+        <w:t xml:space="preserve"> seat is 30 days of full access for one learner, bought up front as a shared pool. A learner’s seat activates when they first use Lingo Booth and renews automatically from the pool, one seat at a time, for as long as they keep learning; roughly one seat per active month (about four across the evening semester, or three per ~13-week language-program semester). A learner only ever holds one seat at a time, and unused seats stay valid for a year. We size each track’s pool to cover its learners for the full</w:t>
+      </w:r>
+      <w:r>
+        <w:t xml:space="preserve"> period and monitor </w:t>
+      </w:r>
+      <w:proofErr w:type="gramStart"/>
+      <w:r>
+        <w:t>it</w:t>
+      </w:r>
+      <w:proofErr w:type="gramEnd"/>
+      <w:r>
+        <w:t xml:space="preserve"> so no one is interrupted; if a pool runs low, the Center simply tops it up.</w:t>
+      </w:r>
+    </w:p>
+    <w:p>
+      <w:pPr>
+        <w:spacing w:after="120"/>
+      </w:pPr>
+      <w:r>
+        <w:rPr>
+          <w:b/>
+          <w:bCs/>
+        </w:rPr>
+        <w:t>A note on certificates</w:t>
+      </w:r>
+      <w:proofErr w:type="gramStart"/>
+      <w:r>
+        <w:rPr>
+          <w:b/>
+          <w:bCs/>
+        </w:rPr>
+        <w:t xml:space="preserve">:  </w:t>
+      </w:r>
+      <w:r>
+        <w:t>The</w:t>
+      </w:r>
+      <w:proofErr w:type="gramEnd"/>
+      <w:r>
+        <w:t xml:space="preserve"> completion certificates recognize that a learner finished a Lingo Booth course or practice track, a record of completion and participation on the platform. They are not accredited qualifications, formal academic credentials, or official language-proficiency certifications such as TOPIK, and any level shown reflects Lingo Booth’s own internal assessment. If certificates are to carry </w:t>
+      </w:r>
+      <w:proofErr w:type="spellStart"/>
+      <w:r>
+        <w:t>Kumoh’s</w:t>
+      </w:r>
+      <w:proofErr w:type="spellEnd"/>
+      <w:r>
+        <w:t xml:space="preserve"> name or logo, we will agree the wording and branding with the Center in writing.</w:t>
       </w:r>
     </w:p>
     <w:p>
@@ -982,7 +1093,7 @@
         <w:pStyle w:val="Heading1"/>
       </w:pPr>
       <w:r>
-        <w:t xml:space="preserve">5. How we will measure success</w:t>
+        <w:t>5. How we will measure success</w:t>
       </w:r>
     </w:p>
     <w:p>
@@ -990,7 +1101,15 @@
         <w:spacing w:after="120"/>
       </w:pPr>
       <w:r>
-        <w:t xml:space="preserve">We set targets to match each track, and review them at the midpoint and end of each track's semester.</w:t>
+        <w:t xml:space="preserve">We set targets to match each </w:t>
+      </w:r>
+      <w:proofErr w:type="gramStart"/>
+      <w:r>
+        <w:t>track, and</w:t>
+      </w:r>
+      <w:proofErr w:type="gramEnd"/>
+      <w:r>
+        <w:t xml:space="preserve"> review them at the midpoint and end of each track's semester.</w:t>
       </w:r>
     </w:p>
     <w:p>
@@ -1010,7 +1129,7 @@
         <w:t xml:space="preserve">Activation (both tracks): </w:t>
       </w:r>
       <w:r>
-        <w:t xml:space="preserve">share of invited learners who start within the first two weeks.</w:t>
+        <w:t>share of invited learners who start within the first two weeks.</w:t>
       </w:r>
     </w:p>
     <w:p>
@@ -1030,7 +1149,7 @@
         <w:t xml:space="preserve">Engagement (both tracks): </w:t>
       </w:r>
       <w:r>
-        <w:t xml:space="preserve">weekly active learners and practice sessions completed per learner.</w:t>
+        <w:t>weekly active learners and practice sessions completed per learner.</w:t>
       </w:r>
     </w:p>
     <w:p>
@@ -1050,7 +1169,7 @@
         <w:t xml:space="preserve">Satisfaction (both tracks): </w:t>
       </w:r>
       <w:r>
-        <w:t xml:space="preserve">short learner and instructor surveys at the midpoint and end.</w:t>
+        <w:t>short learner and instructor surveys at the midpoint and end.</w:t>
       </w:r>
     </w:p>
     <w:p>
@@ -1070,7 +1189,7 @@
         <w:t xml:space="preserve">Progress (evening track): </w:t>
       </w:r>
       <w:r>
-        <w:t xml:space="preserve">modest, measurable placement-test movement, calibrated for a supplementary support program.</w:t>
+        <w:t>modest, measurable placement-test movement, calibrated for a supplementary support program.</w:t>
       </w:r>
     </w:p>
     <w:p>
@@ -1090,7 +1209,7 @@
         <w:t xml:space="preserve">Progress (language track): </w:t>
       </w:r>
       <w:r>
-        <w:t xml:space="preserve">stronger proficiency gains over the two semesters, plus agreed curriculum-mapping milestones.</w:t>
+        <w:t>stronger proficiency gains over the two semesters, plus agreed curriculum-mapping milestones.</w:t>
       </w:r>
     </w:p>
     <w:p>
@@ -1098,7 +1217,7 @@
         <w:pStyle w:val="Heading1"/>
       </w:pPr>
       <w:r>
-        <w:t xml:space="preserve">6. Investment</w:t>
+        <w:t>6. Investment</w:t>
       </w:r>
     </w:p>
     <w:p>
@@ -1106,20 +1225,33 @@
         <w:spacing w:after="120"/>
       </w:pPr>
       <w:r>
-        <w:t xml:space="preserve">Pricing is per seat, billed once by invoice, on the Institution Pro tier (which includes the progress reports and classroom tools coordinators need). The accompanying quote sheet lets you adjust the student counts and seats-per-student for each track.</w:t>
+        <w:t xml:space="preserve">Pricing is per seat, billed once by invoice, on the Institution Pro tier (which includes the progress reports and classroom tools coordinators need). The accompanying quote sheet lets you adjust the student counts and </w:t>
+      </w:r>
+      <w:proofErr w:type="gramStart"/>
+      <w:r>
+        <w:t>seats-per-student</w:t>
+      </w:r>
+      <w:proofErr w:type="gramEnd"/>
+      <w:r>
+        <w:t xml:space="preserve"> for each track.</w:t>
       </w:r>
     </w:p>
     <w:tbl>
       <w:tblPr>
-        <w:tblW w:type="dxa" w:w="9360"/>
+        <w:tblW w:w="9360" w:type="dxa"/>
         <w:tblBorders>
-          <w:top w:val="single" w:color="auto" w:sz="4"/>
-          <w:left w:val="single" w:color="auto" w:sz="4"/>
-          <w:bottom w:val="single" w:color="auto" w:sz="4"/>
-          <w:right w:val="single" w:color="auto" w:sz="4"/>
-          <w:insideH w:val="single" w:color="auto" w:sz="4"/>
-          <w:insideV w:val="single" w:color="auto" w:sz="4"/>
+          <w:top w:val="single" w:sz="4" w:space="0" w:color="auto"/>
+          <w:left w:val="single" w:sz="4" w:space="0" w:color="auto"/>
+          <w:bottom w:val="single" w:sz="4" w:space="0" w:color="auto"/>
+          <w:right w:val="single" w:sz="4" w:space="0" w:color="auto"/>
+          <w:insideH w:val="single" w:sz="4" w:space="0" w:color="auto"/>
+          <w:insideV w:val="single" w:sz="4" w:space="0" w:color="auto"/>
         </w:tblBorders>
+        <w:tblCellMar>
+          <w:left w:w="10" w:type="dxa"/>
+          <w:right w:w="10" w:type="dxa"/>
+        </w:tblCellMar>
+        <w:tblLook w:val="0000" w:firstRow="0" w:lastRow="0" w:firstColumn="0" w:lastColumn="0" w:noHBand="0" w:noVBand="0"/>
       </w:tblPr>
       <w:tblGrid>
         <w:gridCol w:w="4360"/>
@@ -1129,27 +1261,30 @@
         <w:gridCol w:w="1300"/>
       </w:tblGrid>
       <w:tr>
-        <w:tc>
-          <w:tcPr>
-            <w:tcW w:type="dxa" w:w="4360"/>
-            <w:tcBorders>
-              <w:top w:val="single" w:color="CCCCCC" w:sz="1"/>
-              <w:left w:val="single" w:color="CCCCCC" w:sz="1"/>
-              <w:bottom w:val="single" w:color="CCCCCC" w:sz="1"/>
-              <w:right w:val="single" w:color="CCCCCC" w:sz="1"/>
-            </w:tcBorders>
-            <w:shd w:fill="12402A" w:val="clear"/>
-            <w:tcMar>
-              <w:top w:type="dxa" w:w="80"/>
-              <w:left w:type="dxa" w:w="120"/>
-              <w:bottom w:type="dxa" w:w="80"/>
-              <w:right w:type="dxa" w:w="120"/>
-            </w:tcMar>
-          </w:tcPr>
-          <w:p>
-            <w:pPr>
-              <w:jc w:val="left"/>
-            </w:pPr>
+        <w:tblPrEx>
+          <w:tblCellMar>
+            <w:top w:w="0" w:type="dxa"/>
+            <w:bottom w:w="0" w:type="dxa"/>
+          </w:tblCellMar>
+        </w:tblPrEx>
+        <w:tc>
+          <w:tcPr>
+            <w:tcW w:w="4360" w:type="dxa"/>
+            <w:tcBorders>
+              <w:top w:val="single" w:sz="1" w:space="0" w:color="CCCCCC"/>
+              <w:left w:val="single" w:sz="1" w:space="0" w:color="CCCCCC"/>
+              <w:bottom w:val="single" w:sz="1" w:space="0" w:color="CCCCCC"/>
+              <w:right w:val="single" w:sz="1" w:space="0" w:color="CCCCCC"/>
+            </w:tcBorders>
+            <w:shd w:val="clear" w:color="auto" w:fill="12402A"/>
+            <w:tcMar>
+              <w:top w:w="80" w:type="dxa"/>
+              <w:left w:w="120" w:type="dxa"/>
+              <w:bottom w:w="80" w:type="dxa"/>
+              <w:right w:w="120" w:type="dxa"/>
+            </w:tcMar>
+          </w:tcPr>
+          <w:p>
             <w:r>
               <w:rPr>
                 <w:b/>
@@ -1158,25 +1293,26 @@
                 <w:sz w:val="20"/>
                 <w:szCs w:val="20"/>
               </w:rPr>
-              <w:t xml:space="preserve">Track (Institution Pro)</w:t>
-            </w:r>
-          </w:p>
-        </w:tc>
-        <w:tc>
-          <w:tcPr>
-            <w:tcW w:type="dxa" w:w="1300"/>
-            <w:tcBorders>
-              <w:top w:val="single" w:color="CCCCCC" w:sz="1"/>
-              <w:left w:val="single" w:color="CCCCCC" w:sz="1"/>
-              <w:bottom w:val="single" w:color="CCCCCC" w:sz="1"/>
-              <w:right w:val="single" w:color="CCCCCC" w:sz="1"/>
-            </w:tcBorders>
-            <w:shd w:fill="12402A" w:val="clear"/>
-            <w:tcMar>
-              <w:top w:type="dxa" w:w="80"/>
-              <w:left w:type="dxa" w:w="120"/>
-              <w:bottom w:type="dxa" w:w="80"/>
-              <w:right w:type="dxa" w:w="120"/>
+              <w:lastRenderedPageBreak/>
+              <w:t>Track (Institution Pro)</w:t>
+            </w:r>
+          </w:p>
+        </w:tc>
+        <w:tc>
+          <w:tcPr>
+            <w:tcW w:w="1300" w:type="dxa"/>
+            <w:tcBorders>
+              <w:top w:val="single" w:sz="1" w:space="0" w:color="CCCCCC"/>
+              <w:left w:val="single" w:sz="1" w:space="0" w:color="CCCCCC"/>
+              <w:bottom w:val="single" w:sz="1" w:space="0" w:color="CCCCCC"/>
+              <w:right w:val="single" w:sz="1" w:space="0" w:color="CCCCCC"/>
+            </w:tcBorders>
+            <w:shd w:val="clear" w:color="auto" w:fill="12402A"/>
+            <w:tcMar>
+              <w:top w:w="80" w:type="dxa"/>
+              <w:left w:w="120" w:type="dxa"/>
+              <w:bottom w:w="80" w:type="dxa"/>
+              <w:right w:w="120" w:type="dxa"/>
             </w:tcMar>
           </w:tcPr>
           <w:p>
@@ -1191,25 +1327,25 @@
                 <w:sz w:val="20"/>
                 <w:szCs w:val="20"/>
               </w:rPr>
-              <w:t xml:space="preserve">Students</w:t>
-            </w:r>
-          </w:p>
-        </w:tc>
-        <w:tc>
-          <w:tcPr>
-            <w:tcW w:type="dxa" w:w="1100"/>
-            <w:tcBorders>
-              <w:top w:val="single" w:color="CCCCCC" w:sz="1"/>
-              <w:left w:val="single" w:color="CCCCCC" w:sz="1"/>
-              <w:bottom w:val="single" w:color="CCCCCC" w:sz="1"/>
-              <w:right w:val="single" w:color="CCCCCC" w:sz="1"/>
-            </w:tcBorders>
-            <w:shd w:fill="12402A" w:val="clear"/>
-            <w:tcMar>
-              <w:top w:type="dxa" w:w="80"/>
-              <w:left w:type="dxa" w:w="120"/>
-              <w:bottom w:type="dxa" w:w="80"/>
-              <w:right w:type="dxa" w:w="120"/>
+              <w:t>Students</w:t>
+            </w:r>
+          </w:p>
+        </w:tc>
+        <w:tc>
+          <w:tcPr>
+            <w:tcW w:w="1100" w:type="dxa"/>
+            <w:tcBorders>
+              <w:top w:val="single" w:sz="1" w:space="0" w:color="CCCCCC"/>
+              <w:left w:val="single" w:sz="1" w:space="0" w:color="CCCCCC"/>
+              <w:bottom w:val="single" w:sz="1" w:space="0" w:color="CCCCCC"/>
+              <w:right w:val="single" w:sz="1" w:space="0" w:color="CCCCCC"/>
+            </w:tcBorders>
+            <w:shd w:val="clear" w:color="auto" w:fill="12402A"/>
+            <w:tcMar>
+              <w:top w:w="80" w:type="dxa"/>
+              <w:left w:w="120" w:type="dxa"/>
+              <w:bottom w:w="80" w:type="dxa"/>
+              <w:right w:w="120" w:type="dxa"/>
             </w:tcMar>
           </w:tcPr>
           <w:p>
@@ -1224,25 +1360,25 @@
                 <w:sz w:val="20"/>
                 <w:szCs w:val="20"/>
               </w:rPr>
-              <w:t xml:space="preserve">Seats*</w:t>
-            </w:r>
-          </w:p>
-        </w:tc>
-        <w:tc>
-          <w:tcPr>
-            <w:tcW w:type="dxa" w:w="1300"/>
-            <w:tcBorders>
-              <w:top w:val="single" w:color="CCCCCC" w:sz="1"/>
-              <w:left w:val="single" w:color="CCCCCC" w:sz="1"/>
-              <w:bottom w:val="single" w:color="CCCCCC" w:sz="1"/>
-              <w:right w:val="single" w:color="CCCCCC" w:sz="1"/>
-            </w:tcBorders>
-            <w:shd w:fill="12402A" w:val="clear"/>
-            <w:tcMar>
-              <w:top w:type="dxa" w:w="80"/>
-              <w:left w:type="dxa" w:w="120"/>
-              <w:bottom w:type="dxa" w:w="80"/>
-              <w:right w:type="dxa" w:w="120"/>
+              <w:t>Seats*</w:t>
+            </w:r>
+          </w:p>
+        </w:tc>
+        <w:tc>
+          <w:tcPr>
+            <w:tcW w:w="1300" w:type="dxa"/>
+            <w:tcBorders>
+              <w:top w:val="single" w:sz="1" w:space="0" w:color="CCCCCC"/>
+              <w:left w:val="single" w:sz="1" w:space="0" w:color="CCCCCC"/>
+              <w:bottom w:val="single" w:sz="1" w:space="0" w:color="CCCCCC"/>
+              <w:right w:val="single" w:sz="1" w:space="0" w:color="CCCCCC"/>
+            </w:tcBorders>
+            <w:shd w:val="clear" w:color="auto" w:fill="12402A"/>
+            <w:tcMar>
+              <w:top w:w="80" w:type="dxa"/>
+              <w:left w:w="120" w:type="dxa"/>
+              <w:bottom w:w="80" w:type="dxa"/>
+              <w:right w:w="120" w:type="dxa"/>
             </w:tcMar>
           </w:tcPr>
           <w:p>
@@ -1257,25 +1393,25 @@
                 <w:sz w:val="20"/>
                 <w:szCs w:val="20"/>
               </w:rPr>
-              <w:t xml:space="preserve">List</w:t>
-            </w:r>
-          </w:p>
-        </w:tc>
-        <w:tc>
-          <w:tcPr>
-            <w:tcW w:type="dxa" w:w="1300"/>
-            <w:tcBorders>
-              <w:top w:val="single" w:color="CCCCCC" w:sz="1"/>
-              <w:left w:val="single" w:color="CCCCCC" w:sz="1"/>
-              <w:bottom w:val="single" w:color="CCCCCC" w:sz="1"/>
-              <w:right w:val="single" w:color="CCCCCC" w:sz="1"/>
-            </w:tcBorders>
-            <w:shd w:fill="12402A" w:val="clear"/>
-            <w:tcMar>
-              <w:top w:type="dxa" w:w="80"/>
-              <w:left w:type="dxa" w:w="120"/>
-              <w:bottom w:type="dxa" w:w="80"/>
-              <w:right w:type="dxa" w:w="120"/>
+              <w:t>List</w:t>
+            </w:r>
+          </w:p>
+        </w:tc>
+        <w:tc>
+          <w:tcPr>
+            <w:tcW w:w="1300" w:type="dxa"/>
+            <w:tcBorders>
+              <w:top w:val="single" w:sz="1" w:space="0" w:color="CCCCCC"/>
+              <w:left w:val="single" w:sz="1" w:space="0" w:color="CCCCCC"/>
+              <w:bottom w:val="single" w:sz="1" w:space="0" w:color="CCCCCC"/>
+              <w:right w:val="single" w:sz="1" w:space="0" w:color="CCCCCC"/>
+            </w:tcBorders>
+            <w:shd w:val="clear" w:color="auto" w:fill="12402A"/>
+            <w:tcMar>
+              <w:top w:w="80" w:type="dxa"/>
+              <w:left w:w="120" w:type="dxa"/>
+              <w:bottom w:w="80" w:type="dxa"/>
+              <w:right w:w="120" w:type="dxa"/>
             </w:tcMar>
           </w:tcPr>
           <w:p>
@@ -1290,58 +1426,59 @@
                 <w:sz w:val="20"/>
                 <w:szCs w:val="20"/>
               </w:rPr>
-              <w:t xml:space="preserve">After 50%</w:t>
+              <w:t>After 50%</w:t>
             </w:r>
           </w:p>
         </w:tc>
       </w:tr>
       <w:tr>
-        <w:tc>
-          <w:tcPr>
-            <w:tcW w:type="dxa" w:w="4360"/>
-            <w:tcBorders>
-              <w:top w:val="single" w:color="CCCCCC" w:sz="1"/>
-              <w:left w:val="single" w:color="CCCCCC" w:sz="1"/>
-              <w:bottom w:val="single" w:color="CCCCCC" w:sz="1"/>
-              <w:right w:val="single" w:color="CCCCCC" w:sz="1"/>
-            </w:tcBorders>
-            <w:tcMar>
-              <w:top w:type="dxa" w:w="80"/>
-              <w:left w:type="dxa" w:w="120"/>
-              <w:bottom w:type="dxa" w:w="80"/>
-              <w:right w:type="dxa" w:w="120"/>
-            </w:tcMar>
-          </w:tcPr>
-          <w:p>
-            <w:pPr>
-              <w:jc w:val="left"/>
-            </w:pPr>
-            <w:r>
-              <w:rPr>
-                <w:b w:val="false"/>
-                <w:bCs w:val="false"/>
+        <w:tblPrEx>
+          <w:tblCellMar>
+            <w:top w:w="0" w:type="dxa"/>
+            <w:bottom w:w="0" w:type="dxa"/>
+          </w:tblCellMar>
+        </w:tblPrEx>
+        <w:tc>
+          <w:tcPr>
+            <w:tcW w:w="4360" w:type="dxa"/>
+            <w:tcBorders>
+              <w:top w:val="single" w:sz="1" w:space="0" w:color="CCCCCC"/>
+              <w:left w:val="single" w:sz="1" w:space="0" w:color="CCCCCC"/>
+              <w:bottom w:val="single" w:sz="1" w:space="0" w:color="CCCCCC"/>
+              <w:right w:val="single" w:sz="1" w:space="0" w:color="CCCCCC"/>
+            </w:tcBorders>
+            <w:tcMar>
+              <w:top w:w="80" w:type="dxa"/>
+              <w:left w:w="120" w:type="dxa"/>
+              <w:bottom w:w="80" w:type="dxa"/>
+              <w:right w:w="120" w:type="dxa"/>
+            </w:tcMar>
+          </w:tcPr>
+          <w:p>
+            <w:r>
+              <w:rPr>
                 <w:color w:val="000000"/>
                 <w:sz w:val="20"/>
                 <w:szCs w:val="20"/>
               </w:rPr>
-              <w:t xml:space="preserve">Track A: Evening classes (4 months)</w:t>
-            </w:r>
-          </w:p>
-        </w:tc>
-        <w:tc>
-          <w:tcPr>
-            <w:tcW w:type="dxa" w:w="1300"/>
-            <w:tcBorders>
-              <w:top w:val="single" w:color="CCCCCC" w:sz="1"/>
-              <w:left w:val="single" w:color="CCCCCC" w:sz="1"/>
-              <w:bottom w:val="single" w:color="CCCCCC" w:sz="1"/>
-              <w:right w:val="single" w:color="CCCCCC" w:sz="1"/>
-            </w:tcBorders>
-            <w:tcMar>
-              <w:top w:type="dxa" w:w="80"/>
-              <w:left w:type="dxa" w:w="120"/>
-              <w:bottom w:type="dxa" w:w="80"/>
-              <w:right w:type="dxa" w:w="120"/>
+              <w:t>Track A: Evening classes (4 months)</w:t>
+            </w:r>
+          </w:p>
+        </w:tc>
+        <w:tc>
+          <w:tcPr>
+            <w:tcW w:w="1300" w:type="dxa"/>
+            <w:tcBorders>
+              <w:top w:val="single" w:sz="1" w:space="0" w:color="CCCCCC"/>
+              <w:left w:val="single" w:sz="1" w:space="0" w:color="CCCCCC"/>
+              <w:bottom w:val="single" w:sz="1" w:space="0" w:color="CCCCCC"/>
+              <w:right w:val="single" w:sz="1" w:space="0" w:color="CCCCCC"/>
+            </w:tcBorders>
+            <w:tcMar>
+              <w:top w:w="80" w:type="dxa"/>
+              <w:left w:w="120" w:type="dxa"/>
+              <w:bottom w:w="80" w:type="dxa"/>
+              <w:right w:w="120" w:type="dxa"/>
             </w:tcMar>
           </w:tcPr>
           <w:p>
@@ -1350,30 +1487,28 @@
             </w:pPr>
             <w:r>
               <w:rPr>
-                <w:b w:val="false"/>
-                <w:bCs w:val="false"/>
                 <w:color w:val="000000"/>
                 <w:sz w:val="20"/>
                 <w:szCs w:val="20"/>
               </w:rPr>
-              <w:t xml:space="preserve">50</w:t>
-            </w:r>
-          </w:p>
-        </w:tc>
-        <w:tc>
-          <w:tcPr>
-            <w:tcW w:type="dxa" w:w="1100"/>
-            <w:tcBorders>
-              <w:top w:val="single" w:color="CCCCCC" w:sz="1"/>
-              <w:left w:val="single" w:color="CCCCCC" w:sz="1"/>
-              <w:bottom w:val="single" w:color="CCCCCC" w:sz="1"/>
-              <w:right w:val="single" w:color="CCCCCC" w:sz="1"/>
-            </w:tcBorders>
-            <w:tcMar>
-              <w:top w:type="dxa" w:w="80"/>
-              <w:left w:type="dxa" w:w="120"/>
-              <w:bottom w:type="dxa" w:w="80"/>
-              <w:right w:type="dxa" w:w="120"/>
+              <w:t>50</w:t>
+            </w:r>
+          </w:p>
+        </w:tc>
+        <w:tc>
+          <w:tcPr>
+            <w:tcW w:w="1100" w:type="dxa"/>
+            <w:tcBorders>
+              <w:top w:val="single" w:sz="1" w:space="0" w:color="CCCCCC"/>
+              <w:left w:val="single" w:sz="1" w:space="0" w:color="CCCCCC"/>
+              <w:bottom w:val="single" w:sz="1" w:space="0" w:color="CCCCCC"/>
+              <w:right w:val="single" w:sz="1" w:space="0" w:color="CCCCCC"/>
+            </w:tcBorders>
+            <w:tcMar>
+              <w:top w:w="80" w:type="dxa"/>
+              <w:left w:w="120" w:type="dxa"/>
+              <w:bottom w:w="80" w:type="dxa"/>
+              <w:right w:w="120" w:type="dxa"/>
             </w:tcMar>
           </w:tcPr>
           <w:p>
@@ -1382,30 +1517,28 @@
             </w:pPr>
             <w:r>
               <w:rPr>
-                <w:b w:val="false"/>
-                <w:bCs w:val="false"/>
                 <w:color w:val="000000"/>
                 <w:sz w:val="20"/>
                 <w:szCs w:val="20"/>
               </w:rPr>
-              <w:t xml:space="preserve">200</w:t>
-            </w:r>
-          </w:p>
-        </w:tc>
-        <w:tc>
-          <w:tcPr>
-            <w:tcW w:type="dxa" w:w="1300"/>
-            <w:tcBorders>
-              <w:top w:val="single" w:color="CCCCCC" w:sz="1"/>
-              <w:left w:val="single" w:color="CCCCCC" w:sz="1"/>
-              <w:bottom w:val="single" w:color="CCCCCC" w:sz="1"/>
-              <w:right w:val="single" w:color="CCCCCC" w:sz="1"/>
-            </w:tcBorders>
-            <w:tcMar>
-              <w:top w:type="dxa" w:w="80"/>
-              <w:left w:type="dxa" w:w="120"/>
-              <w:bottom w:type="dxa" w:w="80"/>
-              <w:right w:type="dxa" w:w="120"/>
+              <w:t>200</w:t>
+            </w:r>
+          </w:p>
+        </w:tc>
+        <w:tc>
+          <w:tcPr>
+            <w:tcW w:w="1300" w:type="dxa"/>
+            <w:tcBorders>
+              <w:top w:val="single" w:sz="1" w:space="0" w:color="CCCCCC"/>
+              <w:left w:val="single" w:sz="1" w:space="0" w:color="CCCCCC"/>
+              <w:bottom w:val="single" w:sz="1" w:space="0" w:color="CCCCCC"/>
+              <w:right w:val="single" w:sz="1" w:space="0" w:color="CCCCCC"/>
+            </w:tcBorders>
+            <w:tcMar>
+              <w:top w:w="80" w:type="dxa"/>
+              <w:left w:w="120" w:type="dxa"/>
+              <w:bottom w:w="80" w:type="dxa"/>
+              <w:right w:w="120" w:type="dxa"/>
             </w:tcMar>
           </w:tcPr>
           <w:p>
@@ -1414,30 +1547,28 @@
             </w:pPr>
             <w:r>
               <w:rPr>
-                <w:b w:val="false"/>
-                <w:bCs w:val="false"/>
                 <w:color w:val="000000"/>
                 <w:sz w:val="20"/>
                 <w:szCs w:val="20"/>
               </w:rPr>
-              <w:t xml:space="preserve">$3,418</w:t>
-            </w:r>
-          </w:p>
-        </w:tc>
-        <w:tc>
-          <w:tcPr>
-            <w:tcW w:type="dxa" w:w="1300"/>
-            <w:tcBorders>
-              <w:top w:val="single" w:color="CCCCCC" w:sz="1"/>
-              <w:left w:val="single" w:color="CCCCCC" w:sz="1"/>
-              <w:bottom w:val="single" w:color="CCCCCC" w:sz="1"/>
-              <w:right w:val="single" w:color="CCCCCC" w:sz="1"/>
-            </w:tcBorders>
-            <w:tcMar>
-              <w:top w:type="dxa" w:w="80"/>
-              <w:left w:type="dxa" w:w="120"/>
-              <w:bottom w:type="dxa" w:w="80"/>
-              <w:right w:type="dxa" w:w="120"/>
+              <w:t>$3,418</w:t>
+            </w:r>
+          </w:p>
+        </w:tc>
+        <w:tc>
+          <w:tcPr>
+            <w:tcW w:w="1300" w:type="dxa"/>
+            <w:tcBorders>
+              <w:top w:val="single" w:sz="1" w:space="0" w:color="CCCCCC"/>
+              <w:left w:val="single" w:sz="1" w:space="0" w:color="CCCCCC"/>
+              <w:bottom w:val="single" w:sz="1" w:space="0" w:color="CCCCCC"/>
+              <w:right w:val="single" w:sz="1" w:space="0" w:color="CCCCCC"/>
+            </w:tcBorders>
+            <w:tcMar>
+              <w:top w:w="80" w:type="dxa"/>
+              <w:left w:w="120" w:type="dxa"/>
+              <w:bottom w:w="80" w:type="dxa"/>
+              <w:right w:w="120" w:type="dxa"/>
             </w:tcMar>
           </w:tcPr>
           <w:p>
@@ -1446,64 +1577,63 @@
             </w:pPr>
             <w:r>
               <w:rPr>
-                <w:b w:val="false"/>
-                <w:bCs w:val="false"/>
                 <w:color w:val="000000"/>
                 <w:sz w:val="20"/>
                 <w:szCs w:val="20"/>
               </w:rPr>
-              <w:t xml:space="preserve">$1,709</w:t>
+              <w:t>$1,709</w:t>
             </w:r>
           </w:p>
         </w:tc>
       </w:tr>
       <w:tr>
-        <w:tc>
-          <w:tcPr>
-            <w:tcW w:type="dxa" w:w="4360"/>
-            <w:tcBorders>
-              <w:top w:val="single" w:color="CCCCCC" w:sz="1"/>
-              <w:left w:val="single" w:color="CCCCCC" w:sz="1"/>
-              <w:bottom w:val="single" w:color="CCCCCC" w:sz="1"/>
-              <w:right w:val="single" w:color="CCCCCC" w:sz="1"/>
-            </w:tcBorders>
-            <w:tcMar>
-              <w:top w:type="dxa" w:w="80"/>
-              <w:left w:type="dxa" w:w="120"/>
-              <w:bottom w:type="dxa" w:w="80"/>
-              <w:right w:type="dxa" w:w="120"/>
-            </w:tcMar>
-          </w:tcPr>
-          <w:p>
-            <w:pPr>
-              <w:jc w:val="left"/>
-            </w:pPr>
-            <w:r>
-              <w:rPr>
-                <w:b w:val="false"/>
-                <w:bCs w:val="false"/>
+        <w:tblPrEx>
+          <w:tblCellMar>
+            <w:top w:w="0" w:type="dxa"/>
+            <w:bottom w:w="0" w:type="dxa"/>
+          </w:tblCellMar>
+        </w:tblPrEx>
+        <w:tc>
+          <w:tcPr>
+            <w:tcW w:w="4360" w:type="dxa"/>
+            <w:tcBorders>
+              <w:top w:val="single" w:sz="1" w:space="0" w:color="CCCCCC"/>
+              <w:left w:val="single" w:sz="1" w:space="0" w:color="CCCCCC"/>
+              <w:bottom w:val="single" w:sz="1" w:space="0" w:color="CCCCCC"/>
+              <w:right w:val="single" w:sz="1" w:space="0" w:color="CCCCCC"/>
+            </w:tcBorders>
+            <w:tcMar>
+              <w:top w:w="80" w:type="dxa"/>
+              <w:left w:w="120" w:type="dxa"/>
+              <w:bottom w:w="80" w:type="dxa"/>
+              <w:right w:w="120" w:type="dxa"/>
+            </w:tcMar>
+          </w:tcPr>
+          <w:p>
+            <w:r>
+              <w:rPr>
                 <w:color w:val="000000"/>
                 <w:sz w:val="20"/>
                 <w:szCs w:val="20"/>
               </w:rPr>
-              <w:t xml:space="preserve">Track B: Language Program (6 months)</w:t>
-            </w:r>
-          </w:p>
-        </w:tc>
-        <w:tc>
-          <w:tcPr>
-            <w:tcW w:type="dxa" w:w="1300"/>
-            <w:tcBorders>
-              <w:top w:val="single" w:color="CCCCCC" w:sz="1"/>
-              <w:left w:val="single" w:color="CCCCCC" w:sz="1"/>
-              <w:bottom w:val="single" w:color="CCCCCC" w:sz="1"/>
-              <w:right w:val="single" w:color="CCCCCC" w:sz="1"/>
-            </w:tcBorders>
-            <w:tcMar>
-              <w:top w:type="dxa" w:w="80"/>
-              <w:left w:type="dxa" w:w="120"/>
-              <w:bottom w:type="dxa" w:w="80"/>
-              <w:right w:type="dxa" w:w="120"/>
+              <w:t>Track B: Language Program (6 months)</w:t>
+            </w:r>
+          </w:p>
+        </w:tc>
+        <w:tc>
+          <w:tcPr>
+            <w:tcW w:w="1300" w:type="dxa"/>
+            <w:tcBorders>
+              <w:top w:val="single" w:sz="1" w:space="0" w:color="CCCCCC"/>
+              <w:left w:val="single" w:sz="1" w:space="0" w:color="CCCCCC"/>
+              <w:bottom w:val="single" w:sz="1" w:space="0" w:color="CCCCCC"/>
+              <w:right w:val="single" w:sz="1" w:space="0" w:color="CCCCCC"/>
+            </w:tcBorders>
+            <w:tcMar>
+              <w:top w:w="80" w:type="dxa"/>
+              <w:left w:w="120" w:type="dxa"/>
+              <w:bottom w:w="80" w:type="dxa"/>
+              <w:right w:w="120" w:type="dxa"/>
             </w:tcMar>
           </w:tcPr>
           <w:p>
@@ -1512,30 +1642,28 @@
             </w:pPr>
             <w:r>
               <w:rPr>
-                <w:b w:val="false"/>
-                <w:bCs w:val="false"/>
                 <w:color w:val="000000"/>
                 <w:sz w:val="20"/>
                 <w:szCs w:val="20"/>
               </w:rPr>
-              <w:t xml:space="preserve">100</w:t>
-            </w:r>
-          </w:p>
-        </w:tc>
-        <w:tc>
-          <w:tcPr>
-            <w:tcW w:type="dxa" w:w="1100"/>
-            <w:tcBorders>
-              <w:top w:val="single" w:color="CCCCCC" w:sz="1"/>
-              <w:left w:val="single" w:color="CCCCCC" w:sz="1"/>
-              <w:bottom w:val="single" w:color="CCCCCC" w:sz="1"/>
-              <w:right w:val="single" w:color="CCCCCC" w:sz="1"/>
-            </w:tcBorders>
-            <w:tcMar>
-              <w:top w:type="dxa" w:w="80"/>
-              <w:left w:type="dxa" w:w="120"/>
-              <w:bottom w:type="dxa" w:w="80"/>
-              <w:right w:type="dxa" w:w="120"/>
+              <w:t>100</w:t>
+            </w:r>
+          </w:p>
+        </w:tc>
+        <w:tc>
+          <w:tcPr>
+            <w:tcW w:w="1100" w:type="dxa"/>
+            <w:tcBorders>
+              <w:top w:val="single" w:sz="1" w:space="0" w:color="CCCCCC"/>
+              <w:left w:val="single" w:sz="1" w:space="0" w:color="CCCCCC"/>
+              <w:bottom w:val="single" w:sz="1" w:space="0" w:color="CCCCCC"/>
+              <w:right w:val="single" w:sz="1" w:space="0" w:color="CCCCCC"/>
+            </w:tcBorders>
+            <w:tcMar>
+              <w:top w:w="80" w:type="dxa"/>
+              <w:left w:w="120" w:type="dxa"/>
+              <w:bottom w:w="80" w:type="dxa"/>
+              <w:right w:w="120" w:type="dxa"/>
             </w:tcMar>
           </w:tcPr>
           <w:p>
@@ -1544,30 +1672,28 @@
             </w:pPr>
             <w:r>
               <w:rPr>
-                <w:b w:val="false"/>
-                <w:bCs w:val="false"/>
                 <w:color w:val="000000"/>
                 <w:sz w:val="20"/>
                 <w:szCs w:val="20"/>
               </w:rPr>
-              <w:t xml:space="preserve">600</w:t>
-            </w:r>
-          </w:p>
-        </w:tc>
-        <w:tc>
-          <w:tcPr>
-            <w:tcW w:type="dxa" w:w="1300"/>
-            <w:tcBorders>
-              <w:top w:val="single" w:color="CCCCCC" w:sz="1"/>
-              <w:left w:val="single" w:color="CCCCCC" w:sz="1"/>
-              <w:bottom w:val="single" w:color="CCCCCC" w:sz="1"/>
-              <w:right w:val="single" w:color="CCCCCC" w:sz="1"/>
-            </w:tcBorders>
-            <w:tcMar>
-              <w:top w:type="dxa" w:w="80"/>
-              <w:left w:type="dxa" w:w="120"/>
-              <w:bottom w:type="dxa" w:w="80"/>
-              <w:right w:type="dxa" w:w="120"/>
+              <w:t>600</w:t>
+            </w:r>
+          </w:p>
+        </w:tc>
+        <w:tc>
+          <w:tcPr>
+            <w:tcW w:w="1300" w:type="dxa"/>
+            <w:tcBorders>
+              <w:top w:val="single" w:sz="1" w:space="0" w:color="CCCCCC"/>
+              <w:left w:val="single" w:sz="1" w:space="0" w:color="CCCCCC"/>
+              <w:bottom w:val="single" w:sz="1" w:space="0" w:color="CCCCCC"/>
+              <w:right w:val="single" w:sz="1" w:space="0" w:color="CCCCCC"/>
+            </w:tcBorders>
+            <w:tcMar>
+              <w:top w:w="80" w:type="dxa"/>
+              <w:left w:w="120" w:type="dxa"/>
+              <w:bottom w:w="80" w:type="dxa"/>
+              <w:right w:w="120" w:type="dxa"/>
             </w:tcMar>
           </w:tcPr>
           <w:p>
@@ -1576,30 +1702,28 @@
             </w:pPr>
             <w:r>
               <w:rPr>
-                <w:b w:val="false"/>
-                <w:bCs w:val="false"/>
                 <w:color w:val="000000"/>
                 <w:sz w:val="20"/>
                 <w:szCs w:val="20"/>
               </w:rPr>
-              <w:t xml:space="preserve">$10,254</w:t>
-            </w:r>
-          </w:p>
-        </w:tc>
-        <w:tc>
-          <w:tcPr>
-            <w:tcW w:type="dxa" w:w="1300"/>
-            <w:tcBorders>
-              <w:top w:val="single" w:color="CCCCCC" w:sz="1"/>
-              <w:left w:val="single" w:color="CCCCCC" w:sz="1"/>
-              <w:bottom w:val="single" w:color="CCCCCC" w:sz="1"/>
-              <w:right w:val="single" w:color="CCCCCC" w:sz="1"/>
-            </w:tcBorders>
-            <w:tcMar>
-              <w:top w:type="dxa" w:w="80"/>
-              <w:left w:type="dxa" w:w="120"/>
-              <w:bottom w:type="dxa" w:w="80"/>
-              <w:right w:type="dxa" w:w="120"/>
+              <w:t>$10,254</w:t>
+            </w:r>
+          </w:p>
+        </w:tc>
+        <w:tc>
+          <w:tcPr>
+            <w:tcW w:w="1300" w:type="dxa"/>
+            <w:tcBorders>
+              <w:top w:val="single" w:sz="1" w:space="0" w:color="CCCCCC"/>
+              <w:left w:val="single" w:sz="1" w:space="0" w:color="CCCCCC"/>
+              <w:bottom w:val="single" w:sz="1" w:space="0" w:color="CCCCCC"/>
+              <w:right w:val="single" w:sz="1" w:space="0" w:color="CCCCCC"/>
+            </w:tcBorders>
+            <w:tcMar>
+              <w:top w:w="80" w:type="dxa"/>
+              <w:left w:w="120" w:type="dxa"/>
+              <w:bottom w:w="80" w:type="dxa"/>
+              <w:right w:w="120" w:type="dxa"/>
             </w:tcMar>
           </w:tcPr>
           <w:p>
@@ -1608,39 +1732,40 @@
             </w:pPr>
             <w:r>
               <w:rPr>
-                <w:b w:val="false"/>
-                <w:bCs w:val="false"/>
                 <w:color w:val="000000"/>
                 <w:sz w:val="20"/>
                 <w:szCs w:val="20"/>
               </w:rPr>
-              <w:t xml:space="preserve">$5,127</w:t>
+              <w:t>$5,127</w:t>
             </w:r>
           </w:p>
         </w:tc>
       </w:tr>
       <w:tr>
-        <w:tc>
-          <w:tcPr>
-            <w:tcW w:type="dxa" w:w="4360"/>
-            <w:tcBorders>
-              <w:top w:val="single" w:color="CCCCCC" w:sz="1"/>
-              <w:left w:val="single" w:color="CCCCCC" w:sz="1"/>
-              <w:bottom w:val="single" w:color="CCCCCC" w:sz="1"/>
-              <w:right w:val="single" w:color="CCCCCC" w:sz="1"/>
-            </w:tcBorders>
-            <w:shd w:fill="EAF3DC" w:val="clear"/>
-            <w:tcMar>
-              <w:top w:type="dxa" w:w="80"/>
-              <w:left w:type="dxa" w:w="120"/>
-              <w:bottom w:type="dxa" w:w="80"/>
-              <w:right w:type="dxa" w:w="120"/>
-            </w:tcMar>
-          </w:tcPr>
-          <w:p>
-            <w:pPr>
-              <w:jc w:val="left"/>
-            </w:pPr>
+        <w:tblPrEx>
+          <w:tblCellMar>
+            <w:top w:w="0" w:type="dxa"/>
+            <w:bottom w:w="0" w:type="dxa"/>
+          </w:tblCellMar>
+        </w:tblPrEx>
+        <w:tc>
+          <w:tcPr>
+            <w:tcW w:w="4360" w:type="dxa"/>
+            <w:tcBorders>
+              <w:top w:val="single" w:sz="1" w:space="0" w:color="CCCCCC"/>
+              <w:left w:val="single" w:sz="1" w:space="0" w:color="CCCCCC"/>
+              <w:bottom w:val="single" w:sz="1" w:space="0" w:color="CCCCCC"/>
+              <w:right w:val="single" w:sz="1" w:space="0" w:color="CCCCCC"/>
+            </w:tcBorders>
+            <w:shd w:val="clear" w:color="auto" w:fill="EAF3DC"/>
+            <w:tcMar>
+              <w:top w:w="80" w:type="dxa"/>
+              <w:left w:w="120" w:type="dxa"/>
+              <w:bottom w:w="80" w:type="dxa"/>
+              <w:right w:w="120" w:type="dxa"/>
+            </w:tcMar>
+          </w:tcPr>
+          <w:p>
             <w:r>
               <w:rPr>
                 <w:b/>
@@ -1649,25 +1774,25 @@
                 <w:sz w:val="20"/>
                 <w:szCs w:val="20"/>
               </w:rPr>
-              <w:t xml:space="preserve">Total</w:t>
-            </w:r>
-          </w:p>
-        </w:tc>
-        <w:tc>
-          <w:tcPr>
-            <w:tcW w:type="dxa" w:w="1300"/>
-            <w:tcBorders>
-              <w:top w:val="single" w:color="CCCCCC" w:sz="1"/>
-              <w:left w:val="single" w:color="CCCCCC" w:sz="1"/>
-              <w:bottom w:val="single" w:color="CCCCCC" w:sz="1"/>
-              <w:right w:val="single" w:color="CCCCCC" w:sz="1"/>
-            </w:tcBorders>
-            <w:shd w:fill="EAF3DC" w:val="clear"/>
-            <w:tcMar>
-              <w:top w:type="dxa" w:w="80"/>
-              <w:left w:type="dxa" w:w="120"/>
-              <w:bottom w:type="dxa" w:w="80"/>
-              <w:right w:type="dxa" w:w="120"/>
+              <w:t>Total</w:t>
+            </w:r>
+          </w:p>
+        </w:tc>
+        <w:tc>
+          <w:tcPr>
+            <w:tcW w:w="1300" w:type="dxa"/>
+            <w:tcBorders>
+              <w:top w:val="single" w:sz="1" w:space="0" w:color="CCCCCC"/>
+              <w:left w:val="single" w:sz="1" w:space="0" w:color="CCCCCC"/>
+              <w:bottom w:val="single" w:sz="1" w:space="0" w:color="CCCCCC"/>
+              <w:right w:val="single" w:sz="1" w:space="0" w:color="CCCCCC"/>
+            </w:tcBorders>
+            <w:shd w:val="clear" w:color="auto" w:fill="EAF3DC"/>
+            <w:tcMar>
+              <w:top w:w="80" w:type="dxa"/>
+              <w:left w:w="120" w:type="dxa"/>
+              <w:bottom w:w="80" w:type="dxa"/>
+              <w:right w:w="120" w:type="dxa"/>
             </w:tcMar>
           </w:tcPr>
           <w:p>
@@ -1682,25 +1807,25 @@
                 <w:sz w:val="20"/>
                 <w:szCs w:val="20"/>
               </w:rPr>
-              <w:t xml:space="preserve">150</w:t>
-            </w:r>
-          </w:p>
-        </w:tc>
-        <w:tc>
-          <w:tcPr>
-            <w:tcW w:type="dxa" w:w="1100"/>
-            <w:tcBorders>
-              <w:top w:val="single" w:color="CCCCCC" w:sz="1"/>
-              <w:left w:val="single" w:color="CCCCCC" w:sz="1"/>
-              <w:bottom w:val="single" w:color="CCCCCC" w:sz="1"/>
-              <w:right w:val="single" w:color="CCCCCC" w:sz="1"/>
-            </w:tcBorders>
-            <w:shd w:fill="EAF3DC" w:val="clear"/>
-            <w:tcMar>
-              <w:top w:type="dxa" w:w="80"/>
-              <w:left w:type="dxa" w:w="120"/>
-              <w:bottom w:type="dxa" w:w="80"/>
-              <w:right w:type="dxa" w:w="120"/>
+              <w:t>150</w:t>
+            </w:r>
+          </w:p>
+        </w:tc>
+        <w:tc>
+          <w:tcPr>
+            <w:tcW w:w="1100" w:type="dxa"/>
+            <w:tcBorders>
+              <w:top w:val="single" w:sz="1" w:space="0" w:color="CCCCCC"/>
+              <w:left w:val="single" w:sz="1" w:space="0" w:color="CCCCCC"/>
+              <w:bottom w:val="single" w:sz="1" w:space="0" w:color="CCCCCC"/>
+              <w:right w:val="single" w:sz="1" w:space="0" w:color="CCCCCC"/>
+            </w:tcBorders>
+            <w:shd w:val="clear" w:color="auto" w:fill="EAF3DC"/>
+            <w:tcMar>
+              <w:top w:w="80" w:type="dxa"/>
+              <w:left w:w="120" w:type="dxa"/>
+              <w:bottom w:w="80" w:type="dxa"/>
+              <w:right w:w="120" w:type="dxa"/>
             </w:tcMar>
           </w:tcPr>
           <w:p>
@@ -1715,25 +1840,25 @@
                 <w:sz w:val="20"/>
                 <w:szCs w:val="20"/>
               </w:rPr>
-              <w:t xml:space="preserve">800</w:t>
-            </w:r>
-          </w:p>
-        </w:tc>
-        <w:tc>
-          <w:tcPr>
-            <w:tcW w:type="dxa" w:w="1300"/>
-            <w:tcBorders>
-              <w:top w:val="single" w:color="CCCCCC" w:sz="1"/>
-              <w:left w:val="single" w:color="CCCCCC" w:sz="1"/>
-              <w:bottom w:val="single" w:color="CCCCCC" w:sz="1"/>
-              <w:right w:val="single" w:color="CCCCCC" w:sz="1"/>
-            </w:tcBorders>
-            <w:shd w:fill="EAF3DC" w:val="clear"/>
-            <w:tcMar>
-              <w:top w:type="dxa" w:w="80"/>
-              <w:left w:type="dxa" w:w="120"/>
-              <w:bottom w:type="dxa" w:w="80"/>
-              <w:right w:type="dxa" w:w="120"/>
+              <w:t>800</w:t>
+            </w:r>
+          </w:p>
+        </w:tc>
+        <w:tc>
+          <w:tcPr>
+            <w:tcW w:w="1300" w:type="dxa"/>
+            <w:tcBorders>
+              <w:top w:val="single" w:sz="1" w:space="0" w:color="CCCCCC"/>
+              <w:left w:val="single" w:sz="1" w:space="0" w:color="CCCCCC"/>
+              <w:bottom w:val="single" w:sz="1" w:space="0" w:color="CCCCCC"/>
+              <w:right w:val="single" w:sz="1" w:space="0" w:color="CCCCCC"/>
+            </w:tcBorders>
+            <w:shd w:val="clear" w:color="auto" w:fill="EAF3DC"/>
+            <w:tcMar>
+              <w:top w:w="80" w:type="dxa"/>
+              <w:left w:w="120" w:type="dxa"/>
+              <w:bottom w:w="80" w:type="dxa"/>
+              <w:right w:w="120" w:type="dxa"/>
             </w:tcMar>
           </w:tcPr>
           <w:p>
@@ -1748,25 +1873,25 @@
                 <w:sz w:val="20"/>
                 <w:szCs w:val="20"/>
               </w:rPr>
-              <w:t xml:space="preserve">$13,672</w:t>
-            </w:r>
-          </w:p>
-        </w:tc>
-        <w:tc>
-          <w:tcPr>
-            <w:tcW w:type="dxa" w:w="1300"/>
-            <w:tcBorders>
-              <w:top w:val="single" w:color="CCCCCC" w:sz="1"/>
-              <w:left w:val="single" w:color="CCCCCC" w:sz="1"/>
-              <w:bottom w:val="single" w:color="CCCCCC" w:sz="1"/>
-              <w:right w:val="single" w:color="CCCCCC" w:sz="1"/>
-            </w:tcBorders>
-            <w:shd w:fill="EAF3DC" w:val="clear"/>
-            <w:tcMar>
-              <w:top w:type="dxa" w:w="80"/>
-              <w:left w:type="dxa" w:w="120"/>
-              <w:bottom w:type="dxa" w:w="80"/>
-              <w:right w:type="dxa" w:w="120"/>
+              <w:t>$13,672</w:t>
+            </w:r>
+          </w:p>
+        </w:tc>
+        <w:tc>
+          <w:tcPr>
+            <w:tcW w:w="1300" w:type="dxa"/>
+            <w:tcBorders>
+              <w:top w:val="single" w:sz="1" w:space="0" w:color="CCCCCC"/>
+              <w:left w:val="single" w:sz="1" w:space="0" w:color="CCCCCC"/>
+              <w:bottom w:val="single" w:sz="1" w:space="0" w:color="CCCCCC"/>
+              <w:right w:val="single" w:sz="1" w:space="0" w:color="CCCCCC"/>
+            </w:tcBorders>
+            <w:shd w:val="clear" w:color="auto" w:fill="EAF3DC"/>
+            <w:tcMar>
+              <w:top w:w="80" w:type="dxa"/>
+              <w:left w:w="120" w:type="dxa"/>
+              <w:bottom w:w="80" w:type="dxa"/>
+              <w:right w:w="120" w:type="dxa"/>
             </w:tcMar>
           </w:tcPr>
           <w:p>
@@ -1781,7 +1906,7 @@
                 <w:sz w:val="20"/>
                 <w:szCs w:val="20"/>
               </w:rPr>
-              <w:t xml:space="preserve">$6,836</w:t>
+              <w:t>$6,836</w:t>
             </w:r>
           </w:p>
         </w:tc>
@@ -1797,15 +1922,7 @@
           <w:sz w:val="18"/>
           <w:szCs w:val="18"/>
         </w:rPr>
-        <w:t xml:space="preserve">*Seats = learners × months of access (evening ≈ 4 months / 4 seats; language fall intake ≈ 6 months / 6 seats across two semesters). </w:t>
-      </w:r>
-      <w:r>
-        <w:rPr>
-          <w:color w:val="555555"/>
-          <w:sz w:val="18"/>
-          <w:szCs w:val="18"/>
-        </w:rPr>
-        <w:t xml:space="preserve">Figures shown after the recommended 50% founding-partner discount, about $34 per evening student and $51 per language student for the whole pilot. Institution Plus is a lower-cost option (roughly half) but does not include progress reports.</w:t>
+        <w:t>*Seats = learners × months of access (evening ≈ 4 months / 4 seats; language fall intake ≈ 6 months / 6 seats across two semesters). Figures shown after the recommended 50% founding-partner discount, about $34 per evening student and $51 per language student for the whole pilot. Institution Plus is a lower-cost option (roughly half) but does not include progress reports.</w:t>
       </w:r>
     </w:p>
     <w:p>
@@ -1813,7 +1930,7 @@
         <w:pStyle w:val="Heading1"/>
       </w:pPr>
       <w:r>
-        <w:t xml:space="preserve">7. The language track: curriculum mapping</w:t>
+        <w:t>7. The language track: curriculum mapping</w:t>
       </w:r>
     </w:p>
     <w:p>
@@ -1821,7 +1938,10 @@
         <w:spacing w:after="120"/>
       </w:pPr>
       <w:r>
-        <w:t xml:space="preserve">The Korean Language Program follows an established, four-term curriculum (about ten weeks of class, an exam week, and a holiday break in each ~13-week semester), with the fall intake spanning two semesters (Sep-Nov and Dec-Feb). Because of that structure, we treat the language track as one we co-develop with the Center: we map Lingo Booth's lessons and sequencing onto the program so the tool reinforces, rather than competes with, what teachers already deliver. The evening track remains the priority and anchor, and the language track's targets are set with this mapping work in mind. English for Korean students is a further track the Center may wish to add later.</w:t>
+        <w:t>The Korean Language Program follows an established, four-term curriculum (about ten weeks of class, an exam week, and a holiday break in each ~13-week semester), with the fall intake spanning two semesters (Sep-Nov and Dec-Feb). Because of that structure, we treat the language track as one we co-develop with the Center: we map Lingo Booth's lessons and sequencing onto the program so the tool reinforces, rather than competes with, what teachers already deliver. The evening track remains the priority and anch</w:t>
+      </w:r>
+      <w:r>
+        <w:t>or, and the language track's targets are set with this mapping work in mind. English for Korean students is a further track the Center may wish to add later.</w:t>
       </w:r>
     </w:p>
     <w:p>
@@ -1829,7 +1949,7 @@
         <w:pStyle w:val="Heading1"/>
       </w:pPr>
       <w:r>
-        <w:t xml:space="preserve">8. Commercial terms</w:t>
+        <w:t>8. Commercial terms</w:t>
       </w:r>
     </w:p>
     <w:p>
@@ -1849,7 +1969,7 @@
         <w:t xml:space="preserve">Billing: </w:t>
       </w:r>
       <w:r>
-        <w:t xml:space="preserve">by invoice (purchase order accepted), no credit card or recurring charge required.</w:t>
+        <w:t>by invoice (purchase order accepted), no credit card or recurring charge required.</w:t>
       </w:r>
     </w:p>
     <w:p>
@@ -1861,15 +1981,24 @@
         </w:numPr>
         <w:spacing w:after="60"/>
       </w:pPr>
+      <w:proofErr w:type="gramStart"/>
       <w:r>
         <w:rPr>
           <w:b/>
           <w:bCs/>
         </w:rPr>
-        <w:t xml:space="preserve">Founding-partner discount: </w:t>
-      </w:r>
-      <w:r>
-        <w:t xml:space="preserve">50% off the first semester for both tracks (adjustable by agreement).</w:t>
+        <w:t>Founding-partner</w:t>
+      </w:r>
+      <w:proofErr w:type="gramEnd"/>
+      <w:r>
+        <w:rPr>
+          <w:b/>
+          <w:bCs/>
+        </w:rPr>
+        <w:t xml:space="preserve"> discount: </w:t>
+      </w:r>
+      <w:r>
+        <w:t>50% off the first semester for both tracks (adjustable by agreement).</w:t>
       </w:r>
     </w:p>
     <w:p>
@@ -1889,7 +2018,7 @@
         <w:t xml:space="preserve">Term: </w:t>
       </w:r>
       <w:r>
-        <w:t xml:space="preserve">the fall pilot; renewable by mutual agreement, with pricing fixed for any renewal during the pilot year.</w:t>
+        <w:t>the fall pilot; renewable by mutual agreement, with pricing fixed for any renewal during the pilot year.</w:t>
       </w:r>
     </w:p>
     <w:p>
@@ -1909,7 +2038,7 @@
         <w:t xml:space="preserve">Data &amp; privacy: </w:t>
       </w:r>
       <w:r>
-        <w:t xml:space="preserve">we will provide a data-processing summary and handle personal data in line with Korea's Personal Information Protection Act (PIPA). Student data is used only to operate the service.</w:t>
+        <w:t>we will provide a data-processing summary and handle personal data in line with Korea's Personal Information Protection Act (PIPA). Student data is used only to operate the service.</w:t>
       </w:r>
     </w:p>
     <w:p>
@@ -1929,7 +2058,15 @@
         <w:t xml:space="preserve">Exit: </w:t>
       </w:r>
       <w:r>
-        <w:t xml:space="preserve">if a track does not meet its agreed targets, there is no obligation to continue it.</w:t>
+        <w:t xml:space="preserve">if a </w:t>
+      </w:r>
+      <w:proofErr w:type="gramStart"/>
+      <w:r>
+        <w:t>track</w:t>
+      </w:r>
+      <w:proofErr w:type="gramEnd"/>
+      <w:r>
+        <w:t xml:space="preserve"> does not meet its agreed targets, there is no obligation to continue it.</w:t>
       </w:r>
     </w:p>
     <w:p>
@@ -1937,7 +2074,7 @@
         <w:pStyle w:val="Heading1"/>
       </w:pPr>
       <w:r>
-        <w:t xml:space="preserve">9. Next steps</w:t>
+        <w:t>9. Next steps</w:t>
       </w:r>
     </w:p>
     <w:p>
@@ -1950,7 +2087,7 @@
         <w:spacing w:after="60"/>
       </w:pPr>
       <w:r>
-        <w:t xml:space="preserve">Confirm both pilot cohorts (about 50 evening students and 100 language-program students) and target start dates.</w:t>
+        <w:t>Confirm both pilot cohorts (about 50 evening students and 100 language-program students) and target start dates.</w:t>
       </w:r>
     </w:p>
     <w:p>
@@ -1963,7 +2100,7 @@
         <w:spacing w:after="60"/>
       </w:pPr>
       <w:r>
-        <w:t xml:space="preserve">Agree the success metrics, the language-track curriculum-mapping plan, and the founding-partner price.</w:t>
+        <w:t>Agree the success metrics, the language-track curriculum-mapping plan, and the founding-partner price.</w:t>
       </w:r>
     </w:p>
     <w:p>
@@ -1976,7 +2113,7 @@
         <w:spacing w:after="60"/>
       </w:pPr>
       <w:r>
-        <w:t xml:space="preserve">Issue a purchase order / accept the invoice; we provision seats and onboard coordinators.</w:t>
+        <w:t>Issue a purchase order / accept the invoice; we provision seats and onboard coordinators.</w:t>
       </w:r>
     </w:p>
     <w:p>
@@ -1991,37 +2128,43 @@
         <w:t xml:space="preserve">Contact:  </w:t>
       </w:r>
       <w:r>
-        <w:t xml:space="preserve">Dr Ikechi Saviour Igboanusi (PhD)  ·  ikechisaviour@kumoh.ac.kr</w:t>
+        <w:t xml:space="preserve">Dr Ikechi Saviour </w:t>
+      </w:r>
+      <w:proofErr w:type="spellStart"/>
+      <w:r>
+        <w:t>Igboanusi</w:t>
+      </w:r>
+      <w:proofErr w:type="spellEnd"/>
+      <w:r>
+        <w:t xml:space="preserve"> (</w:t>
+      </w:r>
+      <w:proofErr w:type="gramStart"/>
+      <w:r>
+        <w:t>PhD)  ·</w:t>
+      </w:r>
+      <w:proofErr w:type="gramEnd"/>
+      <w:r>
+        <w:t xml:space="preserve">  ikechisaviour@</w:t>
+      </w:r>
+      <w:r>
+        <w:t>gmail.com</w:t>
       </w:r>
     </w:p>
     <w:sectPr>
-      <w:footerReference w:type="default" r:id="rId7"/>
-      <w:pgSz w:w="12240" w:h="15840" w:orient="portrait"/>
+      <w:footerReference w:type="default" r:id="rId8"/>
+      <w:pgSz w:w="12240" w:h="15840"/>
       <w:pgMar w:top="1280" w:right="1440" w:bottom="1280" w:left="1440" w:header="708" w:footer="708" w:gutter="0"/>
-      <w:pgNumType/>
+      <w:cols w:space="720"/>
       <w:docGrid w:linePitch="360"/>
     </w:sectPr>
   </w:body>
 </w:document>
 </file>
 
-<file path=word/comments.xml><?xml version="1.0" encoding="utf-8"?>
-<w:comments xmlns:cx="http://schemas.microsoft.com/office/drawing/2014/chartex" xmlns:cx1="http://schemas.microsoft.com/office/drawing/2015/9/8/chartex" xmlns:cx2="http://schemas.microsoft.com/office/drawing/2015/10/21/chartex" xmlns:cx3="http://schemas.microsoft.com/office/drawing/2016/5/9/chartex" xmlns:cx4="http://schemas.microsoft.com/office/drawing/2016/5/10/chartex" xmlns:cx5="http://schemas.microsoft.com/office/drawing/2016/5/11/chartex" xmlns:cx6="http://schemas.microsoft.com/office/drawing/2016/5/12/chartex" xmlns:cx7="http://schemas.microsoft.com/office/drawing/2016/5/13/chartex" xmlns:cx8="http://schemas.microsoft.com/office/drawing/2016/5/14/chartex" xmlns:mc="http://schemas.openxmlformats.org/markup-compatibility/2006" xmlns:aink="http://schemas.microsoft.com/office/drawing/2016/ink" xmlns:am3d="http://schemas.microsoft.com/office/drawing/2017/model3d" xmlns:o="urn:schemas-microsoft-com:office:office" xmlns:r="http://schemas.openxmlformats.org/officeDocument/2006/relationships" xmlns:m="http://schemas.openxmlformats.org/officeDocument/2006/math" xmlns:v="urn:schemas-microsoft-com:vml" xmlns:wp14="http://schemas.microsoft.com/office/word/2010/wordprocessingDrawing" xmlns:wp="http://schemas.openxmlformats.org/drawingml/2006/wordprocessingDrawing" xmlns:w10="urn:schemas-microsoft-com:office:word" xmlns:w="http://schemas.openxmlformats.org/wordprocessingml/2006/main" xmlns:w14="http://schemas.microsoft.com/office/word/2010/wordml" xmlns:w15="http://schemas.microsoft.com/office/word/2012/wordml" xmlns:w16cex="http://schemas.microsoft.com/office/word/2018/wordml/cex" xmlns:w16cid="http://schemas.microsoft.com/office/word/2016/wordml/cid" xmlns:w16="http://schemas.microsoft.com/office/word/2018/wordml" xmlns:w16sdtdh="http://schemas.microsoft.com/office/word/2020/wordml/sdtdatahash" xmlns:w16se="http://schemas.microsoft.com/office/word/2015/wordml/symex" xmlns:wpg="http://schemas.microsoft.com/office/word/2010/wordprocessingGroup" xmlns:wpi="http://schemas.microsoft.com/office/word/2010/wordprocessingInk" xmlns:wne="http://schemas.microsoft.com/office/word/2006/wordml" xmlns:wps="http://schemas.microsoft.com/office/word/2010/wordprocessingShape"/>
-</file>
-
 <file path=word/endnotes.xml><?xml version="1.0" encoding="utf-8"?>
-<w:endnotes xmlns:wpc="http://schemas.microsoft.com/office/word/2010/wordprocessingCanvas" xmlns:mc="http://schemas.openxmlformats.org/markup-compatibility/2006" xmlns:o="urn:schemas-microsoft-com:office:office" xmlns:r="http://schemas.openxmlformats.org/officeDocument/2006/relationships" xmlns:m="http://schemas.openxmlformats.org/officeDocument/2006/math" xmlns:v="urn:schemas-microsoft-com:vml" xmlns:wp14="http://schemas.microsoft.com/office/word/2010/wordprocessingDrawing" xmlns:wp="http://schemas.openxmlformats.org/drawingml/2006/wordprocessingDrawing" xmlns:w10="urn:schemas-microsoft-com:office:word" xmlns:w="http://schemas.openxmlformats.org/wordprocessingml/2006/main" xmlns:w14="http://schemas.microsoft.com/office/word/2010/wordml" xmlns:w15="http://schemas.microsoft.com/office/word/2012/wordml" xmlns:wpg="http://schemas.microsoft.com/office/word/2010/wordprocessingGroup" xmlns:wpi="http://schemas.microsoft.com/office/word/2010/wordprocessingInk" xmlns:wne="http://schemas.microsoft.com/office/word/2006/wordml" xmlns:wps="http://schemas.microsoft.com/office/word/2010/wordprocessingShape" mc:Ignorable="w14 w15 wp14">
+<w:endnotes xmlns:wpc="http://schemas.microsoft.com/office/word/2010/wordprocessingCanvas" xmlns:cx="http://schemas.microsoft.com/office/drawing/2014/chartex" xmlns:cx1="http://schemas.microsoft.com/office/drawing/2015/9/8/chartex" xmlns:cx2="http://schemas.microsoft.com/office/drawing/2015/10/21/chartex" xmlns:cx3="http://schemas.microsoft.com/office/drawing/2016/5/9/chartex" xmlns:cx4="http://schemas.microsoft.com/office/drawing/2016/5/10/chartex" xmlns:cx5="http://schemas.microsoft.com/office/drawing/2016/5/11/chartex" xmlns:cx6="http://schemas.microsoft.com/office/drawing/2016/5/12/chartex" xmlns:cx7="http://schemas.microsoft.com/office/drawing/2016/5/13/chartex" xmlns:cx8="http://schemas.microsoft.com/office/drawing/2016/5/14/chartex" xmlns:mc="http://schemas.openxmlformats.org/markup-compatibility/2006" xmlns:aink="http://schemas.microsoft.com/office/drawing/2016/ink" xmlns:am3d="http://schemas.microsoft.com/office/drawing/2017/model3d" xmlns:o="urn:schemas-microsoft-com:office:office" xmlns:oel="http://schemas.microsoft.com/office/2019/extlst" xmlns:r="http://schemas.openxmlformats.org/officeDocument/2006/relationships" xmlns:m="http://schemas.openxmlformats.org/officeDocument/2006/math" xmlns:v="urn:schemas-microsoft-com:vml" xmlns:wp14="http://schemas.microsoft.com/office/word/2010/wordprocessingDrawing" xmlns:wp="http://schemas.openxmlformats.org/drawingml/2006/wordprocessingDrawing" xmlns:w10="urn:schemas-microsoft-com:office:word" xmlns:w="http://schemas.openxmlformats.org/wordprocessingml/2006/main" xmlns:w14="http://schemas.microsoft.com/office/word/2010/wordml" xmlns:w15="http://schemas.microsoft.com/office/word/2012/wordml" xmlns:w16cex="http://schemas.microsoft.com/office/word/2018/wordml/cex" xmlns:w16cid="http://schemas.microsoft.com/office/word/2016/wordml/cid" xmlns:w16="http://schemas.microsoft.com/office/word/2018/wordml" xmlns:w16du="http://schemas.microsoft.com/office/word/2023/wordml/word16du" xmlns:w16sdtdh="http://schemas.microsoft.com/office/word/2020/wordml/sdtdatahash" xmlns:w16sdtfl="http://schemas.microsoft.com/office/word/2024/wordml/sdtformatlock" xmlns:w16se="http://schemas.microsoft.com/office/word/2015/wordml/symex" xmlns:wpg="http://schemas.microsoft.com/office/word/2010/wordprocessingGroup" xmlns:wpi="http://schemas.microsoft.com/office/word/2010/wordprocessingInk" xmlns:wne="http://schemas.microsoft.com/office/word/2006/wordml" xmlns:wps="http://schemas.microsoft.com/office/word/2010/wordprocessingShape" mc:Ignorable="w14 w15 w16se w16cid w16 w16cex w16sdtdh w16sdtfl w16du wp14">
   <w:endnote w:type="separator" w:id="-1">
     <w:p>
-      <w:pPr>
-        <w:spacing w:after="0" w:line="240" w:lineRule="auto"/>
-      </w:pPr>
-      <w:r>
-        <w:rPr>
-          <w:rStyle w:val="EndnoteReference"/>
-        </w:rPr>
-        <w:endnoteRef/>
-      </w:r>
       <w:r>
         <w:separator/>
       </w:r>
@@ -2029,15 +2172,6 @@
   </w:endnote>
   <w:endnote w:type="continuationSeparator" w:id="0">
     <w:p>
-      <w:pPr>
-        <w:spacing w:after="0" w:line="240" w:lineRule="auto"/>
-      </w:pPr>
-      <w:r>
-        <w:rPr>
-          <w:rStyle w:val="EndnoteReference"/>
-        </w:rPr>
-        <w:endnoteRef/>
-      </w:r>
       <w:r>
         <w:continuationSeparator/>
       </w:r>
@@ -2047,7 +2181,7 @@
 </file>
 
 <file path=word/footer1.xml><?xml version="1.0" encoding="utf-8"?>
-<w:ftr xmlns:wpc="http://schemas.microsoft.com/office/word/2010/wordprocessingCanvas" xmlns:mc="http://schemas.openxmlformats.org/markup-compatibility/2006" xmlns:o="urn:schemas-microsoft-com:office:office" xmlns:r="http://schemas.openxmlformats.org/officeDocument/2006/relationships" xmlns:m="http://schemas.openxmlformats.org/officeDocument/2006/math" xmlns:v="urn:schemas-microsoft-com:vml" xmlns:wp14="http://schemas.microsoft.com/office/word/2010/wordprocessingDrawing" xmlns:wp="http://schemas.openxmlformats.org/drawingml/2006/wordprocessingDrawing" xmlns:w10="urn:schemas-microsoft-com:office:word" xmlns:w="http://schemas.openxmlformats.org/wordprocessingml/2006/main" xmlns:w14="http://schemas.microsoft.com/office/word/2010/wordml" xmlns:w15="http://schemas.microsoft.com/office/word/2012/wordml" xmlns:wpg="http://schemas.microsoft.com/office/word/2010/wordprocessingGroup" xmlns:wpi="http://schemas.microsoft.com/office/word/2010/wordprocessingInk" xmlns:wne="http://schemas.microsoft.com/office/word/2006/wordml" xmlns:wps="http://schemas.microsoft.com/office/word/2010/wordprocessingShape">
+<w:ftr xmlns:wpc="http://schemas.microsoft.com/office/word/2010/wordprocessingCanvas" xmlns:cx="http://schemas.microsoft.com/office/drawing/2014/chartex" xmlns:cx1="http://schemas.microsoft.com/office/drawing/2015/9/8/chartex" xmlns:cx2="http://schemas.microsoft.com/office/drawing/2015/10/21/chartex" xmlns:cx3="http://schemas.microsoft.com/office/drawing/2016/5/9/chartex" xmlns:cx4="http://schemas.microsoft.com/office/drawing/2016/5/10/chartex" xmlns:cx5="http://schemas.microsoft.com/office/drawing/2016/5/11/chartex" xmlns:cx6="http://schemas.microsoft.com/office/drawing/2016/5/12/chartex" xmlns:cx7="http://schemas.microsoft.com/office/drawing/2016/5/13/chartex" xmlns:cx8="http://schemas.microsoft.com/office/drawing/2016/5/14/chartex" xmlns:mc="http://schemas.openxmlformats.org/markup-compatibility/2006" xmlns:aink="http://schemas.microsoft.com/office/drawing/2016/ink" xmlns:am3d="http://schemas.microsoft.com/office/drawing/2017/model3d" xmlns:o="urn:schemas-microsoft-com:office:office" xmlns:oel="http://schemas.microsoft.com/office/2019/extlst" xmlns:r="http://schemas.openxmlformats.org/officeDocument/2006/relationships" xmlns:m="http://schemas.openxmlformats.org/officeDocument/2006/math" xmlns:v="urn:schemas-microsoft-com:vml" xmlns:wp14="http://schemas.microsoft.com/office/word/2010/wordprocessingDrawing" xmlns:wp="http://schemas.openxmlformats.org/drawingml/2006/wordprocessingDrawing" xmlns:w10="urn:schemas-microsoft-com:office:word" xmlns:w="http://schemas.openxmlformats.org/wordprocessingml/2006/main" xmlns:w14="http://schemas.microsoft.com/office/word/2010/wordml" xmlns:w15="http://schemas.microsoft.com/office/word/2012/wordml" xmlns:w16cex="http://schemas.microsoft.com/office/word/2018/wordml/cex" xmlns:w16cid="http://schemas.microsoft.com/office/word/2016/wordml/cid" xmlns:w16="http://schemas.microsoft.com/office/word/2018/wordml" xmlns:w16du="http://schemas.microsoft.com/office/word/2023/wordml/word16du" xmlns:w16sdtdh="http://schemas.microsoft.com/office/word/2020/wordml/sdtdatahash" xmlns:w16sdtfl="http://schemas.microsoft.com/office/word/2024/wordml/sdtformatlock" xmlns:w16se="http://schemas.microsoft.com/office/word/2015/wordml/symex" xmlns:wpg="http://schemas.microsoft.com/office/word/2010/wordprocessingGroup" xmlns:wpi="http://schemas.microsoft.com/office/word/2010/wordprocessingInk" xmlns:wne="http://schemas.microsoft.com/office/word/2006/wordml" xmlns:wps="http://schemas.microsoft.com/office/word/2010/wordprocessingShape" mc:Ignorable="w14 w15 w16se w16cid w16 w16cex w16sdtdh w16sdtfl w16du wp14">
   <w:p>
     <w:pPr>
       <w:jc w:val="center"/>
@@ -2058,7 +2192,43 @@
         <w:sz w:val="16"/>
         <w:szCs w:val="16"/>
       </w:rPr>
-      <w:t xml:space="preserve">Lingo Booth  -  Partnership Pilot Proposal  -  Confidential   |   Page </w:t>
+      <w:t xml:space="preserve">Lingo </w:t>
+    </w:r>
+    <w:proofErr w:type="gramStart"/>
+    <w:r>
+      <w:rPr>
+        <w:color w:val="555555"/>
+        <w:sz w:val="16"/>
+        <w:szCs w:val="16"/>
+      </w:rPr>
+      <w:t>Booth  -</w:t>
+    </w:r>
+    <w:proofErr w:type="gramEnd"/>
+    <w:r>
+      <w:rPr>
+        <w:color w:val="555555"/>
+        <w:sz w:val="16"/>
+        <w:szCs w:val="16"/>
+      </w:rPr>
+      <w:t xml:space="preserve">  Partnership Pilot </w:t>
+    </w:r>
+    <w:proofErr w:type="gramStart"/>
+    <w:r>
+      <w:rPr>
+        <w:color w:val="555555"/>
+        <w:sz w:val="16"/>
+        <w:szCs w:val="16"/>
+      </w:rPr>
+      <w:t>Proposal  -</w:t>
+    </w:r>
+    <w:proofErr w:type="gramEnd"/>
+    <w:r>
+      <w:rPr>
+        <w:color w:val="555555"/>
+        <w:sz w:val="16"/>
+        <w:szCs w:val="16"/>
+      </w:rPr>
+      <w:t xml:space="preserve">  Confidential   |   Page </w:t>
     </w:r>
     <w:r>
       <w:rPr>
@@ -2067,8 +2237,38 @@
         <w:szCs w:val="16"/>
       </w:rPr>
       <w:fldChar w:fldCharType="begin"/>
-      <w:instrText xml:space="preserve">PAGE</w:instrText>
+    </w:r>
+    <w:r>
+      <w:rPr>
+        <w:color w:val="555555"/>
+        <w:sz w:val="16"/>
+        <w:szCs w:val="16"/>
+      </w:rPr>
+      <w:instrText>PAGE</w:instrText>
+    </w:r>
+    <w:r>
+      <w:rPr>
+        <w:color w:val="555555"/>
+        <w:sz w:val="16"/>
+        <w:szCs w:val="16"/>
+      </w:rPr>
       <w:fldChar w:fldCharType="separate"/>
+    </w:r>
+    <w:r>
+      <w:rPr>
+        <w:noProof/>
+        <w:color w:val="555555"/>
+        <w:sz w:val="16"/>
+        <w:szCs w:val="16"/>
+      </w:rPr>
+      <w:t>1</w:t>
+    </w:r>
+    <w:r>
+      <w:rPr>
+        <w:color w:val="555555"/>
+        <w:sz w:val="16"/>
+        <w:szCs w:val="16"/>
+      </w:rPr>
       <w:fldChar w:fldCharType="end"/>
     </w:r>
   </w:p>
@@ -2076,18 +2276,9 @@
 </file>
 
 <file path=word/footnotes.xml><?xml version="1.0" encoding="utf-8"?>
-<w:footnotes xmlns:wpc="http://schemas.microsoft.com/office/word/2010/wordprocessingCanvas" xmlns:mc="http://schemas.openxmlformats.org/markup-compatibility/2006" xmlns:o="urn:schemas-microsoft-com:office:office" xmlns:r="http://schemas.openxmlformats.org/officeDocument/2006/relationships" xmlns:m="http://schemas.openxmlformats.org/officeDocument/2006/math" xmlns:v="urn:schemas-microsoft-com:vml" xmlns:wp14="http://schemas.microsoft.com/office/word/2010/wordprocessingDrawing" xmlns:wp="http://schemas.openxmlformats.org/drawingml/2006/wordprocessingDrawing" xmlns:w10="urn:schemas-microsoft-com:office:word" xmlns:w="http://schemas.openxmlformats.org/wordprocessingml/2006/main" xmlns:w14="http://schemas.microsoft.com/office/word/2010/wordml" xmlns:w15="http://schemas.microsoft.com/office/word/2012/wordml" xmlns:wpg="http://schemas.microsoft.com/office/word/2010/wordprocessingGroup" xmlns:wpi="http://schemas.microsoft.com/office/word/2010/wordprocessingInk" xmlns:wne="http://schemas.microsoft.com/office/word/2006/wordml" xmlns:wps="http://schemas.microsoft.com/office/word/2010/wordprocessingShape" mc:Ignorable="w14 w15 wp14">
+<w:footnotes xmlns:wpc="http://schemas.microsoft.com/office/word/2010/wordprocessingCanvas" xmlns:cx="http://schemas.microsoft.com/office/drawing/2014/chartex" xmlns:cx1="http://schemas.microsoft.com/office/drawing/2015/9/8/chartex" xmlns:cx2="http://schemas.microsoft.com/office/drawing/2015/10/21/chartex" xmlns:cx3="http://schemas.microsoft.com/office/drawing/2016/5/9/chartex" xmlns:cx4="http://schemas.microsoft.com/office/drawing/2016/5/10/chartex" xmlns:cx5="http://schemas.microsoft.com/office/drawing/2016/5/11/chartex" xmlns:cx6="http://schemas.microsoft.com/office/drawing/2016/5/12/chartex" xmlns:cx7="http://schemas.microsoft.com/office/drawing/2016/5/13/chartex" xmlns:cx8="http://schemas.microsoft.com/office/drawing/2016/5/14/chartex" xmlns:mc="http://schemas.openxmlformats.org/markup-compatibility/2006" xmlns:aink="http://schemas.microsoft.com/office/drawing/2016/ink" xmlns:am3d="http://schemas.microsoft.com/office/drawing/2017/model3d" xmlns:o="urn:schemas-microsoft-com:office:office" xmlns:oel="http://schemas.microsoft.com/office/2019/extlst" xmlns:r="http://schemas.openxmlformats.org/officeDocument/2006/relationships" xmlns:m="http://schemas.openxmlformats.org/officeDocument/2006/math" xmlns:v="urn:schemas-microsoft-com:vml" xmlns:wp14="http://schemas.microsoft.com/office/word/2010/wordprocessingDrawing" xmlns:wp="http://schemas.openxmlformats.org/drawingml/2006/wordprocessingDrawing" xmlns:w10="urn:schemas-microsoft-com:office:word" xmlns:w="http://schemas.openxmlformats.org/wordprocessingml/2006/main" xmlns:w14="http://schemas.microsoft.com/office/word/2010/wordml" xmlns:w15="http://schemas.microsoft.com/office/word/2012/wordml" xmlns:w16cex="http://schemas.microsoft.com/office/word/2018/wordml/cex" xmlns:w16cid="http://schemas.microsoft.com/office/word/2016/wordml/cid" xmlns:w16="http://schemas.microsoft.com/office/word/2018/wordml" xmlns:w16du="http://schemas.microsoft.com/office/word/2023/wordml/word16du" xmlns:w16sdtdh="http://schemas.microsoft.com/office/word/2020/wordml/sdtdatahash" xmlns:w16sdtfl="http://schemas.microsoft.com/office/word/2024/wordml/sdtformatlock" xmlns:w16se="http://schemas.microsoft.com/office/word/2015/wordml/symex" xmlns:wpg="http://schemas.microsoft.com/office/word/2010/wordprocessingGroup" xmlns:wpi="http://schemas.microsoft.com/office/word/2010/wordprocessingInk" xmlns:wne="http://schemas.microsoft.com/office/word/2006/wordml" xmlns:wps="http://schemas.microsoft.com/office/word/2010/wordprocessingShape" mc:Ignorable="w14 w15 w16se w16cid w16 w16cex w16sdtdh w16sdtfl w16du wp14">
   <w:footnote w:type="separator" w:id="-1">
     <w:p>
-      <w:pPr>
-        <w:spacing w:after="0" w:line="240" w:lineRule="auto"/>
-      </w:pPr>
-      <w:r>
-        <w:rPr>
-          <w:rStyle w:val="FootnoteReference"/>
-        </w:rPr>
-        <w:footnoteRef/>
-      </w:r>
       <w:r>
         <w:separator/>
       </w:r>
@@ -2095,15 +2286,6 @@
   </w:footnote>
   <w:footnote w:type="continuationSeparator" w:id="0">
     <w:p>
-      <w:pPr>
-        <w:spacing w:after="0" w:line="240" w:lineRule="auto"/>
-      </w:pPr>
-      <w:r>
-        <w:rPr>
-          <w:rStyle w:val="FootnoteReference"/>
-        </w:rPr>
-        <w:footnoteRef/>
-      </w:r>
       <w:r>
         <w:continuationSeparator/>
       </w:r>
@@ -2113,10 +2295,12 @@
 </file>
 
 <file path=word/numbering.xml><?xml version="1.0" encoding="utf-8"?>
-<w:numbering xmlns:wpc="http://schemas.microsoft.com/office/word/2010/wordprocessingCanvas" xmlns:mc="http://schemas.openxmlformats.org/markup-compatibility/2006" xmlns:o="urn:schemas-microsoft-com:office:office" xmlns:r="http://schemas.openxmlformats.org/officeDocument/2006/relationships" xmlns:m="http://schemas.openxmlformats.org/officeDocument/2006/math" xmlns:v="urn:schemas-microsoft-com:vml" xmlns:wp14="http://schemas.microsoft.com/office/word/2010/wordprocessingDrawing" xmlns:wp="http://schemas.openxmlformats.org/drawingml/2006/wordprocessingDrawing" xmlns:w10="urn:schemas-microsoft-com:office:word" xmlns:w="http://schemas.openxmlformats.org/wordprocessingml/2006/main" xmlns:w14="http://schemas.microsoft.com/office/word/2010/wordml" xmlns:w15="http://schemas.microsoft.com/office/word/2012/wordml" xmlns:wpg="http://schemas.microsoft.com/office/word/2010/wordprocessingGroup" xmlns:wpi="http://schemas.microsoft.com/office/word/2010/wordprocessingInk" xmlns:wne="http://schemas.microsoft.com/office/word/2006/wordml" xmlns:wps="http://schemas.microsoft.com/office/word/2010/wordprocessingShape" mc:Ignorable="w14 w15 wp14">
-  <w:abstractNum w:abstractNumId="1" w15:restartNumberingAfterBreak="0">
+<w:numbering xmlns:wpc="http://schemas.microsoft.com/office/word/2010/wordprocessingCanvas" xmlns:cx="http://schemas.microsoft.com/office/drawing/2014/chartex" xmlns:cx1="http://schemas.microsoft.com/office/drawing/2015/9/8/chartex" xmlns:cx2="http://schemas.microsoft.com/office/drawing/2015/10/21/chartex" xmlns:cx3="http://schemas.microsoft.com/office/drawing/2016/5/9/chartex" xmlns:cx4="http://schemas.microsoft.com/office/drawing/2016/5/10/chartex" xmlns:cx5="http://schemas.microsoft.com/office/drawing/2016/5/11/chartex" xmlns:cx6="http://schemas.microsoft.com/office/drawing/2016/5/12/chartex" xmlns:cx7="http://schemas.microsoft.com/office/drawing/2016/5/13/chartex" xmlns:cx8="http://schemas.microsoft.com/office/drawing/2016/5/14/chartex" xmlns:mc="http://schemas.openxmlformats.org/markup-compatibility/2006" xmlns:aink="http://schemas.microsoft.com/office/drawing/2016/ink" xmlns:am3d="http://schemas.microsoft.com/office/drawing/2017/model3d" xmlns:o="urn:schemas-microsoft-com:office:office" xmlns:oel="http://schemas.microsoft.com/office/2019/extlst" xmlns:r="http://schemas.openxmlformats.org/officeDocument/2006/relationships" xmlns:m="http://schemas.openxmlformats.org/officeDocument/2006/math" xmlns:v="urn:schemas-microsoft-com:vml" xmlns:wp14="http://schemas.microsoft.com/office/word/2010/wordprocessingDrawing" xmlns:wp="http://schemas.openxmlformats.org/drawingml/2006/wordprocessingDrawing" xmlns:w10="urn:schemas-microsoft-com:office:word" xmlns:w="http://schemas.openxmlformats.org/wordprocessingml/2006/main" xmlns:w14="http://schemas.microsoft.com/office/word/2010/wordml" xmlns:w15="http://schemas.microsoft.com/office/word/2012/wordml" xmlns:w16cex="http://schemas.microsoft.com/office/word/2018/wordml/cex" xmlns:w16cid="http://schemas.microsoft.com/office/word/2016/wordml/cid" xmlns:w16="http://schemas.microsoft.com/office/word/2018/wordml" xmlns:w16du="http://schemas.microsoft.com/office/word/2023/wordml/word16du" xmlns:w16sdtdh="http://schemas.microsoft.com/office/word/2020/wordml/sdtdatahash" xmlns:w16sdtfl="http://schemas.microsoft.com/office/word/2024/wordml/sdtformatlock" xmlns:w16se="http://schemas.microsoft.com/office/word/2015/wordml/symex" xmlns:wpg="http://schemas.microsoft.com/office/word/2010/wordprocessingGroup" xmlns:wpi="http://schemas.microsoft.com/office/word/2010/wordprocessingInk" xmlns:wne="http://schemas.microsoft.com/office/word/2006/wordml" xmlns:wps="http://schemas.microsoft.com/office/word/2010/wordprocessingShape" mc:Ignorable="w14 w15 w16se w16cid w16 w16cex w16sdtdh w16sdtfl w16du wp14">
+  <w:abstractNum w:abstractNumId="0" w15:restartNumberingAfterBreak="0">
+    <w:nsid w:val="3BF5530C"/>
     <w:multiLevelType w:val="hybridMultilevel"/>
-    <w:lvl w:ilvl="0" w15:tentative="1">
+    <w:tmpl w:val="99DC3560"/>
+    <w:lvl w:ilvl="0" w:tplc="EC088028">
       <w:start w:val="1"/>
       <w:numFmt w:val="bullet"/>
       <w:lvlText w:val="●"/>
@@ -2125,7 +2309,7 @@
         <w:ind w:left="720" w:hanging="360"/>
       </w:pPr>
     </w:lvl>
-    <w:lvl w:ilvl="1" w15:tentative="1">
+    <w:lvl w:ilvl="1" w:tplc="176259FE">
       <w:start w:val="1"/>
       <w:numFmt w:val="bullet"/>
       <w:lvlText w:val="○"/>
@@ -2134,7 +2318,7 @@
         <w:ind w:left="1440" w:hanging="360"/>
       </w:pPr>
     </w:lvl>
-    <w:lvl w:ilvl="2" w15:tentative="1">
+    <w:lvl w:ilvl="2" w:tplc="BEE61E6E">
       <w:start w:val="1"/>
       <w:numFmt w:val="bullet"/>
       <w:lvlText w:val="■"/>
@@ -2143,7 +2327,7 @@
         <w:ind w:left="2160" w:hanging="360"/>
       </w:pPr>
     </w:lvl>
-    <w:lvl w:ilvl="3" w15:tentative="1">
+    <w:lvl w:ilvl="3" w:tplc="DA0C9A24">
       <w:start w:val="1"/>
       <w:numFmt w:val="bullet"/>
       <w:lvlText w:val="●"/>
@@ -2152,7 +2336,7 @@
         <w:ind w:left="2880" w:hanging="360"/>
       </w:pPr>
     </w:lvl>
-    <w:lvl w:ilvl="4" w15:tentative="1">
+    <w:lvl w:ilvl="4" w:tplc="DF30BC34">
       <w:start w:val="1"/>
       <w:numFmt w:val="bullet"/>
       <w:lvlText w:val="○"/>
@@ -2161,7 +2345,7 @@
         <w:ind w:left="3600" w:hanging="360"/>
       </w:pPr>
     </w:lvl>
-    <w:lvl w:ilvl="5" w15:tentative="1">
+    <w:lvl w:ilvl="5" w:tplc="99EEA99E">
       <w:start w:val="1"/>
       <w:numFmt w:val="bullet"/>
       <w:lvlText w:val="■"/>
@@ -2170,7 +2354,7 @@
         <w:ind w:left="4320" w:hanging="360"/>
       </w:pPr>
     </w:lvl>
-    <w:lvl w:ilvl="6" w15:tentative="1">
+    <w:lvl w:ilvl="6" w:tplc="AF4A35CE">
       <w:start w:val="1"/>
       <w:numFmt w:val="bullet"/>
       <w:lvlText w:val="●"/>
@@ -2179,7 +2363,7 @@
         <w:ind w:left="5040" w:hanging="360"/>
       </w:pPr>
     </w:lvl>
-    <w:lvl w:ilvl="7" w15:tentative="1">
+    <w:lvl w:ilvl="7" w:tplc="A39035D0">
       <w:start w:val="1"/>
       <w:numFmt w:val="bullet"/>
       <w:lvlText w:val="●"/>
@@ -2188,7 +2372,7 @@
         <w:ind w:left="5760" w:hanging="360"/>
       </w:pPr>
     </w:lvl>
-    <w:lvl w:ilvl="8" w15:tentative="1">
+    <w:lvl w:ilvl="8" w:tplc="EB20C8D6">
       <w:start w:val="1"/>
       <w:numFmt w:val="bullet"/>
       <w:lvlText w:val="●"/>
@@ -2198,9 +2382,11 @@
       </w:pPr>
     </w:lvl>
   </w:abstractNum>
-  <w:abstractNum w:abstractNumId="2" w15:restartNumberingAfterBreak="0">
+  <w:abstractNum w:abstractNumId="1" w15:restartNumberingAfterBreak="0">
+    <w:nsid w:val="554A3071"/>
     <w:multiLevelType w:val="hybridMultilevel"/>
-    <w:lvl w:ilvl="0" w15:tentative="1">
+    <w:tmpl w:val="5802CD38"/>
+    <w:lvl w:ilvl="0" w:tplc="6D247730">
       <w:start w:val="1"/>
       <w:numFmt w:val="bullet"/>
       <w:lvlText w:val="•"/>
@@ -2209,15 +2395,55 @@
         <w:ind w:left="540" w:hanging="260"/>
       </w:pPr>
     </w:lvl>
+    <w:lvl w:ilvl="1" w:tplc="D87C8926">
+      <w:numFmt w:val="decimal"/>
+      <w:lvlText w:val=""/>
+      <w:lvlJc w:val="left"/>
+    </w:lvl>
+    <w:lvl w:ilvl="2" w:tplc="D65E4E58">
+      <w:numFmt w:val="decimal"/>
+      <w:lvlText w:val=""/>
+      <w:lvlJc w:val="left"/>
+    </w:lvl>
+    <w:lvl w:ilvl="3" w:tplc="19F64368">
+      <w:numFmt w:val="decimal"/>
+      <w:lvlText w:val=""/>
+      <w:lvlJc w:val="left"/>
+    </w:lvl>
+    <w:lvl w:ilvl="4" w:tplc="48DED4BA">
+      <w:numFmt w:val="decimal"/>
+      <w:lvlText w:val=""/>
+      <w:lvlJc w:val="left"/>
+    </w:lvl>
+    <w:lvl w:ilvl="5" w:tplc="6280310A">
+      <w:numFmt w:val="decimal"/>
+      <w:lvlText w:val=""/>
+      <w:lvlJc w:val="left"/>
+    </w:lvl>
+    <w:lvl w:ilvl="6" w:tplc="BC42AC80">
+      <w:numFmt w:val="decimal"/>
+      <w:lvlText w:val=""/>
+      <w:lvlJc w:val="left"/>
+    </w:lvl>
+    <w:lvl w:ilvl="7" w:tplc="426C9264">
+      <w:numFmt w:val="decimal"/>
+      <w:lvlText w:val=""/>
+      <w:lvlJc w:val="left"/>
+    </w:lvl>
+    <w:lvl w:ilvl="8" w:tplc="78084F14">
+      <w:numFmt w:val="decimal"/>
+      <w:lvlText w:val=""/>
+      <w:lvlJc w:val="left"/>
+    </w:lvl>
   </w:abstractNum>
-  <w:num w:numId="1">
-    <w:abstractNumId w:val="1"/>
+  <w:num w:numId="1" w16cid:durableId="2053651057">
+    <w:abstractNumId w:val="0"/>
     <w:lvlOverride w:ilvl="0">
       <w:startOverride w:val="1"/>
     </w:lvlOverride>
   </w:num>
-  <w:num w:numId="2">
-    <w:abstractNumId w:val="2"/>
+  <w:num w:numId="2" w16cid:durableId="71978363">
+    <w:abstractNumId w:val="1"/>
     <w:lvlOverride w:ilvl="0">
       <w:startOverride w:val="1"/>
     </w:lvlOverride>
@@ -2226,43 +2452,425 @@
 </file>
 
 <file path=word/styles.xml><?xml version="1.0" encoding="utf-8"?>
-<w:styles xmlns:mc="http://schemas.openxmlformats.org/markup-compatibility/2006" xmlns:r="http://schemas.openxmlformats.org/officeDocument/2006/relationships" xmlns:w="http://schemas.openxmlformats.org/wordprocessingml/2006/main" xmlns:w14="http://schemas.microsoft.com/office/word/2010/wordml" xmlns:w15="http://schemas.microsoft.com/office/word/2012/wordml" mc:Ignorable="w14 w15">
+<w:styles xmlns:mc="http://schemas.openxmlformats.org/markup-compatibility/2006" xmlns:r="http://schemas.openxmlformats.org/officeDocument/2006/relationships" xmlns:w="http://schemas.openxmlformats.org/wordprocessingml/2006/main" xmlns:w14="http://schemas.microsoft.com/office/word/2010/wordml" xmlns:w15="http://schemas.microsoft.com/office/word/2012/wordml" xmlns:w16cex="http://schemas.microsoft.com/office/word/2018/wordml/cex" xmlns:w16cid="http://schemas.microsoft.com/office/word/2016/wordml/cid" xmlns:w16="http://schemas.microsoft.com/office/word/2018/wordml" xmlns:w16du="http://schemas.microsoft.com/office/word/2023/wordml/word16du" xmlns:w16sdtdh="http://schemas.microsoft.com/office/word/2020/wordml/sdtdatahash" xmlns:w16sdtfl="http://schemas.microsoft.com/office/word/2024/wordml/sdtformatlock" xmlns:w16se="http://schemas.microsoft.com/office/word/2015/wordml/symex" mc:Ignorable="w14 w15 w16se w16cid w16 w16cex w16sdtdh w16sdtfl w16du">
   <w:docDefaults>
     <w:rPrDefault>
       <w:rPr>
-        <w:rFonts w:ascii="Arial" w:cs="Arial" w:eastAsia="Arial" w:hAnsi="Arial"/>
+        <w:rFonts w:ascii="Arial" w:eastAsia="Arial" w:hAnsi="Arial" w:cs="Arial"/>
         <w:sz w:val="21"/>
         <w:szCs w:val="21"/>
+        <w:lang w:val="en-US" w:eastAsia="en-US" w:bidi="ar-SA"/>
       </w:rPr>
     </w:rPrDefault>
     <w:pPrDefault/>
   </w:docDefaults>
-  <w:style w:type="paragraph" w:styleId="Title">
-    <w:name w:val="Title"/>
-    <w:basedOn w:val="Normal"/>
-    <w:next w:val="Normal"/>
+  <w:latentStyles w:defLockedState="0" w:defUIPriority="99" w:defSemiHidden="0" w:defUnhideWhenUsed="0" w:defQFormat="0" w:count="376">
+    <w:lsdException w:name="Normal" w:uiPriority="0" w:qFormat="1"/>
+    <w:lsdException w:name="heading 1" w:uiPriority="9" w:qFormat="1"/>
+    <w:lsdException w:name="heading 2" w:semiHidden="1" w:uiPriority="9" w:unhideWhenUsed="1" w:qFormat="1"/>
+    <w:lsdException w:name="heading 3" w:semiHidden="1" w:uiPriority="9" w:unhideWhenUsed="1" w:qFormat="1"/>
+    <w:lsdException w:name="heading 4" w:semiHidden="1" w:uiPriority="9" w:unhideWhenUsed="1" w:qFormat="1"/>
+    <w:lsdException w:name="heading 5" w:semiHidden="1" w:uiPriority="9" w:unhideWhenUsed="1" w:qFormat="1"/>
+    <w:lsdException w:name="heading 6" w:semiHidden="1" w:uiPriority="9" w:unhideWhenUsed="1" w:qFormat="1"/>
+    <w:lsdException w:name="heading 7" w:semiHidden="1" w:uiPriority="9" w:unhideWhenUsed="1" w:qFormat="1"/>
+    <w:lsdException w:name="heading 8" w:semiHidden="1" w:uiPriority="9" w:unhideWhenUsed="1" w:qFormat="1"/>
+    <w:lsdException w:name="heading 9" w:semiHidden="1" w:uiPriority="9" w:unhideWhenUsed="1" w:qFormat="1"/>
+    <w:lsdException w:name="index 1" w:semiHidden="1" w:unhideWhenUsed="1"/>
+    <w:lsdException w:name="index 2" w:semiHidden="1" w:unhideWhenUsed="1"/>
+    <w:lsdException w:name="index 3" w:semiHidden="1" w:unhideWhenUsed="1"/>
+    <w:lsdException w:name="index 4" w:semiHidden="1" w:unhideWhenUsed="1"/>
+    <w:lsdException w:name="index 5" w:semiHidden="1" w:unhideWhenUsed="1"/>
+    <w:lsdException w:name="index 6" w:semiHidden="1" w:unhideWhenUsed="1"/>
+    <w:lsdException w:name="index 7" w:semiHidden="1" w:unhideWhenUsed="1"/>
+    <w:lsdException w:name="index 8" w:semiHidden="1" w:unhideWhenUsed="1"/>
+    <w:lsdException w:name="index 9" w:semiHidden="1" w:unhideWhenUsed="1"/>
+    <w:lsdException w:name="toc 1" w:semiHidden="1" w:uiPriority="39" w:unhideWhenUsed="1"/>
+    <w:lsdException w:name="toc 2" w:semiHidden="1" w:uiPriority="39" w:unhideWhenUsed="1"/>
+    <w:lsdException w:name="toc 3" w:semiHidden="1" w:uiPriority="39" w:unhideWhenUsed="1"/>
+    <w:lsdException w:name="toc 4" w:semiHidden="1" w:uiPriority="39" w:unhideWhenUsed="1"/>
+    <w:lsdException w:name="toc 5" w:semiHidden="1" w:uiPriority="39" w:unhideWhenUsed="1"/>
+    <w:lsdException w:name="toc 6" w:semiHidden="1" w:uiPriority="39" w:unhideWhenUsed="1"/>
+    <w:lsdException w:name="toc 7" w:semiHidden="1" w:uiPriority="39" w:unhideWhenUsed="1"/>
+    <w:lsdException w:name="toc 8" w:semiHidden="1" w:uiPriority="39" w:unhideWhenUsed="1"/>
+    <w:lsdException w:name="toc 9" w:semiHidden="1" w:uiPriority="39" w:unhideWhenUsed="1"/>
+    <w:lsdException w:name="Normal Indent" w:semiHidden="1" w:unhideWhenUsed="1"/>
+    <w:lsdException w:name="footnote text" w:semiHidden="1" w:unhideWhenUsed="1"/>
+    <w:lsdException w:name="annotation text" w:semiHidden="1" w:unhideWhenUsed="1"/>
+    <w:lsdException w:name="header" w:semiHidden="1" w:unhideWhenUsed="1"/>
+    <w:lsdException w:name="footer" w:semiHidden="1" w:unhideWhenUsed="1"/>
+    <w:lsdException w:name="index heading" w:semiHidden="1" w:unhideWhenUsed="1"/>
+    <w:lsdException w:name="caption" w:semiHidden="1" w:uiPriority="35" w:unhideWhenUsed="1" w:qFormat="1"/>
+    <w:lsdException w:name="table of figures" w:semiHidden="1" w:unhideWhenUsed="1"/>
+    <w:lsdException w:name="envelope address" w:semiHidden="1" w:unhideWhenUsed="1"/>
+    <w:lsdException w:name="envelope return" w:semiHidden="1" w:unhideWhenUsed="1"/>
+    <w:lsdException w:name="footnote reference" w:semiHidden="1" w:unhideWhenUsed="1"/>
+    <w:lsdException w:name="annotation reference" w:semiHidden="1" w:unhideWhenUsed="1"/>
+    <w:lsdException w:name="line number" w:semiHidden="1" w:unhideWhenUsed="1"/>
+    <w:lsdException w:name="page number" w:semiHidden="1" w:unhideWhenUsed="1"/>
+    <w:lsdException w:name="endnote reference" w:semiHidden="1" w:unhideWhenUsed="1"/>
+    <w:lsdException w:name="endnote text" w:semiHidden="1" w:unhideWhenUsed="1"/>
+    <w:lsdException w:name="table of authorities" w:semiHidden="1" w:unhideWhenUsed="1"/>
+    <w:lsdException w:name="macro" w:semiHidden="1" w:unhideWhenUsed="1"/>
+    <w:lsdException w:name="toa heading" w:semiHidden="1" w:unhideWhenUsed="1"/>
+    <w:lsdException w:name="List" w:semiHidden="1" w:unhideWhenUsed="1"/>
+    <w:lsdException w:name="List Bullet" w:semiHidden="1" w:unhideWhenUsed="1"/>
+    <w:lsdException w:name="List Number" w:semiHidden="1" w:unhideWhenUsed="1"/>
+    <w:lsdException w:name="List 2" w:semiHidden="1" w:unhideWhenUsed="1"/>
+    <w:lsdException w:name="List 3" w:semiHidden="1" w:unhideWhenUsed="1"/>
+    <w:lsdException w:name="List 4" w:semiHidden="1" w:unhideWhenUsed="1"/>
+    <w:lsdException w:name="List 5" w:semiHidden="1" w:unhideWhenUsed="1"/>
+    <w:lsdException w:name="List Bullet 2" w:semiHidden="1" w:unhideWhenUsed="1"/>
+    <w:lsdException w:name="List Bullet 3" w:semiHidden="1" w:unhideWhenUsed="1"/>
+    <w:lsdException w:name="List Bullet 4" w:semiHidden="1" w:unhideWhenUsed="1"/>
+    <w:lsdException w:name="List Bullet 5" w:semiHidden="1" w:unhideWhenUsed="1"/>
+    <w:lsdException w:name="List Number 2" w:semiHidden="1" w:unhideWhenUsed="1"/>
+    <w:lsdException w:name="List Number 3" w:semiHidden="1" w:unhideWhenUsed="1"/>
+    <w:lsdException w:name="List Number 4" w:semiHidden="1" w:unhideWhenUsed="1"/>
+    <w:lsdException w:name="List Number 5" w:semiHidden="1" w:unhideWhenUsed="1"/>
+    <w:lsdException w:name="Title" w:uiPriority="10" w:qFormat="1"/>
+    <w:lsdException w:name="Closing" w:semiHidden="1" w:unhideWhenUsed="1"/>
+    <w:lsdException w:name="Signature" w:semiHidden="1" w:unhideWhenUsed="1"/>
+    <w:lsdException w:name="Default Paragraph Font" w:semiHidden="1" w:uiPriority="1" w:unhideWhenUsed="1"/>
+    <w:lsdException w:name="Body Text" w:semiHidden="1" w:unhideWhenUsed="1"/>
+    <w:lsdException w:name="Body Text Indent" w:semiHidden="1" w:unhideWhenUsed="1"/>
+    <w:lsdException w:name="List Continue" w:semiHidden="1" w:unhideWhenUsed="1"/>
+    <w:lsdException w:name="List Continue 2" w:semiHidden="1" w:unhideWhenUsed="1"/>
+    <w:lsdException w:name="List Continue 3" w:semiHidden="1" w:unhideWhenUsed="1"/>
+    <w:lsdException w:name="List Continue 4" w:semiHidden="1" w:unhideWhenUsed="1"/>
+    <w:lsdException w:name="List Continue 5" w:semiHidden="1" w:unhideWhenUsed="1"/>
+    <w:lsdException w:name="Message Header" w:semiHidden="1" w:unhideWhenUsed="1"/>
+    <w:lsdException w:name="Subtitle" w:uiPriority="11" w:qFormat="1"/>
+    <w:lsdException w:name="Salutation" w:semiHidden="1" w:unhideWhenUsed="1"/>
+    <w:lsdException w:name="Date" w:semiHidden="1" w:unhideWhenUsed="1"/>
+    <w:lsdException w:name="Body Text First Indent" w:semiHidden="1" w:unhideWhenUsed="1"/>
+    <w:lsdException w:name="Body Text First Indent 2" w:semiHidden="1" w:unhideWhenUsed="1"/>
+    <w:lsdException w:name="Note Heading" w:semiHidden="1" w:unhideWhenUsed="1"/>
+    <w:lsdException w:name="Body Text 2" w:semiHidden="1" w:unhideWhenUsed="1"/>
+    <w:lsdException w:name="Body Text 3" w:semiHidden="1" w:unhideWhenUsed="1"/>
+    <w:lsdException w:name="Body Text Indent 2" w:semiHidden="1" w:unhideWhenUsed="1"/>
+    <w:lsdException w:name="Body Text Indent 3" w:semiHidden="1" w:unhideWhenUsed="1"/>
+    <w:lsdException w:name="Block Text" w:semiHidden="1" w:unhideWhenUsed="1"/>
+    <w:lsdException w:name="Hyperlink" w:semiHidden="1" w:unhideWhenUsed="1"/>
+    <w:lsdException w:name="FollowedHyperlink" w:semiHidden="1" w:unhideWhenUsed="1"/>
+    <w:lsdException w:name="Strong" w:uiPriority="22" w:qFormat="1"/>
+    <w:lsdException w:name="Emphasis" w:uiPriority="20" w:qFormat="1"/>
+    <w:lsdException w:name="Document Map" w:semiHidden="1" w:unhideWhenUsed="1"/>
+    <w:lsdException w:name="Plain Text" w:semiHidden="1" w:unhideWhenUsed="1"/>
+    <w:lsdException w:name="E-mail Signature" w:semiHidden="1" w:unhideWhenUsed="1"/>
+    <w:lsdException w:name="HTML Top of Form" w:semiHidden="1" w:unhideWhenUsed="1"/>
+    <w:lsdException w:name="HTML Bottom of Form" w:semiHidden="1" w:unhideWhenUsed="1"/>
+    <w:lsdException w:name="Normal (Web)" w:semiHidden="1" w:unhideWhenUsed="1"/>
+    <w:lsdException w:name="HTML Acronym" w:semiHidden="1" w:unhideWhenUsed="1"/>
+    <w:lsdException w:name="HTML Address" w:semiHidden="1" w:unhideWhenUsed="1"/>
+    <w:lsdException w:name="HTML Cite" w:semiHidden="1" w:unhideWhenUsed="1"/>
+    <w:lsdException w:name="HTML Code" w:semiHidden="1" w:unhideWhenUsed="1"/>
+    <w:lsdException w:name="HTML Definition" w:semiHidden="1" w:unhideWhenUsed="1"/>
+    <w:lsdException w:name="HTML Keyboard" w:semiHidden="1" w:unhideWhenUsed="1"/>
+    <w:lsdException w:name="HTML Preformatted" w:semiHidden="1" w:unhideWhenUsed="1"/>
+    <w:lsdException w:name="HTML Sample" w:semiHidden="1" w:unhideWhenUsed="1"/>
+    <w:lsdException w:name="HTML Typewriter" w:semiHidden="1" w:unhideWhenUsed="1"/>
+    <w:lsdException w:name="HTML Variable" w:semiHidden="1" w:unhideWhenUsed="1"/>
+    <w:lsdException w:name="Normal Table" w:semiHidden="1" w:unhideWhenUsed="1"/>
+    <w:lsdException w:name="annotation subject" w:semiHidden="1" w:unhideWhenUsed="1"/>
+    <w:lsdException w:name="No List" w:semiHidden="1" w:unhideWhenUsed="1"/>
+    <w:lsdException w:name="Outline List 1" w:semiHidden="1" w:unhideWhenUsed="1"/>
+    <w:lsdException w:name="Outline List 2" w:semiHidden="1" w:unhideWhenUsed="1"/>
+    <w:lsdException w:name="Outline List 3" w:semiHidden="1" w:unhideWhenUsed="1"/>
+    <w:lsdException w:name="Table Simple 1" w:semiHidden="1" w:unhideWhenUsed="1"/>
+    <w:lsdException w:name="Table Simple 2" w:semiHidden="1" w:unhideWhenUsed="1"/>
+    <w:lsdException w:name="Table Simple 3" w:semiHidden="1" w:unhideWhenUsed="1"/>
+    <w:lsdException w:name="Table Classic 1" w:semiHidden="1" w:unhideWhenUsed="1"/>
+    <w:lsdException w:name="Table Classic 2" w:semiHidden="1" w:unhideWhenUsed="1"/>
+    <w:lsdException w:name="Table Classic 3" w:semiHidden="1" w:unhideWhenUsed="1"/>
+    <w:lsdException w:name="Table Classic 4" w:semiHidden="1" w:unhideWhenUsed="1"/>
+    <w:lsdException w:name="Table Colorful 1" w:semiHidden="1" w:unhideWhenUsed="1"/>
+    <w:lsdException w:name="Table Colorful 2" w:semiHidden="1" w:unhideWhenUsed="1"/>
+    <w:lsdException w:name="Table Colorful 3" w:semiHidden="1" w:unhideWhenUsed="1"/>
+    <w:lsdException w:name="Table Columns 1" w:semiHidden="1" w:unhideWhenUsed="1"/>
+    <w:lsdException w:name="Table Columns 2" w:semiHidden="1" w:unhideWhenUsed="1"/>
+    <w:lsdException w:name="Table Columns 3" w:semiHidden="1" w:unhideWhenUsed="1"/>
+    <w:lsdException w:name="Table Columns 4" w:semiHidden="1" w:unhideWhenUsed="1"/>
+    <w:lsdException w:name="Table Columns 5" w:semiHidden="1" w:unhideWhenUsed="1"/>
+    <w:lsdException w:name="Table Grid 1" w:semiHidden="1" w:unhideWhenUsed="1"/>
+    <w:lsdException w:name="Table Grid 2" w:semiHidden="1" w:unhideWhenUsed="1"/>
+    <w:lsdException w:name="Table Grid 3" w:semiHidden="1" w:unhideWhenUsed="1"/>
+    <w:lsdException w:name="Table Grid 4" w:semiHidden="1" w:unhideWhenUsed="1"/>
+    <w:lsdException w:name="Table Grid 5" w:semiHidden="1" w:unhideWhenUsed="1"/>
+    <w:lsdException w:name="Table Grid 6" w:semiHidden="1" w:unhideWhenUsed="1"/>
+    <w:lsdException w:name="Table Grid 7" w:semiHidden="1" w:unhideWhenUsed="1"/>
+    <w:lsdException w:name="Table Grid 8" w:semiHidden="1" w:unhideWhenUsed="1"/>
+    <w:lsdException w:name="Table List 1" w:semiHidden="1" w:unhideWhenUsed="1"/>
+    <w:lsdException w:name="Table List 2" w:semiHidden="1" w:unhideWhenUsed="1"/>
+    <w:lsdException w:name="Table List 3" w:semiHidden="1" w:unhideWhenUsed="1"/>
+    <w:lsdException w:name="Table List 4" w:semiHidden="1" w:unhideWhenUsed="1"/>
+    <w:lsdException w:name="Table List 5" w:semiHidden="1" w:unhideWhenUsed="1"/>
+    <w:lsdException w:name="Table List 6" w:semiHidden="1" w:unhideWhenUsed="1"/>
+    <w:lsdException w:name="Table List 7" w:semiHidden="1" w:unhideWhenUsed="1"/>
+    <w:lsdException w:name="Table List 8" w:semiHidden="1" w:unhideWhenUsed="1"/>
+    <w:lsdException w:name="Table 3D effects 1" w:semiHidden="1" w:unhideWhenUsed="1"/>
+    <w:lsdException w:name="Table 3D effects 2" w:semiHidden="1" w:unhideWhenUsed="1"/>
+    <w:lsdException w:name="Table 3D effects 3" w:semiHidden="1" w:unhideWhenUsed="1"/>
+    <w:lsdException w:name="Table Contemporary" w:semiHidden="1" w:unhideWhenUsed="1"/>
+    <w:lsdException w:name="Table Elegant" w:semiHidden="1" w:unhideWhenUsed="1"/>
+    <w:lsdException w:name="Table Professional" w:semiHidden="1" w:unhideWhenUsed="1"/>
+    <w:lsdException w:name="Table Subtle 1" w:semiHidden="1" w:unhideWhenUsed="1"/>
+    <w:lsdException w:name="Table Subtle 2" w:semiHidden="1" w:unhideWhenUsed="1"/>
+    <w:lsdException w:name="Table Web 1" w:semiHidden="1" w:unhideWhenUsed="1"/>
+    <w:lsdException w:name="Table Web 2" w:semiHidden="1" w:unhideWhenUsed="1"/>
+    <w:lsdException w:name="Table Web 3" w:semiHidden="1" w:unhideWhenUsed="1"/>
+    <w:lsdException w:name="Balloon Text" w:semiHidden="1" w:unhideWhenUsed="1"/>
+    <w:lsdException w:name="Table Grid" w:uiPriority="39"/>
+    <w:lsdException w:name="Table Theme" w:semiHidden="1" w:unhideWhenUsed="1"/>
+    <w:lsdException w:name="Placeholder Text" w:semiHidden="1"/>
+    <w:lsdException w:name="No Spacing" w:uiPriority="1" w:qFormat="1"/>
+    <w:lsdException w:name="Light Shading" w:uiPriority="60"/>
+    <w:lsdException w:name="Light List" w:uiPriority="61"/>
+    <w:lsdException w:name="Light Grid" w:uiPriority="62"/>
+    <w:lsdException w:name="Medium Shading 1" w:uiPriority="63"/>
+    <w:lsdException w:name="Medium Shading 2" w:uiPriority="64"/>
+    <w:lsdException w:name="Medium List 1" w:uiPriority="65"/>
+    <w:lsdException w:name="Medium List 2" w:uiPriority="66"/>
+    <w:lsdException w:name="Medium Grid 1" w:uiPriority="67"/>
+    <w:lsdException w:name="Medium Grid 2" w:uiPriority="68"/>
+    <w:lsdException w:name="Medium Grid 3" w:uiPriority="69"/>
+    <w:lsdException w:name="Dark List" w:uiPriority="70"/>
+    <w:lsdException w:name="Colorful Shading" w:uiPriority="71"/>
+    <w:lsdException w:name="Colorful List" w:uiPriority="72"/>
+    <w:lsdException w:name="Colorful Grid" w:uiPriority="73"/>
+    <w:lsdException w:name="Light Shading Accent 1" w:uiPriority="60"/>
+    <w:lsdException w:name="Light List Accent 1" w:uiPriority="61"/>
+    <w:lsdException w:name="Light Grid Accent 1" w:uiPriority="62"/>
+    <w:lsdException w:name="Medium Shading 1 Accent 1" w:uiPriority="63"/>
+    <w:lsdException w:name="Medium Shading 2 Accent 1" w:uiPriority="64"/>
+    <w:lsdException w:name="Medium List 1 Accent 1" w:uiPriority="65"/>
+    <w:lsdException w:name="Revision" w:semiHidden="1"/>
+    <w:lsdException w:name="List Paragraph" w:uiPriority="34" w:qFormat="1"/>
+    <w:lsdException w:name="Quote" w:uiPriority="29" w:qFormat="1"/>
+    <w:lsdException w:name="Intense Quote" w:uiPriority="30" w:qFormat="1"/>
+    <w:lsdException w:name="Medium List 2 Accent 1" w:uiPriority="66"/>
+    <w:lsdException w:name="Medium Grid 1 Accent 1" w:uiPriority="67"/>
+    <w:lsdException w:name="Medium Grid 2 Accent 1" w:uiPriority="68"/>
+    <w:lsdException w:name="Medium Grid 3 Accent 1" w:uiPriority="69"/>
+    <w:lsdException w:name="Dark List Accent 1" w:uiPriority="70"/>
+    <w:lsdException w:name="Colorful Shading Accent 1" w:uiPriority="71"/>
+    <w:lsdException w:name="Colorful List Accent 1" w:uiPriority="72"/>
+    <w:lsdException w:name="Colorful Grid Accent 1" w:uiPriority="73"/>
+    <w:lsdException w:name="Light Shading Accent 2" w:uiPriority="60"/>
+    <w:lsdException w:name="Light List Accent 2" w:uiPriority="61"/>
+    <w:lsdException w:name="Light Grid Accent 2" w:uiPriority="62"/>
+    <w:lsdException w:name="Medium Shading 1 Accent 2" w:uiPriority="63"/>
+    <w:lsdException w:name="Medium Shading 2 Accent 2" w:uiPriority="64"/>
+    <w:lsdException w:name="Medium List 1 Accent 2" w:uiPriority="65"/>
+    <w:lsdException w:name="Medium List 2 Accent 2" w:uiPriority="66"/>
+    <w:lsdException w:name="Medium Grid 1 Accent 2" w:uiPriority="67"/>
+    <w:lsdException w:name="Medium Grid 2 Accent 2" w:uiPriority="68"/>
+    <w:lsdException w:name="Medium Grid 3 Accent 2" w:uiPriority="69"/>
+    <w:lsdException w:name="Dark List Accent 2" w:uiPriority="70"/>
+    <w:lsdException w:name="Colorful Shading Accent 2" w:uiPriority="71"/>
+    <w:lsdException w:name="Colorful List Accent 2" w:uiPriority="72"/>
+    <w:lsdException w:name="Colorful Grid Accent 2" w:uiPriority="73"/>
+    <w:lsdException w:name="Light Shading Accent 3" w:uiPriority="60"/>
+    <w:lsdException w:name="Light List Accent 3" w:uiPriority="61"/>
+    <w:lsdException w:name="Light Grid Accent 3" w:uiPriority="62"/>
+    <w:lsdException w:name="Medium Shading 1 Accent 3" w:uiPriority="63"/>
+    <w:lsdException w:name="Medium Shading 2 Accent 3" w:uiPriority="64"/>
+    <w:lsdException w:name="Medium List 1 Accent 3" w:uiPriority="65"/>
+    <w:lsdException w:name="Medium List 2 Accent 3" w:uiPriority="66"/>
+    <w:lsdException w:name="Medium Grid 1 Accent 3" w:uiPriority="67"/>
+    <w:lsdException w:name="Medium Grid 2 Accent 3" w:uiPriority="68"/>
+    <w:lsdException w:name="Medium Grid 3 Accent 3" w:uiPriority="69"/>
+    <w:lsdException w:name="Dark List Accent 3" w:uiPriority="70"/>
+    <w:lsdException w:name="Colorful Shading Accent 3" w:uiPriority="71"/>
+    <w:lsdException w:name="Colorful List Accent 3" w:uiPriority="72"/>
+    <w:lsdException w:name="Colorful Grid Accent 3" w:uiPriority="73"/>
+    <w:lsdException w:name="Light Shading Accent 4" w:uiPriority="60"/>
+    <w:lsdException w:name="Light List Accent 4" w:uiPriority="61"/>
+    <w:lsdException w:name="Light Grid Accent 4" w:uiPriority="62"/>
+    <w:lsdException w:name="Medium Shading 1 Accent 4" w:uiPriority="63"/>
+    <w:lsdException w:name="Medium Shading 2 Accent 4" w:uiPriority="64"/>
+    <w:lsdException w:name="Medium List 1 Accent 4" w:uiPriority="65"/>
+    <w:lsdException w:name="Medium List 2 Accent 4" w:uiPriority="66"/>
+    <w:lsdException w:name="Medium Grid 1 Accent 4" w:uiPriority="67"/>
+    <w:lsdException w:name="Medium Grid 2 Accent 4" w:uiPriority="68"/>
+    <w:lsdException w:name="Medium Grid 3 Accent 4" w:uiPriority="69"/>
+    <w:lsdException w:name="Dark List Accent 4" w:uiPriority="70"/>
+    <w:lsdException w:name="Colorful Shading Accent 4" w:uiPriority="71"/>
+    <w:lsdException w:name="Colorful List Accent 4" w:uiPriority="72"/>
+    <w:lsdException w:name="Colorful Grid Accent 4" w:uiPriority="73"/>
+    <w:lsdException w:name="Light Shading Accent 5" w:uiPriority="60"/>
+    <w:lsdException w:name="Light List Accent 5" w:uiPriority="61"/>
+    <w:lsdException w:name="Light Grid Accent 5" w:uiPriority="62"/>
+    <w:lsdException w:name="Medium Shading 1 Accent 5" w:uiPriority="63"/>
+    <w:lsdException w:name="Medium Shading 2 Accent 5" w:uiPriority="64"/>
+    <w:lsdException w:name="Medium List 1 Accent 5" w:uiPriority="65"/>
+    <w:lsdException w:name="Medium List 2 Accent 5" w:uiPriority="66"/>
+    <w:lsdException w:name="Medium Grid 1 Accent 5" w:uiPriority="67"/>
+    <w:lsdException w:name="Medium Grid 2 Accent 5" w:uiPriority="68"/>
+    <w:lsdException w:name="Medium Grid 3 Accent 5" w:uiPriority="69"/>
+    <w:lsdException w:name="Dark List Accent 5" w:uiPriority="70"/>
+    <w:lsdException w:name="Colorful Shading Accent 5" w:uiPriority="71"/>
+    <w:lsdException w:name="Colorful List Accent 5" w:uiPriority="72"/>
+    <w:lsdException w:name="Colorful Grid Accent 5" w:uiPriority="73"/>
+    <w:lsdException w:name="Light Shading Accent 6" w:uiPriority="60"/>
+    <w:lsdException w:name="Light List Accent 6" w:uiPriority="61"/>
+    <w:lsdException w:name="Light Grid Accent 6" w:uiPriority="62"/>
+    <w:lsdException w:name="Medium Shading 1 Accent 6" w:uiPriority="63"/>
+    <w:lsdException w:name="Medium Shading 2 Accent 6" w:uiPriority="64"/>
+    <w:lsdException w:name="Medium List 1 Accent 6" w:uiPriority="65"/>
+    <w:lsdException w:name="Medium List 2 Accent 6" w:uiPriority="66"/>
+    <w:lsdException w:name="Medium Grid 1 Accent 6" w:uiPriority="67"/>
+    <w:lsdException w:name="Medium Grid 2 Accent 6" w:uiPriority="68"/>
+    <w:lsdException w:name="Medium Grid 3 Accent 6" w:uiPriority="69"/>
+    <w:lsdException w:name="Dark List Accent 6" w:uiPriority="70"/>
+    <w:lsdException w:name="Colorful Shading Accent 6" w:uiPriority="71"/>
+    <w:lsdException w:name="Colorful List Accent 6" w:uiPriority="72"/>
+    <w:lsdException w:name="Colorful Grid Accent 6" w:uiPriority="73"/>
+    <w:lsdException w:name="Subtle Emphasis" w:uiPriority="19" w:qFormat="1"/>
+    <w:lsdException w:name="Intense Emphasis" w:uiPriority="21" w:qFormat="1"/>
+    <w:lsdException w:name="Subtle Reference" w:uiPriority="31" w:qFormat="1"/>
+    <w:lsdException w:name="Intense Reference" w:uiPriority="32" w:qFormat="1"/>
+    <w:lsdException w:name="Book Title" w:uiPriority="33" w:qFormat="1"/>
+    <w:lsdException w:name="Bibliography" w:semiHidden="1" w:uiPriority="37" w:unhideWhenUsed="1"/>
+    <w:lsdException w:name="TOC Heading" w:semiHidden="1" w:uiPriority="39" w:unhideWhenUsed="1" w:qFormat="1"/>
+    <w:lsdException w:name="Plain Table 1" w:uiPriority="41"/>
+    <w:lsdException w:name="Plain Table 2" w:uiPriority="42"/>
+    <w:lsdException w:name="Plain Table 3" w:uiPriority="43"/>
+    <w:lsdException w:name="Plain Table 4" w:uiPriority="44"/>
+    <w:lsdException w:name="Plain Table 5" w:uiPriority="45"/>
+    <w:lsdException w:name="Grid Table Light" w:uiPriority="40"/>
+    <w:lsdException w:name="Grid Table 1 Light" w:uiPriority="46"/>
+    <w:lsdException w:name="Grid Table 2" w:uiPriority="47"/>
+    <w:lsdException w:name="Grid Table 3" w:uiPriority="48"/>
+    <w:lsdException w:name="Grid Table 4" w:uiPriority="49"/>
+    <w:lsdException w:name="Grid Table 5 Dark" w:uiPriority="50"/>
+    <w:lsdException w:name="Grid Table 6 Colorful" w:uiPriority="51"/>
+    <w:lsdException w:name="Grid Table 7 Colorful" w:uiPriority="52"/>
+    <w:lsdException w:name="Grid Table 1 Light Accent 1" w:uiPriority="46"/>
+    <w:lsdException w:name="Grid Table 2 Accent 1" w:uiPriority="47"/>
+    <w:lsdException w:name="Grid Table 3 Accent 1" w:uiPriority="48"/>
+    <w:lsdException w:name="Grid Table 4 Accent 1" w:uiPriority="49"/>
+    <w:lsdException w:name="Grid Table 5 Dark Accent 1" w:uiPriority="50"/>
+    <w:lsdException w:name="Grid Table 6 Colorful Accent 1" w:uiPriority="51"/>
+    <w:lsdException w:name="Grid Table 7 Colorful Accent 1" w:uiPriority="52"/>
+    <w:lsdException w:name="Grid Table 1 Light Accent 2" w:uiPriority="46"/>
+    <w:lsdException w:name="Grid Table 2 Accent 2" w:uiPriority="47"/>
+    <w:lsdException w:name="Grid Table 3 Accent 2" w:uiPriority="48"/>
+    <w:lsdException w:name="Grid Table 4 Accent 2" w:uiPriority="49"/>
+    <w:lsdException w:name="Grid Table 5 Dark Accent 2" w:uiPriority="50"/>
+    <w:lsdException w:name="Grid Table 6 Colorful Accent 2" w:uiPriority="51"/>
+    <w:lsdException w:name="Grid Table 7 Colorful Accent 2" w:uiPriority="52"/>
+    <w:lsdException w:name="Grid Table 1 Light Accent 3" w:uiPriority="46"/>
+    <w:lsdException w:name="Grid Table 2 Accent 3" w:uiPriority="47"/>
+    <w:lsdException w:name="Grid Table 3 Accent 3" w:uiPriority="48"/>
+    <w:lsdException w:name="Grid Table 4 Accent 3" w:uiPriority="49"/>
+    <w:lsdException w:name="Grid Table 5 Dark Accent 3" w:uiPriority="50"/>
+    <w:lsdException w:name="Grid Table 6 Colorful Accent 3" w:uiPriority="51"/>
+    <w:lsdException w:name="Grid Table 7 Colorful Accent 3" w:uiPriority="52"/>
+    <w:lsdException w:name="Grid Table 1 Light Accent 4" w:uiPriority="46"/>
+    <w:lsdException w:name="Grid Table 2 Accent 4" w:uiPriority="47"/>
+    <w:lsdException w:name="Grid Table 3 Accent 4" w:uiPriority="48"/>
+    <w:lsdException w:name="Grid Table 4 Accent 4" w:uiPriority="49"/>
+    <w:lsdException w:name="Grid Table 5 Dark Accent 4" w:uiPriority="50"/>
+    <w:lsdException w:name="Grid Table 6 Colorful Accent 4" w:uiPriority="51"/>
+    <w:lsdException w:name="Grid Table 7 Colorful Accent 4" w:uiPriority="52"/>
+    <w:lsdException w:name="Grid Table 1 Light Accent 5" w:uiPriority="46"/>
+    <w:lsdException w:name="Grid Table 2 Accent 5" w:uiPriority="47"/>
+    <w:lsdException w:name="Grid Table 3 Accent 5" w:uiPriority="48"/>
+    <w:lsdException w:name="Grid Table 4 Accent 5" w:uiPriority="49"/>
+    <w:lsdException w:name="Grid Table 5 Dark Accent 5" w:uiPriority="50"/>
+    <w:lsdException w:name="Grid Table 6 Colorful Accent 5" w:uiPriority="51"/>
+    <w:lsdException w:name="Grid Table 7 Colorful Accent 5" w:uiPriority="52"/>
+    <w:lsdException w:name="Grid Table 1 Light Accent 6" w:uiPriority="46"/>
+    <w:lsdException w:name="Grid Table 2 Accent 6" w:uiPriority="47"/>
+    <w:lsdException w:name="Grid Table 3 Accent 6" w:uiPriority="48"/>
+    <w:lsdException w:name="Grid Table 4 Accent 6" w:uiPriority="49"/>
+    <w:lsdException w:name="Grid Table 5 Dark Accent 6" w:uiPriority="50"/>
+    <w:lsdException w:name="Grid Table 6 Colorful Accent 6" w:uiPriority="51"/>
+    <w:lsdException w:name="Grid Table 7 Colorful Accent 6" w:uiPriority="52"/>
+    <w:lsdException w:name="List Table 1 Light" w:uiPriority="46"/>
+    <w:lsdException w:name="List Table 2" w:uiPriority="47"/>
+    <w:lsdException w:name="List Table 3" w:uiPriority="48"/>
+    <w:lsdException w:name="List Table 4" w:uiPriority="49"/>
+    <w:lsdException w:name="List Table 5 Dark" w:uiPriority="50"/>
+    <w:lsdException w:name="List Table 6 Colorful" w:uiPriority="51"/>
+    <w:lsdException w:name="List Table 7 Colorful" w:uiPriority="52"/>
+    <w:lsdException w:name="List Table 1 Light Accent 1" w:uiPriority="46"/>
+    <w:lsdException w:name="List Table 2 Accent 1" w:uiPriority="47"/>
+    <w:lsdException w:name="List Table 3 Accent 1" w:uiPriority="48"/>
+    <w:lsdException w:name="List Table 4 Accent 1" w:uiPriority="49"/>
+    <w:lsdException w:name="List Table 5 Dark Accent 1" w:uiPriority="50"/>
+    <w:lsdException w:name="List Table 6 Colorful Accent 1" w:uiPriority="51"/>
+    <w:lsdException w:name="List Table 7 Colorful Accent 1" w:uiPriority="52"/>
+    <w:lsdException w:name="List Table 1 Light Accent 2" w:uiPriority="46"/>
+    <w:lsdException w:name="List Table 2 Accent 2" w:uiPriority="47"/>
+    <w:lsdException w:name="List Table 3 Accent 2" w:uiPriority="48"/>
+    <w:lsdException w:name="List Table 4 Accent 2" w:uiPriority="49"/>
+    <w:lsdException w:name="List Table 5 Dark Accent 2" w:uiPriority="50"/>
+    <w:lsdException w:name="List Table 6 Colorful Accent 2" w:uiPriority="51"/>
+    <w:lsdException w:name="List Table 7 Colorful Accent 2" w:uiPriority="52"/>
+    <w:lsdException w:name="List Table 1 Light Accent 3" w:uiPriority="46"/>
+    <w:lsdException w:name="List Table 2 Accent 3" w:uiPriority="47"/>
+    <w:lsdException w:name="List Table 3 Accent 3" w:uiPriority="48"/>
+    <w:lsdException w:name="List Table 4 Accent 3" w:uiPriority="49"/>
+    <w:lsdException w:name="List Table 5 Dark Accent 3" w:uiPriority="50"/>
+    <w:lsdException w:name="List Table 6 Colorful Accent 3" w:uiPriority="51"/>
+    <w:lsdException w:name="List Table 7 Colorful Accent 3" w:uiPriority="52"/>
+    <w:lsdException w:name="List Table 1 Light Accent 4" w:uiPriority="46"/>
+    <w:lsdException w:name="List Table 2 Accent 4" w:uiPriority="47"/>
+    <w:lsdException w:name="List Table 3 Accent 4" w:uiPriority="48"/>
+    <w:lsdException w:name="List Table 4 Accent 4" w:uiPriority="49"/>
+    <w:lsdException w:name="List Table 5 Dark Accent 4" w:uiPriority="50"/>
+    <w:lsdException w:name="List Table 6 Colorful Accent 4" w:uiPriority="51"/>
+    <w:lsdException w:name="List Table 7 Colorful Accent 4" w:uiPriority="52"/>
+    <w:lsdException w:name="List Table 1 Light Accent 5" w:uiPriority="46"/>
+    <w:lsdException w:name="List Table 2 Accent 5" w:uiPriority="47"/>
+    <w:lsdException w:name="List Table 3 Accent 5" w:uiPriority="48"/>
+    <w:lsdException w:name="List Table 4 Accent 5" w:uiPriority="49"/>
+    <w:lsdException w:name="List Table 5 Dark Accent 5" w:uiPriority="50"/>
+    <w:lsdException w:name="List Table 6 Colorful Accent 5" w:uiPriority="51"/>
+    <w:lsdException w:name="List Table 7 Colorful Accent 5" w:uiPriority="52"/>
+    <w:lsdException w:name="List Table 1 Light Accent 6" w:uiPriority="46"/>
+    <w:lsdException w:name="List Table 2 Accent 6" w:uiPriority="47"/>
+    <w:lsdException w:name="List Table 3 Accent 6" w:uiPriority="48"/>
+    <w:lsdException w:name="List Table 4 Accent 6" w:uiPriority="49"/>
+    <w:lsdException w:name="List Table 5 Dark Accent 6" w:uiPriority="50"/>
+    <w:lsdException w:name="List Table 6 Colorful Accent 6" w:uiPriority="51"/>
+    <w:lsdException w:name="List Table 7 Colorful Accent 6" w:uiPriority="52"/>
+    <w:lsdException w:name="Mention" w:semiHidden="1" w:unhideWhenUsed="1"/>
+    <w:lsdException w:name="Smart Hyperlink" w:semiHidden="1" w:unhideWhenUsed="1"/>
+    <w:lsdException w:name="Hashtag" w:semiHidden="1" w:unhideWhenUsed="1"/>
+    <w:lsdException w:name="Unresolved Mention" w:semiHidden="1" w:unhideWhenUsed="1"/>
+    <w:lsdException w:name="Smart Link" w:semiHidden="1" w:unhideWhenUsed="1"/>
+  </w:latentStyles>
+  <w:style w:type="paragraph" w:default="1" w:styleId="Normal">
+    <w:name w:val="Normal"/>
     <w:qFormat/>
-    <w:rPr>
-      <w:sz w:val="56"/>
-      <w:szCs w:val="56"/>
-    </w:rPr>
   </w:style>
   <w:style w:type="paragraph" w:styleId="Heading1">
-    <w:name w:val="Heading 1"/>
-    <w:basedOn w:val="Normal"/>
-    <w:next w:val="Normal"/>
+    <w:name w:val="heading 1"/>
+    <w:uiPriority w:val="9"/>
     <w:qFormat/>
+    <w:pPr>
+      <w:spacing w:before="260" w:after="130"/>
+      <w:outlineLvl w:val="0"/>
+    </w:pPr>
     <w:rPr>
-      <w:color w:val="2E74B5"/>
-      <w:sz w:val="32"/>
-      <w:szCs w:val="32"/>
+      <w:b/>
+      <w:bCs/>
+      <w:color w:val="12402A"/>
+      <w:sz w:val="27"/>
+      <w:szCs w:val="27"/>
     </w:rPr>
   </w:style>
   <w:style w:type="paragraph" w:styleId="Heading2">
-    <w:name w:val="Heading 2"/>
-    <w:basedOn w:val="Normal"/>
-    <w:next w:val="Normal"/>
+    <w:name w:val="heading 2"/>
+    <w:uiPriority w:val="9"/>
+    <w:semiHidden/>
+    <w:unhideWhenUsed/>
     <w:qFormat/>
+    <w:pPr>
+      <w:outlineLvl w:val="1"/>
+    </w:pPr>
     <w:rPr>
       <w:color w:val="2E74B5"/>
       <w:sz w:val="26"/>
@@ -2270,10 +2878,14 @@
     </w:rPr>
   </w:style>
   <w:style w:type="paragraph" w:styleId="Heading3">
-    <w:name w:val="Heading 3"/>
-    <w:basedOn w:val="Normal"/>
-    <w:next w:val="Normal"/>
+    <w:name w:val="heading 3"/>
+    <w:uiPriority w:val="9"/>
+    <w:semiHidden/>
+    <w:unhideWhenUsed/>
     <w:qFormat/>
+    <w:pPr>
+      <w:outlineLvl w:val="2"/>
+    </w:pPr>
     <w:rPr>
       <w:color w:val="1F4D78"/>
       <w:sz w:val="24"/>
@@ -2281,10 +2893,14 @@
     </w:rPr>
   </w:style>
   <w:style w:type="paragraph" w:styleId="Heading4">
-    <w:name w:val="Heading 4"/>
-    <w:basedOn w:val="Normal"/>
-    <w:next w:val="Normal"/>
+    <w:name w:val="heading 4"/>
+    <w:uiPriority w:val="9"/>
+    <w:semiHidden/>
+    <w:unhideWhenUsed/>
     <w:qFormat/>
+    <w:pPr>
+      <w:outlineLvl w:val="3"/>
+    </w:pPr>
     <w:rPr>
       <w:i/>
       <w:iCs/>
@@ -2292,27 +2908,69 @@
     </w:rPr>
   </w:style>
   <w:style w:type="paragraph" w:styleId="Heading5">
-    <w:name w:val="Heading 5"/>
-    <w:basedOn w:val="Normal"/>
-    <w:next w:val="Normal"/>
+    <w:name w:val="heading 5"/>
+    <w:uiPriority w:val="9"/>
+    <w:semiHidden/>
+    <w:unhideWhenUsed/>
     <w:qFormat/>
+    <w:pPr>
+      <w:outlineLvl w:val="4"/>
+    </w:pPr>
     <w:rPr>
       <w:color w:val="2E74B5"/>
     </w:rPr>
   </w:style>
   <w:style w:type="paragraph" w:styleId="Heading6">
-    <w:name w:val="Heading 6"/>
-    <w:basedOn w:val="Normal"/>
-    <w:next w:val="Normal"/>
+    <w:name w:val="heading 6"/>
+    <w:uiPriority w:val="9"/>
+    <w:semiHidden/>
+    <w:unhideWhenUsed/>
     <w:qFormat/>
+    <w:pPr>
+      <w:outlineLvl w:val="5"/>
+    </w:pPr>
     <w:rPr>
       <w:color w:val="1F4D78"/>
     </w:rPr>
   </w:style>
-  <w:style w:type="paragraph" w:styleId="Strong">
-    <w:name w:val="Strong"/>
-    <w:basedOn w:val="Normal"/>
-    <w:next w:val="Normal"/>
+  <w:style w:type="character" w:default="1" w:styleId="DefaultParagraphFont">
+    <w:name w:val="Default Paragraph Font"/>
+    <w:uiPriority w:val="1"/>
+    <w:semiHidden/>
+    <w:unhideWhenUsed/>
+  </w:style>
+  <w:style w:type="table" w:default="1" w:styleId="TableNormal">
+    <w:name w:val="Normal Table"/>
+    <w:uiPriority w:val="99"/>
+    <w:semiHidden/>
+    <w:unhideWhenUsed/>
+    <w:tblPr>
+      <w:tblInd w:w="0" w:type="dxa"/>
+      <w:tblCellMar>
+        <w:top w:w="0" w:type="dxa"/>
+        <w:left w:w="108" w:type="dxa"/>
+        <w:bottom w:w="0" w:type="dxa"/>
+        <w:right w:w="108" w:type="dxa"/>
+      </w:tblCellMar>
+    </w:tblPr>
+  </w:style>
+  <w:style w:type="numbering" w:default="1" w:styleId="NoList">
+    <w:name w:val="No List"/>
+    <w:uiPriority w:val="99"/>
+    <w:semiHidden/>
+    <w:unhideWhenUsed/>
+  </w:style>
+  <w:style w:type="paragraph" w:styleId="Title">
+    <w:name w:val="Title"/>
+    <w:uiPriority w:val="10"/>
+    <w:qFormat/>
+    <w:rPr>
+      <w:sz w:val="56"/>
+      <w:szCs w:val="56"/>
+    </w:rPr>
+  </w:style>
+  <w:style w:type="paragraph" w:customStyle="1" w:styleId="Strong1">
+    <w:name w:val="Strong1"/>
     <w:qFormat/>
     <w:rPr>
       <w:b/>
@@ -2321,12 +2979,10 @@
   </w:style>
   <w:style w:type="paragraph" w:styleId="ListParagraph">
     <w:name w:val="List Paragraph"/>
-    <w:basedOn w:val="Normal"/>
     <w:qFormat/>
   </w:style>
   <w:style w:type="character" w:styleId="Hyperlink">
     <w:name w:val="Hyperlink"/>
-    <w:basedOn w:val="DefaultParagraphFont"/>
     <w:uiPriority w:val="99"/>
     <w:unhideWhenUsed/>
     <w:rPr>
@@ -2336,7 +2992,6 @@
   </w:style>
   <w:style w:type="character" w:styleId="FootnoteReference">
     <w:name w:val="footnote reference"/>
-    <w:basedOn w:val="DefaultParagraphFont"/>
     <w:uiPriority w:val="99"/>
     <w:semiHidden/>
     <w:unhideWhenUsed/>
@@ -2346,22 +3001,17 @@
   </w:style>
   <w:style w:type="paragraph" w:styleId="FootnoteText">
     <w:name w:val="footnote text"/>
-    <w:basedOn w:val="Normal"/>
     <w:link w:val="FootnoteTextChar"/>
     <w:uiPriority w:val="99"/>
     <w:semiHidden/>
     <w:unhideWhenUsed/>
-    <w:pPr>
-      <w:spacing w:after="0" w:line="240" w:lineRule="auto"/>
-    </w:pPr>
     <w:rPr>
       <w:sz w:val="20"/>
       <w:szCs w:val="20"/>
     </w:rPr>
   </w:style>
-  <w:style w:type="character" w:styleId="FootnoteTextChar">
+  <w:style w:type="character" w:customStyle="1" w:styleId="FootnoteTextChar">
     <w:name w:val="Footnote Text Char"/>
-    <w:basedOn w:val="DefaultParagraphFont"/>
     <w:link w:val="FootnoteText"/>
     <w:uiPriority w:val="99"/>
     <w:semiHidden/>
@@ -2373,7 +3023,6 @@
   </w:style>
   <w:style w:type="character" w:styleId="EndnoteReference">
     <w:name w:val="endnote reference"/>
-    <w:basedOn w:val="DefaultParagraphFont"/>
     <w:uiPriority w:val="99"/>
     <w:semiHidden/>
     <w:unhideWhenUsed/>
@@ -2383,22 +3032,17 @@
   </w:style>
   <w:style w:type="paragraph" w:styleId="EndnoteText">
     <w:name w:val="endnote text"/>
-    <w:basedOn w:val="Normal"/>
     <w:link w:val="EndnoteTextChar"/>
     <w:uiPriority w:val="99"/>
     <w:semiHidden/>
     <w:unhideWhenUsed/>
-    <w:pPr>
-      <w:spacing w:after="0" w:line="240" w:lineRule="auto"/>
-    </w:pPr>
     <w:rPr>
       <w:sz w:val="20"/>
       <w:szCs w:val="20"/>
     </w:rPr>
   </w:style>
-  <w:style w:type="character" w:styleId="EndnoteTextChar">
+  <w:style w:type="character" w:customStyle="1" w:styleId="EndnoteTextChar">
     <w:name w:val="Endnote Text Char"/>
-    <w:basedOn w:val="DefaultParagraphFont"/>
     <w:link w:val="EndnoteText"/>
     <w:uiPriority w:val="99"/>
     <w:semiHidden/>
@@ -2408,23 +3052,320 @@
       <w:szCs w:val="20"/>
     </w:rPr>
   </w:style>
-  <w:style w:type="paragraph" w:styleId="Heading1">
-    <w:name w:val="Heading 1"/>
-    <w:basedOn w:val="Normal"/>
-    <w:next w:val="Normal"/>
-    <w:qFormat/>
-    <w:pPr>
-      <w:spacing w:after="130" w:before="260"/>
-      <w:outlineLvl w:val="0"/>
-    </w:pPr>
-    <w:rPr>
-      <w:rFonts w:ascii="Arial" w:cs="Arial" w:eastAsia="Arial" w:hAnsi="Arial"/>
-      <w:b/>
-      <w:bCs/>
-      <w:color w:val="12402A"/>
-      <w:sz w:val="27"/>
-      <w:szCs w:val="27"/>
-    </w:rPr>
-  </w:style>
 </w:styles>
+</file>
+
+<file path=word/theme/theme1.xml><?xml version="1.0" encoding="utf-8"?>
+<a:theme xmlns:a="http://schemas.openxmlformats.org/drawingml/2006/main" name="Office Theme">
+  <a:themeElements>
+    <a:clrScheme name="Office">
+      <a:dk1>
+        <a:sysClr val="windowText" lastClr="000000"/>
+      </a:dk1>
+      <a:lt1>
+        <a:sysClr val="window" lastClr="FFFFFF"/>
+      </a:lt1>
+      <a:dk2>
+        <a:srgbClr val="0E2841"/>
+      </a:dk2>
+      <a:lt2>
+        <a:srgbClr val="E8E8E8"/>
+      </a:lt2>
+      <a:accent1>
+        <a:srgbClr val="156082"/>
+      </a:accent1>
+      <a:accent2>
+        <a:srgbClr val="E97132"/>
+      </a:accent2>
+      <a:accent3>
+        <a:srgbClr val="196B24"/>
+      </a:accent3>
+      <a:accent4>
+        <a:srgbClr val="0F9ED5"/>
+      </a:accent4>
+      <a:accent5>
+        <a:srgbClr val="A02B93"/>
+      </a:accent5>
+      <a:accent6>
+        <a:srgbClr val="4EA72E"/>
+      </a:accent6>
+      <a:hlink>
+        <a:srgbClr val="467886"/>
+      </a:hlink>
+      <a:folHlink>
+        <a:srgbClr val="96607D"/>
+      </a:folHlink>
+    </a:clrScheme>
+    <a:fontScheme name="Office">
+      <a:majorFont>
+        <a:latin typeface="Aptos Display" panose="02110004020202020204"/>
+        <a:ea typeface=""/>
+        <a:cs typeface=""/>
+        <a:font script="Jpan" typeface="游ゴシック Light"/>
+        <a:font script="Hang" typeface="맑은 고딕"/>
+        <a:font script="Hans" typeface="等线 Light"/>
+        <a:font script="Hant" typeface="新細明體"/>
+        <a:font script="Arab" typeface="Times New Roman"/>
+        <a:font script="Hebr" typeface="Times New Roman"/>
+        <a:font script="Thai" typeface="Angsana New"/>
+        <a:font script="Ethi" typeface="Nyala"/>
+        <a:font script="Beng" typeface="Vrinda"/>
+        <a:font script="Gujr" typeface="Shruti"/>
+        <a:font script="Khmr" typeface="MoolBoran"/>
+        <a:font script="Knda" typeface="Tunga"/>
+        <a:font script="Guru" typeface="Raavi"/>
+        <a:font script="Cans" typeface="Euphemia"/>
+        <a:font script="Cher" typeface="Plantagenet Cherokee"/>
+        <a:font script="Yiii" typeface="Microsoft Yi Baiti"/>
+        <a:font script="Tibt" typeface="Microsoft Himalaya"/>
+        <a:font script="Thaa" typeface="MV Boli"/>
+        <a:font script="Deva" typeface="Mangal"/>
+        <a:font script="Telu" typeface="Gautami"/>
+        <a:font script="Taml" typeface="Latha"/>
+        <a:font script="Syrc" typeface="Estrangelo Edessa"/>
+        <a:font script="Orya" typeface="Kalinga"/>
+        <a:font script="Mlym" typeface="Kartika"/>
+        <a:font script="Laoo" typeface="DokChampa"/>
+        <a:font script="Sinh" typeface="Iskoola Pota"/>
+        <a:font script="Mong" typeface="Mongolian Baiti"/>
+        <a:font script="Viet" typeface="Times New Roman"/>
+        <a:font script="Uigh" typeface="Microsoft Uighur"/>
+        <a:font script="Geor" typeface="Sylfaen"/>
+        <a:font script="Armn" typeface="Arial"/>
+        <a:font script="Bugi" typeface="Leelawadee UI"/>
+        <a:font script="Bopo" typeface="Microsoft JhengHei"/>
+        <a:font script="Java" typeface="Javanese Text"/>
+        <a:font script="Lisu" typeface="Segoe UI"/>
+        <a:font script="Mymr" typeface="Myanmar Text"/>
+        <a:font script="Nkoo" typeface="Ebrima"/>
+        <a:font script="Olck" typeface="Nirmala UI"/>
+        <a:font script="Osma" typeface="Ebrima"/>
+        <a:font script="Phag" typeface="Phagspa"/>
+        <a:font script="Syrn" typeface="Estrangelo Edessa"/>
+        <a:font script="Syrj" typeface="Estrangelo Edessa"/>
+        <a:font script="Syre" typeface="Estrangelo Edessa"/>
+        <a:font script="Sora" typeface="Nirmala UI"/>
+        <a:font script="Tale" typeface="Microsoft Tai Le"/>
+        <a:font script="Talu" typeface="Microsoft New Tai Lue"/>
+        <a:font script="Tfng" typeface="Ebrima"/>
+      </a:majorFont>
+      <a:minorFont>
+        <a:latin typeface="Aptos" panose="02110004020202020204"/>
+        <a:ea typeface=""/>
+        <a:cs typeface=""/>
+        <a:font script="Jpan" typeface="游明朝"/>
+        <a:font script="Hang" typeface="맑은 고딕"/>
+        <a:font script="Hans" typeface="等线"/>
+        <a:font script="Hant" typeface="新細明體"/>
+        <a:font script="Arab" typeface="Arial"/>
+        <a:font script="Hebr" typeface="Arial"/>
+        <a:font script="Thai" typeface="Cordia New"/>
+        <a:font script="Ethi" typeface="Nyala"/>
+        <a:font script="Beng" typeface="Vrinda"/>
+        <a:font script="Gujr" typeface="Shruti"/>
+        <a:font script="Khmr" typeface="DaunPenh"/>
+        <a:font script="Knda" typeface="Tunga"/>
+        <a:font script="Guru" typeface="Raavi"/>
+        <a:font script="Cans" typeface="Euphemia"/>
+        <a:font script="Cher" typeface="Plantagenet Cherokee"/>
+        <a:font script="Yiii" typeface="Microsoft Yi Baiti"/>
+        <a:font script="Tibt" typeface="Microsoft Himalaya"/>
+        <a:font script="Thaa" typeface="MV Boli"/>
+        <a:font script="Deva" typeface="Mangal"/>
+        <a:font script="Telu" typeface="Gautami"/>
+        <a:font script="Taml" typeface="Latha"/>
+        <a:font script="Syrc" typeface="Estrangelo Edessa"/>
+        <a:font script="Orya" typeface="Kalinga"/>
+        <a:font script="Mlym" typeface="Kartika"/>
+        <a:font script="Laoo" typeface="DokChampa"/>
+        <a:font script="Sinh" typeface="Iskoola Pota"/>
+        <a:font script="Mong" typeface="Mongolian Baiti"/>
+        <a:font script="Viet" typeface="Arial"/>
+        <a:font script="Uigh" typeface="Microsoft Uighur"/>
+        <a:font script="Geor" typeface="Sylfaen"/>
+        <a:font script="Armn" typeface="Arial"/>
+        <a:font script="Bugi" typeface="Leelawadee UI"/>
+        <a:font script="Bopo" typeface="Microsoft JhengHei"/>
+        <a:font script="Java" typeface="Javanese Text"/>
+        <a:font script="Lisu" typeface="Segoe UI"/>
+        <a:font script="Mymr" typeface="Myanmar Text"/>
+        <a:font script="Nkoo" typeface="Ebrima"/>
+        <a:font script="Olck" typeface="Nirmala UI"/>
+        <a:font script="Osma" typeface="Ebrima"/>
+        <a:font script="Phag" typeface="Phagspa"/>
+        <a:font script="Syrn" typeface="Estrangelo Edessa"/>
+        <a:font script="Syrj" typeface="Estrangelo Edessa"/>
+        <a:font script="Syre" typeface="Estrangelo Edessa"/>
+        <a:font script="Sora" typeface="Nirmala UI"/>
+        <a:font script="Tale" typeface="Microsoft Tai Le"/>
+        <a:font script="Talu" typeface="Microsoft New Tai Lue"/>
+        <a:font script="Tfng" typeface="Ebrima"/>
+      </a:minorFont>
+    </a:fontScheme>
+    <a:fmtScheme name="Office">
+      <a:fillStyleLst>
+        <a:solidFill>
+          <a:schemeClr val="phClr"/>
+        </a:solidFill>
+        <a:gradFill rotWithShape="1">
+          <a:gsLst>
+            <a:gs pos="0">
+              <a:schemeClr val="phClr">
+                <a:lumMod val="110000"/>
+                <a:satMod val="105000"/>
+                <a:tint val="67000"/>
+              </a:schemeClr>
+            </a:gs>
+            <a:gs pos="50000">
+              <a:schemeClr val="phClr">
+                <a:lumMod val="105000"/>
+                <a:satMod val="103000"/>
+                <a:tint val="73000"/>
+              </a:schemeClr>
+            </a:gs>
+            <a:gs pos="100000">
+              <a:schemeClr val="phClr">
+                <a:lumMod val="105000"/>
+                <a:satMod val="109000"/>
+                <a:tint val="81000"/>
+              </a:schemeClr>
+            </a:gs>
+          </a:gsLst>
+          <a:lin ang="5400000" scaled="0"/>
+        </a:gradFill>
+        <a:gradFill rotWithShape="1">
+          <a:gsLst>
+            <a:gs pos="0">
+              <a:schemeClr val="phClr">
+                <a:satMod val="103000"/>
+                <a:lumMod val="102000"/>
+                <a:tint val="94000"/>
+              </a:schemeClr>
+            </a:gs>
+            <a:gs pos="50000">
+              <a:schemeClr val="phClr">
+                <a:satMod val="110000"/>
+                <a:lumMod val="100000"/>
+                <a:shade val="100000"/>
+              </a:schemeClr>
+            </a:gs>
+            <a:gs pos="100000">
+              <a:schemeClr val="phClr">
+                <a:lumMod val="99000"/>
+                <a:satMod val="120000"/>
+                <a:shade val="78000"/>
+              </a:schemeClr>
+            </a:gs>
+          </a:gsLst>
+          <a:lin ang="5400000" scaled="0"/>
+        </a:gradFill>
+      </a:fillStyleLst>
+      <a:lnStyleLst>
+        <a:ln w="12700" cap="flat" cmpd="sng" algn="ctr">
+          <a:solidFill>
+            <a:schemeClr val="phClr"/>
+          </a:solidFill>
+          <a:prstDash val="solid"/>
+          <a:miter lim="800000"/>
+        </a:ln>
+        <a:ln w="19050" cap="flat" cmpd="sng" algn="ctr">
+          <a:solidFill>
+            <a:schemeClr val="phClr"/>
+          </a:solidFill>
+          <a:prstDash val="solid"/>
+          <a:miter lim="800000"/>
+        </a:ln>
+        <a:ln w="25400" cap="flat" cmpd="sng" algn="ctr">
+          <a:solidFill>
+            <a:schemeClr val="phClr"/>
+          </a:solidFill>
+          <a:prstDash val="solid"/>
+          <a:miter lim="800000"/>
+        </a:ln>
+      </a:lnStyleLst>
+      <a:effectStyleLst>
+        <a:effectStyle>
+          <a:effectLst/>
+        </a:effectStyle>
+        <a:effectStyle>
+          <a:effectLst/>
+        </a:effectStyle>
+        <a:effectStyle>
+          <a:effectLst>
+            <a:outerShdw blurRad="57150" dist="19050" dir="5400000" algn="ctr" rotWithShape="0">
+              <a:srgbClr val="000000">
+                <a:alpha val="63000"/>
+              </a:srgbClr>
+            </a:outerShdw>
+          </a:effectLst>
+        </a:effectStyle>
+      </a:effectStyleLst>
+      <a:bgFillStyleLst>
+        <a:solidFill>
+          <a:schemeClr val="phClr"/>
+        </a:solidFill>
+        <a:solidFill>
+          <a:schemeClr val="phClr">
+            <a:tint val="95000"/>
+            <a:satMod val="170000"/>
+          </a:schemeClr>
+        </a:solidFill>
+        <a:gradFill rotWithShape="1">
+          <a:gsLst>
+            <a:gs pos="0">
+              <a:schemeClr val="phClr">
+                <a:tint val="93000"/>
+                <a:satMod val="150000"/>
+                <a:shade val="98000"/>
+                <a:lumMod val="102000"/>
+              </a:schemeClr>
+            </a:gs>
+            <a:gs pos="50000">
+              <a:schemeClr val="phClr">
+                <a:tint val="98000"/>
+                <a:satMod val="130000"/>
+                <a:shade val="90000"/>
+                <a:lumMod val="103000"/>
+              </a:schemeClr>
+            </a:gs>
+            <a:gs pos="100000">
+              <a:schemeClr val="phClr">
+                <a:shade val="63000"/>
+                <a:satMod val="120000"/>
+              </a:schemeClr>
+            </a:gs>
+          </a:gsLst>
+          <a:lin ang="5400000" scaled="0"/>
+        </a:gradFill>
+      </a:bgFillStyleLst>
+    </a:fmtScheme>
+  </a:themeElements>
+  <a:objectDefaults>
+    <a:lnDef>
+      <a:spPr/>
+      <a:bodyPr/>
+      <a:lstStyle/>
+      <a:style>
+        <a:lnRef idx="2">
+          <a:schemeClr val="accent1"/>
+        </a:lnRef>
+        <a:fillRef idx="0">
+          <a:schemeClr val="accent1"/>
+        </a:fillRef>
+        <a:effectRef idx="1">
+          <a:schemeClr val="accent1"/>
+        </a:effectRef>
+        <a:fontRef idx="minor">
+          <a:schemeClr val="tx1"/>
+        </a:fontRef>
+      </a:style>
+    </a:lnDef>
+  </a:objectDefaults>
+  <a:extraClrSchemeLst/>
+  <a:extLst>
+    <a:ext uri="{05A4C25C-085E-4340-85A3-A5531E510DB2}">
+      <thm15:themeFamily xmlns:thm15="http://schemas.microsoft.com/office/thememl/2012/main" name="Office Theme" id="{2E142A2C-CD16-42D6-873A-C26D2A0506FA}" vid="{1BDDFF52-6CD6-40A5-AB3C-68EB2F1E4D0A}"/>
+    </a:ext>
+  </a:extLst>
+</a:theme>
 </file>